--- a/Лабораторная работа №5.docx
+++ b/Лабораторная работа №5.docx
@@ -3538,7 +3538,13 @@
         <w:pStyle w:val="a8"/>
       </w:pPr>
       <w:r>
-        <w:t>Таблица 2 – исходные данные</w:t>
+        <w:t xml:space="preserve">Таблица 2 – </w:t>
+      </w:r>
+      <w:r>
+        <w:t>И</w:t>
+      </w:r>
+      <w:r>
+        <w:t>сходные данные</w:t>
       </w:r>
     </w:p>
     <w:tbl>
@@ -4501,7 +4507,13 @@
         </w:rPr>
       </w:pPr>
       <w:r>
-        <w:t xml:space="preserve">Н0501 – оценка по времени преобразования. Среднее время </w:t>
+        <w:t>Н050</w:t>
+      </w:r>
+      <w:r>
+        <w:t>2</w:t>
+      </w:r>
+      <w:r>
+        <w:t xml:space="preserve"> – оценка по времени преобразования. Среднее время </w:t>
       </w:r>
       <w:r>
         <w:rPr>
@@ -7440,11 +7452,17 @@
     <w:p>
       <w:pPr>
         <w:pStyle w:val="ab"/>
+        <w:rPr>
+          <w:lang w:val="ru-RU"/>
+        </w:rPr>
       </w:pPr>
       <w:r>
         <w:t xml:space="preserve">        </w:t>
       </w:r>
       <w:r>
+        <w:rPr>
+          <w:lang w:val="ru-RU"/>
+        </w:rPr>
         <w:t xml:space="preserve">// </w:t>
       </w:r>
       <w:r>
@@ -7454,6 +7472,9 @@
         <w:t>Оценочные</w:t>
       </w:r>
       <w:r>
+        <w:rPr>
+          <w:lang w:val="ru-RU"/>
+        </w:rPr>
         <w:t xml:space="preserve"> </w:t>
       </w:r>
       <w:r>
@@ -7466,17 +7487,122 @@
     <w:p>
       <w:pPr>
         <w:pStyle w:val="ab"/>
-      </w:pPr>
-      <w:r>
-        <w:t>        m41 = 1.0 - (double) Q / N;</w:t>
-      </w:r>
-    </w:p>
-    <w:p>
-      <w:pPr>
-        <w:pStyle w:val="ab"/>
-      </w:pPr>
-      <w:r>
-        <w:t xml:space="preserve">        </w:t>
+        <w:rPr>
+          <w:lang w:val="ru-RU"/>
+        </w:rPr>
+      </w:pPr>
+      <w:r>
+        <w:t> </w:t>
+      </w:r>
+      <w:r>
+        <w:rPr>
+          <w:lang w:val="ru-RU"/>
+        </w:rPr>
+        <w:t xml:space="preserve"> </w:t>
+      </w:r>
+      <w:r>
+        <w:t> </w:t>
+      </w:r>
+      <w:r>
+        <w:rPr>
+          <w:lang w:val="ru-RU"/>
+        </w:rPr>
+        <w:t xml:space="preserve"> </w:t>
+      </w:r>
+      <w:r>
+        <w:t> </w:t>
+      </w:r>
+      <w:r>
+        <w:rPr>
+          <w:lang w:val="ru-RU"/>
+        </w:rPr>
+        <w:t xml:space="preserve"> </w:t>
+      </w:r>
+      <w:r>
+        <w:t> </w:t>
+      </w:r>
+      <w:r>
+        <w:rPr>
+          <w:lang w:val="ru-RU"/>
+        </w:rPr>
+        <w:t xml:space="preserve"> </w:t>
+      </w:r>
+      <w:r>
+        <w:t>m</w:t>
+      </w:r>
+      <w:r>
+        <w:rPr>
+          <w:lang w:val="ru-RU"/>
+        </w:rPr>
+        <w:t>41 = 1.0 - (</w:t>
+      </w:r>
+      <w:r>
+        <w:t>double</w:t>
+      </w:r>
+      <w:r>
+        <w:rPr>
+          <w:lang w:val="ru-RU"/>
+        </w:rPr>
+        <w:t xml:space="preserve">) </w:t>
+      </w:r>
+      <w:r>
+        <w:t>Q</w:t>
+      </w:r>
+      <w:r>
+        <w:rPr>
+          <w:lang w:val="ru-RU"/>
+        </w:rPr>
+        <w:t xml:space="preserve"> / </w:t>
+      </w:r>
+      <w:r>
+        <w:t>N</w:t>
+      </w:r>
+      <w:r>
+        <w:rPr>
+          <w:lang w:val="ru-RU"/>
+        </w:rPr>
+        <w:t>;</w:t>
+      </w:r>
+    </w:p>
+    <w:p>
+      <w:pPr>
+        <w:pStyle w:val="ab"/>
+      </w:pPr>
+      <w:r>
+        <w:t> </w:t>
+      </w:r>
+      <w:r>
+        <w:rPr>
+          <w:lang w:val="ru-RU"/>
+        </w:rPr>
+        <w:t xml:space="preserve"> </w:t>
+      </w:r>
+      <w:r>
+        <w:t> </w:t>
+      </w:r>
+      <w:r>
+        <w:rPr>
+          <w:lang w:val="ru-RU"/>
+        </w:rPr>
+        <w:t xml:space="preserve"> </w:t>
+      </w:r>
+      <w:r>
+        <w:t> </w:t>
+      </w:r>
+      <w:r>
+        <w:rPr>
+          <w:lang w:val="ru-RU"/>
+        </w:rPr>
+        <w:t xml:space="preserve"> </w:t>
+      </w:r>
+      <w:r>
+        <w:t> </w:t>
+      </w:r>
+      <w:r>
+        <w:rPr>
+          <w:lang w:val="ru-RU"/>
+        </w:rPr>
+        <w:t xml:space="preserve"> </w:t>
       </w:r>
       <w:r>
         <w:t>double tvMean = (tvMin + tvMax) / 2.0;</w:t>
@@ -7514,18 +7640,12 @@
     <w:p>
       <w:pPr>
         <w:pStyle w:val="ab"/>
-        <w:rPr>
-          <w:lang w:val="ru-RU"/>
-        </w:rPr>
       </w:pPr>
       <w:r>
         <w:lastRenderedPageBreak/>
         <w:t xml:space="preserve">        </w:t>
       </w:r>
       <w:r>
-        <w:rPr>
-          <w:lang w:val="ru-RU"/>
-        </w:rPr>
         <w:t xml:space="preserve">// </w:t>
       </w:r>
       <w:r>
@@ -7535,9 +7655,6 @@
         <w:t>Метрики</w:t>
       </w:r>
       <w:r>
-        <w:rPr>
-          <w:lang w:val="ru-RU"/>
-        </w:rPr>
         <w:t xml:space="preserve"> (</w:t>
       </w:r>
       <w:r>
@@ -7547,80 +7664,53 @@
         <w:t>формула</w:t>
       </w:r>
       <w:r>
-        <w:rPr>
-          <w:lang w:val="ru-RU"/>
-        </w:rPr>
         <w:t xml:space="preserve"> 3)</w:t>
       </w:r>
     </w:p>
     <w:p>
       <w:pPr>
         <w:pStyle w:val="ab"/>
-        <w:rPr>
-          <w:lang w:val="ru-RU"/>
-        </w:rPr>
       </w:pPr>
       <w:r>
         <w:t> </w:t>
       </w:r>
       <w:r>
-        <w:rPr>
-          <w:lang w:val="ru-RU"/>
-        </w:rPr>
         <w:t xml:space="preserve"> </w:t>
       </w:r>
       <w:r>
         <w:t> </w:t>
       </w:r>
       <w:r>
-        <w:rPr>
-          <w:lang w:val="ru-RU"/>
-        </w:rPr>
         <w:t xml:space="preserve"> </w:t>
       </w:r>
       <w:r>
         <w:t> </w:t>
       </w:r>
       <w:r>
-        <w:rPr>
-          <w:lang w:val="ru-RU"/>
-        </w:rPr>
         <w:t xml:space="preserve"> </w:t>
       </w:r>
       <w:r>
         <w:t> </w:t>
       </w:r>
       <w:r>
-        <w:rPr>
-          <w:lang w:val="ru-RU"/>
-        </w:rPr>
         <w:t xml:space="preserve"> </w:t>
       </w:r>
       <w:r>
         <w:t>p</w:t>
       </w:r>
       <w:r>
-        <w:rPr>
-          <w:lang w:val="ru-RU"/>
-        </w:rPr>
         <w:t>24</w:t>
       </w:r>
       <w:r>
         <w:t>M</w:t>
       </w:r>
       <w:r>
-        <w:rPr>
-          <w:lang w:val="ru-RU"/>
-        </w:rPr>
         <w:t xml:space="preserve"> = </w:t>
       </w:r>
       <w:r>
         <w:t>m</w:t>
       </w:r>
       <w:r>
-        <w:rPr>
-          <w:lang w:val="ru-RU"/>
-        </w:rPr>
         <w:t>41;</w:t>
       </w:r>
     </w:p>
@@ -7635,36 +7725,24 @@
         <w:t> </w:t>
       </w:r>
       <w:r>
-        <w:rPr>
-          <w:lang w:val="ru-RU"/>
-        </w:rPr>
         <w:t xml:space="preserve"> </w:t>
       </w:r>
       <w:r>
         <w:t> </w:t>
       </w:r>
       <w:r>
-        <w:rPr>
-          <w:lang w:val="ru-RU"/>
-        </w:rPr>
         <w:t xml:space="preserve"> </w:t>
       </w:r>
       <w:r>
         <w:t> </w:t>
       </w:r>
       <w:r>
-        <w:rPr>
-          <w:lang w:val="ru-RU"/>
-        </w:rPr>
         <w:t xml:space="preserve"> </w:t>
       </w:r>
       <w:r>
         <w:t> </w:t>
       </w:r>
       <w:r>
-        <w:rPr>
-          <w:lang w:val="ru-RU"/>
-        </w:rPr>
         <w:t xml:space="preserve"> </w:t>
       </w:r>
       <w:r>
@@ -7771,9 +7849,6 @@
     <w:p>
       <w:pPr>
         <w:pStyle w:val="ab"/>
-        <w:rPr>
-          <w:lang w:val="ru-RU"/>
-        </w:rPr>
       </w:pPr>
       <w:r>
         <w:rPr>
@@ -7785,27 +7860,18 @@
         <w:t>kFactor</w:t>
       </w:r>
       <w:r>
-        <w:rPr>
-          <w:lang w:val="ru-RU"/>
-        </w:rPr>
         <w:t xml:space="preserve"> = </w:t>
       </w:r>
       <w:r>
         <w:t>k</w:t>
       </w:r>
       <w:r>
-        <w:rPr>
-          <w:lang w:val="ru-RU"/>
-        </w:rPr>
         <w:t>12 * 1.0;</w:t>
       </w:r>
     </w:p>
     <w:p>
       <w:pPr>
         <w:pStyle w:val="ab"/>
-        <w:rPr>
-          <w:lang w:val="ru-RU"/>
-        </w:rPr>
       </w:pPr>
     </w:p>
     <w:p>
@@ -7816,36 +7882,24 @@
         <w:t> </w:t>
       </w:r>
       <w:r>
-        <w:rPr>
-          <w:lang w:val="ru-RU"/>
-        </w:rPr>
         <w:t xml:space="preserve"> </w:t>
       </w:r>
       <w:r>
         <w:t> </w:t>
       </w:r>
       <w:r>
-        <w:rPr>
-          <w:lang w:val="ru-RU"/>
-        </w:rPr>
         <w:t xml:space="preserve"> </w:t>
       </w:r>
       <w:r>
         <w:t> </w:t>
       </w:r>
       <w:r>
-        <w:rPr>
-          <w:lang w:val="ru-RU"/>
-        </w:rPr>
         <w:t xml:space="preserve"> </w:t>
       </w:r>
       <w:r>
         <w:t> </w:t>
       </w:r>
       <w:r>
-        <w:rPr>
-          <w:lang w:val="ru-RU"/>
-        </w:rPr>
         <w:t xml:space="preserve"> </w:t>
       </w:r>
       <w:r>
@@ -8702,7 +8756,13 @@
         <w:pStyle w:val="a8"/>
       </w:pPr>
       <w:r>
-        <w:t xml:space="preserve">Таблица 3 –результаты </w:t>
+        <w:t>Таблица 3 –</w:t>
+      </w:r>
+      <w:r>
+        <w:t xml:space="preserve"> Ре</w:t>
+      </w:r>
+      <w:r>
+        <w:t xml:space="preserve">зультаты </w:t>
       </w:r>
       <w:r>
         <w:t>ручного и программного расчёта</w:t>

--- a/Лабораторная работа №5.docx
+++ b/Лабораторная работа №5.docx
@@ -370,7 +370,19 @@
         <w:rPr>
           <w:szCs w:val="28"/>
         </w:rPr>
-        <w:t>Студент группы РИЗ-410938</w:t>
+        <w:t>Студент группы РИЗ-4</w:t>
+      </w:r>
+      <w:r>
+        <w:rPr>
+          <w:szCs w:val="28"/>
+        </w:rPr>
+        <w:t>3</w:t>
+      </w:r>
+      <w:r>
+        <w:rPr>
+          <w:szCs w:val="28"/>
+        </w:rPr>
+        <w:t>0938</w:t>
       </w:r>
       <w:proofErr w:type="gramStart"/>
       <w:r>
@@ -4638,123 +4650,69 @@
     <w:p>
       <w:pPr>
         <w:pStyle w:val="2"/>
+      </w:pPr>
+      <w:r>
+        <w:t>Н050</w:t>
+      </w:r>
+      <w:r>
+        <w:t>2</w:t>
+      </w:r>
+      <w:r>
+        <w:t xml:space="preserve"> – оценка по времени преобразования. </w:t>
+      </w:r>
+      <w:r>
+        <w:t>Так, как максимальное время нашего диапазона</w:t>
+      </w:r>
+      <w:r>
+        <w:t xml:space="preserve"> </w:t>
+      </w:r>
+      <w:proofErr w:type="gramStart"/>
+      <w:r>
         <w:rPr>
           <w:lang w:val="en-US"/>
         </w:rPr>
-      </w:pPr>
-      <w:r>
-        <w:t>Н050</w:t>
+        <w:t>R</w:t>
+      </w:r>
+      <w:r>
+        <w:t>[</w:t>
+      </w:r>
+      <w:proofErr w:type="gramEnd"/>
+      <w:r>
+        <w:t>8; 12]</w:t>
+      </w:r>
+      <w:r>
+        <w:t xml:space="preserve"> входит в допустимое время</w:t>
+      </w:r>
+      <w:r>
+        <w:t xml:space="preserve"> Т</w:t>
+      </w:r>
+      <w:r>
+        <w:rPr>
+          <w:vertAlign w:val="subscript"/>
+        </w:rPr>
+        <w:t>П</w:t>
+      </w:r>
+      <w:r>
+        <w:t xml:space="preserve"> = 1</w:t>
       </w:r>
       <w:r>
         <w:t>2</w:t>
       </w:r>
       <w:r>
-        <w:t xml:space="preserve"> – оценка по времени преобразования. Среднее время </w:t>
-      </w:r>
-      <w:proofErr w:type="gramStart"/>
-      <w:r>
-        <w:rPr>
-          <w:lang w:val="en-US"/>
-        </w:rPr>
-        <w:t>R[</w:t>
-      </w:r>
-      <w:proofErr w:type="gramEnd"/>
-      <w:r>
-        <w:rPr>
-          <w:lang w:val="en-US"/>
-        </w:rPr>
-        <w:t>8; 12]:</w:t>
-      </w:r>
-    </w:p>
-    <w:p>
-      <w:pPr>
-        <w:pStyle w:val="2"/>
-        <w:ind w:left="707"/>
-        <w:rPr>
-          <w:i/>
-        </w:rPr>
-      </w:pPr>
-      <m:oMathPara>
-        <m:oMathParaPr>
-          <m:jc m:val="left"/>
-        </m:oMathParaPr>
-        <m:oMath>
-          <m:sSub>
-            <m:sSubPr>
-              <m:ctrlPr>
-                <w:rPr>
-                  <w:rFonts w:ascii="Cambria Math" w:hAnsi="Cambria Math"/>
-                  <w:i/>
-                  <w:lang w:val="en-US"/>
-                </w:rPr>
-              </m:ctrlPr>
-            </m:sSubPr>
-            <m:e>
-              <m:r>
-                <w:rPr>
-                  <w:rFonts w:ascii="Cambria Math" w:hAnsi="Cambria Math"/>
-                  <w:lang w:val="en-US"/>
-                </w:rPr>
-                <m:t>T</m:t>
-              </m:r>
-            </m:e>
-            <m:sub>
-              <m:r>
-                <w:rPr>
-                  <w:rFonts w:ascii="Cambria Math" w:hAnsi="Cambria Math"/>
-                </w:rPr>
-                <m:t>п</m:t>
-              </m:r>
-            </m:sub>
-          </m:sSub>
-          <m:r>
-            <w:rPr>
-              <w:rFonts w:ascii="Cambria Math" w:hAnsi="Cambria Math"/>
-              <w:lang w:val="en-US"/>
-            </w:rPr>
-            <m:t>=</m:t>
-          </m:r>
-          <m:f>
-            <m:fPr>
-              <m:ctrlPr>
-                <w:rPr>
-                  <w:rFonts w:ascii="Cambria Math" w:hAnsi="Cambria Math"/>
-                  <w:i/>
-                </w:rPr>
-              </m:ctrlPr>
-            </m:fPr>
-            <m:num>
-              <m:r>
-                <w:rPr>
-                  <w:rFonts w:ascii="Cambria Math" w:hAnsi="Cambria Math"/>
-                </w:rPr>
-                <m:t>8+12</m:t>
-              </m:r>
-            </m:num>
-            <m:den>
-              <m:r>
-                <w:rPr>
-                  <w:rFonts w:ascii="Cambria Math" w:hAnsi="Cambria Math"/>
-                </w:rPr>
-                <m:t>2</m:t>
-              </m:r>
-            </m:den>
-          </m:f>
-          <m:r>
-            <w:rPr>
-              <w:rFonts w:ascii="Cambria Math" w:hAnsi="Cambria Math"/>
-            </w:rPr>
-            <m:t>=10 с</m:t>
-          </m:r>
-        </m:oMath>
-      </m:oMathPara>
-    </w:p>
-    <w:p>
-      <w:pPr>
-        <w:pStyle w:val="2"/>
-      </w:pPr>
-      <w:r>
-        <w:t>Так, как Т</w:t>
+        <w:t xml:space="preserve">с </w:t>
+      </w:r>
+      <w:r>
+        <w:rPr>
+          <w:rFonts w:cs="Times New Roman"/>
+        </w:rPr>
+        <w:t>≤</w:t>
+      </w:r>
+      <w:r>
+        <w:t xml:space="preserve"> </w:t>
+      </w:r>
+      <w:proofErr w:type="spellStart"/>
+      <w:r>
+        <w:t>Т</w:t>
       </w:r>
       <w:r>
         <w:rPr>
@@ -4763,35 +4721,20 @@
         <w:t>П</w:t>
       </w:r>
       <w:r>
-        <w:t xml:space="preserve"> = 10с </w:t>
-      </w:r>
-      <w:proofErr w:type="gramStart"/>
-      <w:r>
-        <w:t>&lt;</w:t>
-      </w:r>
-      <w:r>
-        <w:t xml:space="preserve"> </w:t>
-      </w:r>
-      <w:proofErr w:type="spellStart"/>
-      <w:r>
-        <w:t>Т</w:t>
-      </w:r>
-      <w:r>
-        <w:rPr>
-          <w:vertAlign w:val="subscript"/>
-        </w:rPr>
-        <w:t>П</w:t>
-      </w:r>
-      <w:r>
         <w:rPr>
           <w:vertAlign w:val="superscript"/>
         </w:rPr>
         <w:t>доп</w:t>
       </w:r>
       <w:proofErr w:type="spellEnd"/>
-      <w:proofErr w:type="gramEnd"/>
-      <w:r>
-        <w:t xml:space="preserve"> = 14с:</w:t>
+      <w:r>
+        <w:t xml:space="preserve"> = 14с</w:t>
+      </w:r>
+      <w:r>
+        <w:t>, соответственно оценочный элемент всегда будет равняться единице</w:t>
+      </w:r>
+      <w:r>
+        <w:t>:</w:t>
       </w:r>
     </w:p>
     <w:p>
@@ -4850,33 +4793,6 @@
       <w:pPr>
         <w:pStyle w:val="2"/>
         <w:ind w:left="707"/>
-        <w:rPr>
-          <w:lang w:val="en-US"/>
-        </w:rPr>
-      </w:pPr>
-    </w:p>
-    <w:p>
-      <w:pPr>
-        <w:pStyle w:val="2"/>
-        <w:ind w:left="707"/>
-        <w:rPr>
-          <w:lang w:val="en-US"/>
-        </w:rPr>
-      </w:pPr>
-    </w:p>
-    <w:p>
-      <w:pPr>
-        <w:pStyle w:val="2"/>
-        <w:ind w:left="707"/>
-        <w:rPr>
-          <w:lang w:val="en-US"/>
-        </w:rPr>
-      </w:pPr>
-    </w:p>
-    <w:p>
-      <w:pPr>
-        <w:pStyle w:val="2"/>
-        <w:ind w:left="707"/>
       </w:pPr>
     </w:p>
     <w:p>
@@ -4889,7 +4805,6 @@
       </w:pPr>
       <w:bookmarkStart w:id="5" w:name="_Toc241663931"/>
       <w:r>
-        <w:lastRenderedPageBreak/>
         <w:t>Метрики</w:t>
       </w:r>
       <w:r>
@@ -5065,6 +4980,7 @@
         <w:pStyle w:val="2"/>
       </w:pPr>
       <w:r>
+        <w:lastRenderedPageBreak/>
         <w:t xml:space="preserve">Метрика H04 </w:t>
       </w:r>
       <w:r>
@@ -6330,35 +6246,6 @@
       <w:pPr>
         <w:pStyle w:val="2"/>
       </w:pPr>
-      <w:r>
-        <w:t xml:space="preserve">Исходя из пункта </w:t>
-      </w:r>
-      <w:r>
-        <w:t>3.2 ГОСТ 28195-89</w:t>
-      </w:r>
-      <w:r>
-        <w:t xml:space="preserve"> ограничим значение </w:t>
-      </w:r>
-      <w:r>
-        <w:rPr>
-          <w:i/>
-          <w:iCs/>
-          <w:lang w:val="en-US"/>
-        </w:rPr>
-        <w:t>K</w:t>
-      </w:r>
-      <w:r>
-        <w:rPr>
-          <w:vertAlign w:val="subscript"/>
-        </w:rPr>
-        <w:t>12</w:t>
-      </w:r>
-      <w:r>
-        <w:t xml:space="preserve"> </w:t>
-      </w:r>
-      <w:r>
-        <w:t>сверху единицей.</w:t>
-      </w:r>
     </w:p>
     <w:p>
       <w:pPr>
@@ -6370,7 +6257,6 @@
       </w:pPr>
       <w:bookmarkStart w:id="8" w:name="_Toc241663934"/>
       <w:r>
-        <w:lastRenderedPageBreak/>
         <w:t>Фактор надёжности (Формула 6).</w:t>
       </w:r>
       <w:bookmarkEnd w:id="8"/>
@@ -6462,7 +6348,6 @@
         <w:ind w:left="707"/>
         <w:rPr>
           <w:i/>
-          <w:lang w:val="en-US"/>
         </w:rPr>
       </w:pPr>
       <m:oMathPara>
@@ -6600,7 +6485,26 @@
               <w:rFonts w:ascii="Cambria Math" w:hAnsi="Cambria Math"/>
               <w:lang w:val="en-US"/>
             </w:rPr>
-            <m:t>=1∙1=1</m:t>
+            <m:t>=1,</m:t>
+          </m:r>
+          <m:r>
+            <w:rPr>
+              <w:rFonts w:ascii="Cambria Math" w:hAnsi="Cambria Math"/>
+            </w:rPr>
+            <m:t>025</m:t>
+          </m:r>
+          <m:r>
+            <w:rPr>
+              <w:rFonts w:ascii="Cambria Math" w:hAnsi="Cambria Math"/>
+              <w:lang w:val="en-US"/>
+            </w:rPr>
+            <m:t>∙1=1,</m:t>
+          </m:r>
+          <m:r>
+            <w:rPr>
+              <w:rFonts w:ascii="Cambria Math" w:hAnsi="Cambria Math"/>
+            </w:rPr>
+            <m:t>025</m:t>
           </m:r>
         </m:oMath>
       </m:oMathPara>
@@ -7574,6 +7478,7 @@
         <w:rPr>
           <w:color w:val="202020"/>
         </w:rPr>
+        <w:lastRenderedPageBreak/>
         <w:t xml:space="preserve">    </w:t>
       </w:r>
       <w:r>
@@ -7956,6 +7861,98 @@
       </w:r>
       <w:r>
         <w:rPr>
+          <w:color w:val="267F99"/>
+        </w:rPr>
+        <w:t>Random</w:t>
+      </w:r>
+      <w:r>
+        <w:rPr>
+          <w:color w:val="953800"/>
+        </w:rPr>
+        <w:t xml:space="preserve"> </w:t>
+      </w:r>
+      <w:proofErr w:type="spellStart"/>
+      <w:r>
+        <w:rPr>
+          <w:color w:val="1F2328"/>
+        </w:rPr>
+        <w:t>random</w:t>
+      </w:r>
+      <w:proofErr w:type="spellEnd"/>
+      <w:r>
+        <w:rPr>
+          <w:color w:val="953800"/>
+        </w:rPr>
+        <w:t xml:space="preserve"> </w:t>
+      </w:r>
+      <w:r>
+        <w:rPr>
+          <w:color w:val="000000"/>
+        </w:rPr>
+        <w:t>=</w:t>
+      </w:r>
+      <w:r>
+        <w:rPr>
+          <w:color w:val="202020"/>
+        </w:rPr>
+        <w:t xml:space="preserve"> </w:t>
+      </w:r>
+      <w:r>
+        <w:rPr>
+          <w:color w:val="AF00DB"/>
+        </w:rPr>
+        <w:t>new</w:t>
+      </w:r>
+      <w:r>
+        <w:rPr>
+          <w:color w:val="202020"/>
+        </w:rPr>
+        <w:t xml:space="preserve"> </w:t>
+      </w:r>
+      <w:proofErr w:type="gramStart"/>
+      <w:r>
+        <w:rPr>
+          <w:color w:val="8250DF"/>
+        </w:rPr>
+        <w:t>Random</w:t>
+      </w:r>
+      <w:r>
+        <w:rPr>
+          <w:color w:val="202020"/>
+        </w:rPr>
+        <w:t>(</w:t>
+      </w:r>
+      <w:proofErr w:type="gramEnd"/>
+      <w:r>
+        <w:rPr>
+          <w:color w:val="202020"/>
+        </w:rPr>
+        <w:t>);</w:t>
+      </w:r>
+    </w:p>
+    <w:p>
+      <w:pPr>
+        <w:pStyle w:val="ab"/>
+        <w:rPr>
+          <w:color w:val="202020"/>
+        </w:rPr>
+      </w:pPr>
+    </w:p>
+    <w:p>
+      <w:pPr>
+        <w:pStyle w:val="ab"/>
+        <w:rPr>
+          <w:color w:val="202020"/>
+        </w:rPr>
+      </w:pPr>
+      <w:r>
+        <w:rPr>
+          <w:color w:val="202020"/>
+        </w:rPr>
+        <w:t xml:space="preserve">    </w:t>
+      </w:r>
+      <w:r>
+        <w:rPr>
           <w:color w:val="0000FF"/>
         </w:rPr>
         <w:t>public</w:t>
@@ -9442,7 +9439,6 @@
         <w:rPr>
           <w:color w:val="202020"/>
         </w:rPr>
-        <w:lastRenderedPageBreak/>
         <w:t xml:space="preserve">            </w:t>
       </w:r>
       <w:proofErr w:type="gramStart"/>
@@ -9714,6 +9710,7 @@
         <w:rPr>
           <w:color w:val="267F99"/>
         </w:rPr>
+        <w:lastRenderedPageBreak/>
         <w:t>Double</w:t>
       </w:r>
       <w:r>
@@ -11165,10 +11162,548 @@
         </w:rPr>
         <w:t xml:space="preserve"> </w:t>
       </w:r>
+      <w:proofErr w:type="gramStart"/>
       <w:r>
         <w:rPr>
           <w:color w:val="267F99"/>
         </w:rPr>
+        <w:t>double</w:t>
+      </w:r>
+      <w:r>
+        <w:rPr>
+          <w:color w:val="202020"/>
+        </w:rPr>
+        <w:t>[</w:t>
+      </w:r>
+      <w:proofErr w:type="gramEnd"/>
+      <w:r>
+        <w:rPr>
+          <w:color w:val="202020"/>
+        </w:rPr>
+        <w:t xml:space="preserve">] </w:t>
+      </w:r>
+      <w:proofErr w:type="spellStart"/>
+      <w:r>
+        <w:rPr>
+          <w:color w:val="8250DF"/>
+        </w:rPr>
+        <w:t>generateUniform</w:t>
+      </w:r>
+      <w:proofErr w:type="spellEnd"/>
+      <w:r>
+        <w:rPr>
+          <w:color w:val="202020"/>
+        </w:rPr>
+        <w:t>(</w:t>
+      </w:r>
+      <w:r>
+        <w:rPr>
+          <w:color w:val="267F99"/>
+        </w:rPr>
+        <w:t>int</w:t>
+      </w:r>
+      <w:r>
+        <w:rPr>
+          <w:color w:val="202020"/>
+        </w:rPr>
+        <w:t xml:space="preserve"> </w:t>
+      </w:r>
+      <w:r>
+        <w:rPr>
+          <w:color w:val="953800"/>
+        </w:rPr>
+        <w:t>count</w:t>
+      </w:r>
+      <w:r>
+        <w:rPr>
+          <w:color w:val="202020"/>
+        </w:rPr>
+        <w:t xml:space="preserve">, </w:t>
+      </w:r>
+      <w:r>
+        <w:rPr>
+          <w:color w:val="267F99"/>
+        </w:rPr>
+        <w:t>double</w:t>
+      </w:r>
+      <w:r>
+        <w:rPr>
+          <w:color w:val="202020"/>
+        </w:rPr>
+        <w:t xml:space="preserve"> </w:t>
+      </w:r>
+      <w:r>
+        <w:rPr>
+          <w:color w:val="953800"/>
+        </w:rPr>
+        <w:t>min</w:t>
+      </w:r>
+      <w:r>
+        <w:rPr>
+          <w:color w:val="202020"/>
+        </w:rPr>
+        <w:t xml:space="preserve">, </w:t>
+      </w:r>
+      <w:r>
+        <w:rPr>
+          <w:color w:val="267F99"/>
+        </w:rPr>
+        <w:t>double</w:t>
+      </w:r>
+      <w:r>
+        <w:rPr>
+          <w:color w:val="202020"/>
+        </w:rPr>
+        <w:t xml:space="preserve"> </w:t>
+      </w:r>
+      <w:r>
+        <w:rPr>
+          <w:color w:val="953800"/>
+        </w:rPr>
+        <w:t>max</w:t>
+      </w:r>
+      <w:r>
+        <w:rPr>
+          <w:color w:val="202020"/>
+        </w:rPr>
+        <w:t>) {</w:t>
+      </w:r>
+    </w:p>
+    <w:p>
+      <w:pPr>
+        <w:pStyle w:val="ab"/>
+        <w:rPr>
+          <w:color w:val="202020"/>
+        </w:rPr>
+      </w:pPr>
+      <w:r>
+        <w:rPr>
+          <w:color w:val="202020"/>
+        </w:rPr>
+        <w:t xml:space="preserve">        </w:t>
+      </w:r>
+      <w:proofErr w:type="gramStart"/>
+      <w:r>
+        <w:rPr>
+          <w:color w:val="267F99"/>
+        </w:rPr>
+        <w:t>double</w:t>
+      </w:r>
+      <w:r>
+        <w:rPr>
+          <w:color w:val="953800"/>
+        </w:rPr>
+        <w:t>[</w:t>
+      </w:r>
+      <w:proofErr w:type="gramEnd"/>
+      <w:r>
+        <w:rPr>
+          <w:color w:val="953800"/>
+        </w:rPr>
+        <w:t xml:space="preserve">] </w:t>
+      </w:r>
+      <w:r>
+        <w:rPr>
+          <w:color w:val="1F2328"/>
+        </w:rPr>
+        <w:t>values</w:t>
+      </w:r>
+      <w:r>
+        <w:rPr>
+          <w:color w:val="953800"/>
+        </w:rPr>
+        <w:t xml:space="preserve"> </w:t>
+      </w:r>
+      <w:r>
+        <w:rPr>
+          <w:color w:val="000000"/>
+        </w:rPr>
+        <w:t>=</w:t>
+      </w:r>
+      <w:r>
+        <w:rPr>
+          <w:color w:val="202020"/>
+        </w:rPr>
+        <w:t xml:space="preserve"> </w:t>
+      </w:r>
+      <w:r>
+        <w:rPr>
+          <w:color w:val="AF00DB"/>
+        </w:rPr>
+        <w:t>new</w:t>
+      </w:r>
+      <w:r>
+        <w:rPr>
+          <w:color w:val="202020"/>
+        </w:rPr>
+        <w:t xml:space="preserve"> </w:t>
+      </w:r>
+      <w:r>
+        <w:rPr>
+          <w:color w:val="267F99"/>
+        </w:rPr>
+        <w:t>double</w:t>
+      </w:r>
+      <w:r>
+        <w:rPr>
+          <w:color w:val="202020"/>
+        </w:rPr>
+        <w:t>[</w:t>
+      </w:r>
+      <w:r>
+        <w:rPr>
+          <w:color w:val="953800"/>
+        </w:rPr>
+        <w:t>count</w:t>
+      </w:r>
+      <w:r>
+        <w:rPr>
+          <w:color w:val="202020"/>
+        </w:rPr>
+        <w:t>];</w:t>
+      </w:r>
+    </w:p>
+    <w:p>
+      <w:pPr>
+        <w:pStyle w:val="ab"/>
+        <w:rPr>
+          <w:color w:val="202020"/>
+        </w:rPr>
+      </w:pPr>
+      <w:r>
+        <w:rPr>
+          <w:color w:val="202020"/>
+        </w:rPr>
+        <w:t xml:space="preserve">        </w:t>
+      </w:r>
+      <w:r>
+        <w:rPr>
+          <w:color w:val="AF00DB"/>
+        </w:rPr>
+        <w:t>for</w:t>
+      </w:r>
+      <w:r>
+        <w:rPr>
+          <w:color w:val="202020"/>
+        </w:rPr>
+        <w:t xml:space="preserve"> (</w:t>
+      </w:r>
+      <w:r>
+        <w:rPr>
+          <w:color w:val="267F99"/>
+        </w:rPr>
+        <w:t>int</w:t>
+      </w:r>
+      <w:r>
+        <w:rPr>
+          <w:color w:val="953800"/>
+        </w:rPr>
+        <w:t xml:space="preserve"> </w:t>
+      </w:r>
+      <w:proofErr w:type="spellStart"/>
+      <w:r>
+        <w:rPr>
+          <w:color w:val="1F2328"/>
+        </w:rPr>
+        <w:t>i</w:t>
+      </w:r>
+      <w:proofErr w:type="spellEnd"/>
+      <w:r>
+        <w:rPr>
+          <w:color w:val="953800"/>
+        </w:rPr>
+        <w:t xml:space="preserve"> </w:t>
+      </w:r>
+      <w:r>
+        <w:rPr>
+          <w:color w:val="000000"/>
+        </w:rPr>
+        <w:t>=</w:t>
+      </w:r>
+      <w:r>
+        <w:rPr>
+          <w:color w:val="202020"/>
+        </w:rPr>
+        <w:t xml:space="preserve"> </w:t>
+      </w:r>
+      <w:r>
+        <w:rPr>
+          <w:color w:val="098658"/>
+        </w:rPr>
+        <w:t>0</w:t>
+      </w:r>
+      <w:r>
+        <w:rPr>
+          <w:color w:val="202020"/>
+        </w:rPr>
+        <w:t xml:space="preserve">; </w:t>
+      </w:r>
+      <w:proofErr w:type="spellStart"/>
+      <w:r>
+        <w:rPr>
+          <w:color w:val="1F2328"/>
+        </w:rPr>
+        <w:t>i</w:t>
+      </w:r>
+      <w:proofErr w:type="spellEnd"/>
+      <w:r>
+        <w:rPr>
+          <w:color w:val="202020"/>
+        </w:rPr>
+        <w:t xml:space="preserve"> </w:t>
+      </w:r>
+      <w:r>
+        <w:rPr>
+          <w:color w:val="000000"/>
+        </w:rPr>
+        <w:t>&lt;</w:t>
+      </w:r>
+      <w:r>
+        <w:rPr>
+          <w:color w:val="202020"/>
+        </w:rPr>
+        <w:t xml:space="preserve"> </w:t>
+      </w:r>
+      <w:r>
+        <w:rPr>
+          <w:color w:val="953800"/>
+        </w:rPr>
+        <w:t>count</w:t>
+      </w:r>
+      <w:r>
+        <w:rPr>
+          <w:color w:val="202020"/>
+        </w:rPr>
+        <w:t xml:space="preserve">; </w:t>
+      </w:r>
+      <w:proofErr w:type="spellStart"/>
+      <w:r>
+        <w:rPr>
+          <w:color w:val="1F2328"/>
+        </w:rPr>
+        <w:t>i</w:t>
+      </w:r>
+      <w:proofErr w:type="spellEnd"/>
+      <w:r>
+        <w:rPr>
+          <w:color w:val="000000"/>
+        </w:rPr>
+        <w:t>++</w:t>
+      </w:r>
+      <w:r>
+        <w:rPr>
+          <w:color w:val="202020"/>
+        </w:rPr>
+        <w:t>) {</w:t>
+      </w:r>
+    </w:p>
+    <w:p>
+      <w:pPr>
+        <w:pStyle w:val="ab"/>
+        <w:rPr>
+          <w:color w:val="202020"/>
+        </w:rPr>
+      </w:pPr>
+      <w:r>
+        <w:rPr>
+          <w:color w:val="202020"/>
+        </w:rPr>
+        <w:t xml:space="preserve">            </w:t>
+      </w:r>
+      <w:r>
+        <w:rPr>
+          <w:color w:val="1F2328"/>
+        </w:rPr>
+        <w:t>values</w:t>
+      </w:r>
+      <w:r>
+        <w:rPr>
+          <w:color w:val="202020"/>
+        </w:rPr>
+        <w:t>[</w:t>
+      </w:r>
+      <w:proofErr w:type="spellStart"/>
+      <w:r>
+        <w:rPr>
+          <w:color w:val="1F2328"/>
+        </w:rPr>
+        <w:t>i</w:t>
+      </w:r>
+      <w:proofErr w:type="spellEnd"/>
+      <w:r>
+        <w:rPr>
+          <w:color w:val="202020"/>
+        </w:rPr>
+        <w:t xml:space="preserve">] </w:t>
+      </w:r>
+      <w:r>
+        <w:rPr>
+          <w:color w:val="000000"/>
+        </w:rPr>
+        <w:t>=</w:t>
+      </w:r>
+      <w:r>
+        <w:rPr>
+          <w:color w:val="202020"/>
+        </w:rPr>
+        <w:t xml:space="preserve"> </w:t>
+      </w:r>
+      <w:proofErr w:type="spellStart"/>
+      <w:proofErr w:type="gramStart"/>
+      <w:r>
+        <w:rPr>
+          <w:color w:val="1F2328"/>
+        </w:rPr>
+        <w:t>random</w:t>
+      </w:r>
+      <w:r>
+        <w:rPr>
+          <w:color w:val="202020"/>
+        </w:rPr>
+        <w:t>.</w:t>
+      </w:r>
+      <w:r>
+        <w:rPr>
+          <w:color w:val="8250DF"/>
+        </w:rPr>
+        <w:t>nextDouble</w:t>
+      </w:r>
+      <w:proofErr w:type="spellEnd"/>
+      <w:proofErr w:type="gramEnd"/>
+      <w:r>
+        <w:rPr>
+          <w:color w:val="202020"/>
+        </w:rPr>
+        <w:t>(</w:t>
+      </w:r>
+      <w:r>
+        <w:rPr>
+          <w:color w:val="953800"/>
+        </w:rPr>
+        <w:t>min</w:t>
+      </w:r>
+      <w:r>
+        <w:rPr>
+          <w:color w:val="202020"/>
+        </w:rPr>
+        <w:t xml:space="preserve">, </w:t>
+      </w:r>
+      <w:r>
+        <w:rPr>
+          <w:color w:val="953800"/>
+        </w:rPr>
+        <w:t>max</w:t>
+      </w:r>
+      <w:r>
+        <w:rPr>
+          <w:color w:val="202020"/>
+        </w:rPr>
+        <w:t>);</w:t>
+      </w:r>
+    </w:p>
+    <w:p>
+      <w:pPr>
+        <w:pStyle w:val="ab"/>
+        <w:rPr>
+          <w:color w:val="202020"/>
+        </w:rPr>
+      </w:pPr>
+      <w:r>
+        <w:rPr>
+          <w:color w:val="202020"/>
+        </w:rPr>
+        <w:t>        }</w:t>
+      </w:r>
+    </w:p>
+    <w:p>
+      <w:pPr>
+        <w:pStyle w:val="ab"/>
+        <w:rPr>
+          <w:color w:val="202020"/>
+        </w:rPr>
+      </w:pPr>
+      <w:r>
+        <w:rPr>
+          <w:color w:val="202020"/>
+        </w:rPr>
+        <w:t xml:space="preserve">        </w:t>
+      </w:r>
+      <w:r>
+        <w:rPr>
+          <w:color w:val="AF00DB"/>
+        </w:rPr>
+        <w:t>return</w:t>
+      </w:r>
+      <w:r>
+        <w:rPr>
+          <w:color w:val="202020"/>
+        </w:rPr>
+        <w:t xml:space="preserve"> </w:t>
+      </w:r>
+      <w:r>
+        <w:rPr>
+          <w:color w:val="1F2328"/>
+        </w:rPr>
+        <w:t>values</w:t>
+      </w:r>
+      <w:r>
+        <w:rPr>
+          <w:color w:val="202020"/>
+        </w:rPr>
+        <w:t>;</w:t>
+      </w:r>
+    </w:p>
+    <w:p>
+      <w:pPr>
+        <w:pStyle w:val="ab"/>
+        <w:rPr>
+          <w:color w:val="202020"/>
+        </w:rPr>
+      </w:pPr>
+      <w:r>
+        <w:rPr>
+          <w:color w:val="202020"/>
+        </w:rPr>
+        <w:t>    }</w:t>
+      </w:r>
+    </w:p>
+    <w:p>
+      <w:pPr>
+        <w:pStyle w:val="ab"/>
+        <w:rPr>
+          <w:color w:val="202020"/>
+        </w:rPr>
+      </w:pPr>
+    </w:p>
+    <w:p>
+      <w:pPr>
+        <w:pStyle w:val="ab"/>
+        <w:rPr>
+          <w:color w:val="202020"/>
+        </w:rPr>
+      </w:pPr>
+      <w:r>
+        <w:rPr>
+          <w:color w:val="202020"/>
+        </w:rPr>
+        <w:t xml:space="preserve">    </w:t>
+      </w:r>
+      <w:r>
+        <w:rPr>
+          <w:color w:val="0000FF"/>
+        </w:rPr>
+        <w:t>private</w:t>
+      </w:r>
+      <w:r>
+        <w:rPr>
+          <w:color w:val="202020"/>
+        </w:rPr>
+        <w:t xml:space="preserve"> </w:t>
+      </w:r>
+      <w:r>
+        <w:rPr>
+          <w:color w:val="267F99"/>
+        </w:rPr>
         <w:t>void</w:t>
       </w:r>
       <w:r>
@@ -11301,234 +11836,202 @@
         </w:rPr>
         <w:t xml:space="preserve"> (</w:t>
       </w:r>
+      <w:r>
+        <w:rPr>
+          <w:color w:val="267F99"/>
+        </w:rPr>
+        <w:t>double</w:t>
+      </w:r>
+      <w:r>
+        <w:rPr>
+          <w:color w:val="202020"/>
+        </w:rPr>
+        <w:t xml:space="preserve">) </w:t>
+      </w:r>
+      <w:r>
+        <w:rPr>
+          <w:color w:val="1F2328"/>
+        </w:rPr>
+        <w:t>Q</w:t>
+      </w:r>
+      <w:r>
+        <w:rPr>
+          <w:color w:val="202020"/>
+        </w:rPr>
+        <w:t xml:space="preserve"> </w:t>
+      </w:r>
+      <w:r>
+        <w:rPr>
+          <w:color w:val="000000"/>
+        </w:rPr>
+        <w:t>/</w:t>
+      </w:r>
+      <w:r>
+        <w:rPr>
+          <w:color w:val="202020"/>
+        </w:rPr>
+        <w:t xml:space="preserve"> </w:t>
+      </w:r>
+      <w:r>
+        <w:rPr>
+          <w:color w:val="1F2328"/>
+        </w:rPr>
+        <w:t>N</w:t>
+      </w:r>
+      <w:r>
+        <w:rPr>
+          <w:color w:val="202020"/>
+        </w:rPr>
+        <w:t>;</w:t>
+      </w:r>
+    </w:p>
+    <w:p>
+      <w:pPr>
+        <w:pStyle w:val="ab"/>
+        <w:rPr>
+          <w:color w:val="202020"/>
+        </w:rPr>
+      </w:pPr>
+    </w:p>
+    <w:p>
+      <w:pPr>
+        <w:pStyle w:val="ab"/>
+      </w:pPr>
+      <w:r>
+        <w:t xml:space="preserve">        </w:t>
+      </w:r>
+      <w:r>
+        <w:rPr>
+          <w:color w:val="267F99"/>
+        </w:rPr>
+        <w:t>Double</w:t>
+      </w:r>
+      <w:r>
+        <w:rPr>
+          <w:color w:val="953800"/>
+        </w:rPr>
+        <w:t xml:space="preserve"> </w:t>
+      </w:r>
       <w:proofErr w:type="spellStart"/>
       <w:r>
         <w:rPr>
-          <w:color w:val="267F99"/>
-        </w:rPr>
-        <w:t>double</w:t>
+          <w:color w:val="1F2328"/>
+        </w:rPr>
+        <w:t>tvMean</w:t>
       </w:r>
       <w:proofErr w:type="spellEnd"/>
       <w:r>
         <w:rPr>
-          <w:color w:val="202020"/>
-        </w:rPr>
-        <w:t xml:space="preserve">) </w:t>
-      </w:r>
+          <w:color w:val="953800"/>
+        </w:rPr>
+        <w:t xml:space="preserve"> </w:t>
+      </w:r>
+      <w:r>
+        <w:rPr>
+          <w:color w:val="000000"/>
+        </w:rPr>
+        <w:t>=</w:t>
+      </w:r>
+      <w:r>
+        <w:t xml:space="preserve"> </w:t>
+      </w:r>
+      <w:proofErr w:type="gramStart"/>
+      <w:r>
+        <w:rPr>
+          <w:color w:val="8250DF"/>
+        </w:rPr>
+        <w:t>mean</w:t>
+      </w:r>
+      <w:r>
+        <w:t>(</w:t>
+      </w:r>
+      <w:proofErr w:type="spellStart"/>
+      <w:proofErr w:type="gramEnd"/>
+      <w:r>
+        <w:rPr>
+          <w:color w:val="8250DF"/>
+        </w:rPr>
+        <w:t>generateUniform</w:t>
+      </w:r>
+      <w:proofErr w:type="spellEnd"/>
+      <w:r>
+        <w:t>(</w:t>
+      </w:r>
+      <w:r>
+        <w:rPr>
+          <w:color w:val="098658"/>
+        </w:rPr>
+        <w:t>100</w:t>
+      </w:r>
+      <w:r>
+        <w:t xml:space="preserve">, </w:t>
+      </w:r>
+      <w:proofErr w:type="spellStart"/>
       <w:r>
         <w:rPr>
           <w:color w:val="1F2328"/>
         </w:rPr>
-        <w:t>Q</w:t>
-      </w:r>
-      <w:r>
-        <w:rPr>
-          <w:color w:val="202020"/>
-        </w:rPr>
+        <w:t>tvMin</w:t>
+      </w:r>
+      <w:proofErr w:type="spellEnd"/>
+      <w:r>
+        <w:t xml:space="preserve">, </w:t>
+      </w:r>
+      <w:proofErr w:type="spellStart"/>
+      <w:r>
+        <w:rPr>
+          <w:color w:val="1F2328"/>
+        </w:rPr>
+        <w:t>tvMax</w:t>
+      </w:r>
+      <w:proofErr w:type="spellEnd"/>
+      <w:r>
+        <w:t>));</w:t>
+      </w:r>
+    </w:p>
+    <w:p>
+      <w:pPr>
+        <w:pStyle w:val="ab"/>
+      </w:pPr>
+      <w:r>
+        <w:t xml:space="preserve">        </w:t>
+      </w:r>
+      <w:r>
+        <w:rPr>
+          <w:color w:val="1F2328"/>
+        </w:rPr>
+        <w:t>m51</w:t>
+      </w:r>
+      <w:r>
         <w:t xml:space="preserve"> </w:t>
       </w:r>
       <w:r>
         <w:rPr>
           <w:color w:val="000000"/>
         </w:rPr>
-        <w:t>/</w:t>
-      </w:r>
-      <w:r>
-        <w:rPr>
-          <w:color w:val="202020"/>
-        </w:rPr>
-        <w:t xml:space="preserve"> </w:t>
-      </w:r>
+        <w:t>=</w:t>
+      </w:r>
+      <w:r>
+        <w:t xml:space="preserve"> (</w:t>
+      </w:r>
+      <w:proofErr w:type="spellStart"/>
       <w:r>
         <w:rPr>
           <w:color w:val="1F2328"/>
         </w:rPr>
-        <w:t>N</w:t>
-      </w:r>
-      <w:r>
-        <w:rPr>
-          <w:color w:val="202020"/>
-        </w:rPr>
-        <w:t>;</w:t>
-      </w:r>
-    </w:p>
-    <w:p>
-      <w:pPr>
-        <w:pStyle w:val="ab"/>
-        <w:rPr>
-          <w:color w:val="202020"/>
-        </w:rPr>
-      </w:pPr>
-      <w:r>
-        <w:rPr>
-          <w:color w:val="202020"/>
-        </w:rPr>
-        <w:t xml:space="preserve">        </w:t>
-      </w:r>
-      <w:r>
-        <w:rPr>
-          <w:color w:val="267F99"/>
-        </w:rPr>
-        <w:t>double</w:t>
-      </w:r>
-      <w:r>
-        <w:rPr>
-          <w:color w:val="953800"/>
-        </w:rPr>
-        <w:t xml:space="preserve"> </w:t>
-      </w:r>
-      <w:proofErr w:type="spellStart"/>
-      <w:r>
-        <w:rPr>
-          <w:color w:val="1F2328"/>
-        </w:rPr>
         <w:t>tvMean</w:t>
       </w:r>
       <w:proofErr w:type="spellEnd"/>
       <w:r>
-        <w:rPr>
-          <w:color w:val="953800"/>
-        </w:rPr>
         <w:t xml:space="preserve"> </w:t>
       </w:r>
       <w:r>
         <w:rPr>
           <w:color w:val="000000"/>
         </w:rPr>
-        <w:t>=</w:t>
-      </w:r>
-      <w:r>
-        <w:rPr>
-          <w:color w:val="202020"/>
-        </w:rPr>
-        <w:t xml:space="preserve"> (</w:t>
-      </w:r>
-      <w:proofErr w:type="spellStart"/>
-      <w:r>
-        <w:rPr>
-          <w:color w:val="1F2328"/>
-        </w:rPr>
-        <w:t>tvMin</w:t>
-      </w:r>
-      <w:proofErr w:type="spellEnd"/>
-      <w:r>
-        <w:rPr>
-          <w:color w:val="202020"/>
-        </w:rPr>
-        <w:t xml:space="preserve"> </w:t>
-      </w:r>
-      <w:r>
-        <w:rPr>
-          <w:color w:val="000000"/>
-        </w:rPr>
-        <w:t>+</w:t>
-      </w:r>
-      <w:r>
-        <w:rPr>
-          <w:color w:val="202020"/>
-        </w:rPr>
-        <w:t xml:space="preserve"> </w:t>
-      </w:r>
-      <w:proofErr w:type="spellStart"/>
-      <w:r>
-        <w:rPr>
-          <w:color w:val="1F2328"/>
-        </w:rPr>
-        <w:t>tvMax</w:t>
-      </w:r>
-      <w:proofErr w:type="spellEnd"/>
-      <w:r>
-        <w:rPr>
-          <w:color w:val="202020"/>
-        </w:rPr>
-        <w:t xml:space="preserve">) </w:t>
-      </w:r>
-      <w:r>
-        <w:rPr>
-          <w:color w:val="000000"/>
-        </w:rPr>
-        <w:t>/</w:t>
-      </w:r>
-      <w:r>
-        <w:rPr>
-          <w:color w:val="202020"/>
-        </w:rPr>
-        <w:t xml:space="preserve"> </w:t>
-      </w:r>
-      <w:r>
-        <w:rPr>
-          <w:color w:val="098658"/>
-        </w:rPr>
-        <w:t>2.0</w:t>
-      </w:r>
-      <w:r>
-        <w:rPr>
-          <w:color w:val="202020"/>
-        </w:rPr>
-        <w:t>;</w:t>
-      </w:r>
-    </w:p>
-    <w:p>
-      <w:pPr>
-        <w:pStyle w:val="ab"/>
-        <w:rPr>
-          <w:color w:val="202020"/>
-        </w:rPr>
-      </w:pPr>
-      <w:r>
-        <w:rPr>
-          <w:color w:val="202020"/>
-        </w:rPr>
-        <w:t xml:space="preserve">        </w:t>
-      </w:r>
-      <w:r>
-        <w:rPr>
-          <w:color w:val="1F2328"/>
-        </w:rPr>
-        <w:t>m51</w:t>
-      </w:r>
-      <w:r>
-        <w:rPr>
-          <w:color w:val="202020"/>
-        </w:rPr>
-        <w:t xml:space="preserve"> </w:t>
-      </w:r>
-      <w:r>
-        <w:rPr>
-          <w:color w:val="000000"/>
-        </w:rPr>
-        <w:t>=</w:t>
-      </w:r>
-      <w:r>
-        <w:rPr>
-          <w:color w:val="202020"/>
-        </w:rPr>
-        <w:t xml:space="preserve"> (</w:t>
-      </w:r>
-      <w:proofErr w:type="spellStart"/>
-      <w:r>
-        <w:rPr>
-          <w:color w:val="1F2328"/>
-        </w:rPr>
-        <w:t>tvMean</w:t>
-      </w:r>
-      <w:proofErr w:type="spellEnd"/>
-      <w:r>
-        <w:rPr>
-          <w:color w:val="202020"/>
-        </w:rPr>
-        <w:t xml:space="preserve"> </w:t>
-      </w:r>
-      <w:r>
-        <w:rPr>
-          <w:color w:val="000000"/>
-        </w:rPr>
         <w:t>&gt;</w:t>
       </w:r>
       <w:r>
-        <w:rPr>
-          <w:color w:val="202020"/>
-        </w:rPr>
         <w:t xml:space="preserve"> </w:t>
       </w:r>
       <w:proofErr w:type="spellStart"/>
@@ -11541,9 +12044,6 @@
       <w:proofErr w:type="spellEnd"/>
       <w:proofErr w:type="gramStart"/>
       <w:r>
-        <w:rPr>
-          <w:color w:val="202020"/>
-        </w:rPr>
         <w:t xml:space="preserve">) </w:t>
       </w:r>
       <w:r>
@@ -11554,9 +12054,6 @@
       </w:r>
       <w:proofErr w:type="gramEnd"/>
       <w:r>
-        <w:rPr>
-          <w:color w:val="202020"/>
-        </w:rPr>
         <w:t xml:space="preserve"> </w:t>
       </w:r>
       <w:proofErr w:type="spellStart"/>
@@ -11568,9 +12065,6 @@
       </w:r>
       <w:proofErr w:type="spellEnd"/>
       <w:r>
-        <w:rPr>
-          <w:color w:val="202020"/>
-        </w:rPr>
         <w:t xml:space="preserve"> </w:t>
       </w:r>
       <w:r>
@@ -11580,9 +12074,6 @@
         <w:t>/</w:t>
       </w:r>
       <w:r>
-        <w:rPr>
-          <w:color w:val="202020"/>
-        </w:rPr>
         <w:t xml:space="preserve"> </w:t>
       </w:r>
       <w:proofErr w:type="spellStart"/>
@@ -11594,9 +12085,6 @@
       </w:r>
       <w:proofErr w:type="spellEnd"/>
       <w:r>
-        <w:rPr>
-          <w:color w:val="202020"/>
-        </w:rPr>
         <w:t xml:space="preserve"> </w:t>
       </w:r>
       <w:r>
@@ -11606,9 +12094,6 @@
         <w:t>:</w:t>
       </w:r>
       <w:r>
-        <w:rPr>
-          <w:color w:val="202020"/>
-        </w:rPr>
         <w:t xml:space="preserve"> </w:t>
       </w:r>
       <w:r>
@@ -11618,9 +12103,6 @@
         <w:t>1.0</w:t>
       </w:r>
       <w:r>
-        <w:rPr>
-          <w:color w:val="202020"/>
-        </w:rPr>
         <w:t>;</w:t>
       </w:r>
     </w:p>
@@ -11631,12 +12113,29 @@
           <w:color w:val="202020"/>
         </w:rPr>
       </w:pPr>
+    </w:p>
+    <w:p>
+      <w:pPr>
+        <w:pStyle w:val="ab"/>
+        <w:rPr>
+          <w:color w:val="202020"/>
+        </w:rPr>
+      </w:pPr>
+    </w:p>
+    <w:p>
+      <w:pPr>
+        <w:pStyle w:val="ab"/>
+        <w:rPr>
+          <w:color w:val="202020"/>
+        </w:rPr>
+      </w:pPr>
       <w:r>
         <w:rPr>
           <w:color w:val="202020"/>
         </w:rPr>
         <w:t xml:space="preserve">        </w:t>
       </w:r>
+      <w:proofErr w:type="gramStart"/>
       <w:r>
         <w:rPr>
           <w:color w:val="267F99"/>
@@ -11647,14 +12146,21 @@
         <w:rPr>
           <w:color w:val="953800"/>
         </w:rPr>
-        <w:t xml:space="preserve"> </w:t>
+        <w:t>[</w:t>
+      </w:r>
+      <w:proofErr w:type="gramEnd"/>
+      <w:r>
+        <w:rPr>
+          <w:color w:val="953800"/>
+        </w:rPr>
+        <w:t xml:space="preserve">] </w:t>
       </w:r>
       <w:proofErr w:type="spellStart"/>
       <w:r>
         <w:rPr>
           <w:color w:val="1F2328"/>
         </w:rPr>
-        <w:t>tpMean</w:t>
+        <w:t>tpSample</w:t>
       </w:r>
       <w:proofErr w:type="spellEnd"/>
       <w:r>
@@ -11673,18 +12179,226 @@
         <w:rPr>
           <w:color w:val="202020"/>
         </w:rPr>
+        <w:t xml:space="preserve"> </w:t>
+      </w:r>
+      <w:proofErr w:type="spellStart"/>
+      <w:r>
+        <w:rPr>
+          <w:color w:val="8250DF"/>
+        </w:rPr>
+        <w:t>generateUniform</w:t>
+      </w:r>
+      <w:proofErr w:type="spellEnd"/>
+      <w:r>
+        <w:rPr>
+          <w:color w:val="202020"/>
+        </w:rPr>
+        <w:t>(</w:t>
+      </w:r>
+      <w:r>
+        <w:rPr>
+          <w:color w:val="098658"/>
+        </w:rPr>
+        <w:t>200</w:t>
+      </w:r>
+      <w:r>
+        <w:rPr>
+          <w:color w:val="202020"/>
+        </w:rPr>
+        <w:t xml:space="preserve">, </w:t>
+      </w:r>
+      <w:proofErr w:type="spellStart"/>
+      <w:r>
+        <w:rPr>
+          <w:color w:val="1F2328"/>
+        </w:rPr>
+        <w:t>tpMin</w:t>
+      </w:r>
+      <w:proofErr w:type="spellEnd"/>
+      <w:r>
+        <w:rPr>
+          <w:color w:val="202020"/>
+        </w:rPr>
+        <w:t xml:space="preserve">, </w:t>
+      </w:r>
+      <w:proofErr w:type="spellStart"/>
+      <w:r>
+        <w:rPr>
+          <w:color w:val="1F2328"/>
+        </w:rPr>
+        <w:t>tpMax</w:t>
+      </w:r>
+      <w:proofErr w:type="spellEnd"/>
+      <w:r>
+        <w:rPr>
+          <w:color w:val="202020"/>
+        </w:rPr>
+        <w:t>);</w:t>
+      </w:r>
+    </w:p>
+    <w:p>
+      <w:pPr>
+        <w:pStyle w:val="ab"/>
+        <w:rPr>
+          <w:color w:val="202020"/>
+        </w:rPr>
+      </w:pPr>
+      <w:r>
+        <w:rPr>
+          <w:color w:val="202020"/>
+        </w:rPr>
+        <w:t xml:space="preserve">        </w:t>
+      </w:r>
+      <w:r>
+        <w:rPr>
+          <w:color w:val="267F99"/>
+        </w:rPr>
+        <w:t>double</w:t>
+      </w:r>
+      <w:r>
+        <w:rPr>
+          <w:color w:val="953800"/>
+        </w:rPr>
+        <w:t xml:space="preserve"> </w:t>
+      </w:r>
+      <w:r>
+        <w:rPr>
+          <w:color w:val="1F2328"/>
+        </w:rPr>
+        <w:t>sum52</w:t>
+      </w:r>
+      <w:r>
+        <w:rPr>
+          <w:color w:val="953800"/>
+        </w:rPr>
+        <w:t xml:space="preserve"> </w:t>
+      </w:r>
+      <w:r>
+        <w:rPr>
+          <w:color w:val="000000"/>
+        </w:rPr>
+        <w:t>=</w:t>
+      </w:r>
+      <w:r>
+        <w:rPr>
+          <w:color w:val="202020"/>
+        </w:rPr>
+        <w:t xml:space="preserve"> </w:t>
+      </w:r>
+      <w:r>
+        <w:rPr>
+          <w:color w:val="098658"/>
+        </w:rPr>
+        <w:t>0.0</w:t>
+      </w:r>
+      <w:r>
+        <w:rPr>
+          <w:color w:val="202020"/>
+        </w:rPr>
+        <w:t>;</w:t>
+      </w:r>
+    </w:p>
+    <w:p>
+      <w:pPr>
+        <w:pStyle w:val="ab"/>
+        <w:rPr>
+          <w:color w:val="202020"/>
+        </w:rPr>
+      </w:pPr>
+      <w:r>
+        <w:rPr>
+          <w:color w:val="202020"/>
+        </w:rPr>
+        <w:t xml:space="preserve">        </w:t>
+      </w:r>
+      <w:r>
+        <w:rPr>
+          <w:color w:val="AF00DB"/>
+        </w:rPr>
+        <w:t>for</w:t>
+      </w:r>
+      <w:r>
+        <w:rPr>
+          <w:color w:val="202020"/>
+        </w:rPr>
         <w:t xml:space="preserve"> (</w:t>
       </w:r>
+      <w:r>
+        <w:rPr>
+          <w:color w:val="267F99"/>
+        </w:rPr>
+        <w:t>double</w:t>
+      </w:r>
+      <w:r>
+        <w:rPr>
+          <w:color w:val="953800"/>
+        </w:rPr>
+        <w:t xml:space="preserve"> </w:t>
+      </w:r>
       <w:proofErr w:type="spellStart"/>
+      <w:proofErr w:type="gramStart"/>
       <w:r>
         <w:rPr>
           <w:color w:val="1F2328"/>
         </w:rPr>
-        <w:t>tpMin</w:t>
+        <w:t>tp</w:t>
       </w:r>
       <w:proofErr w:type="spellEnd"/>
       <w:r>
         <w:rPr>
+          <w:color w:val="953800"/>
+        </w:rPr>
+        <w:t xml:space="preserve"> </w:t>
+      </w:r>
+      <w:r>
+        <w:rPr>
+          <w:color w:val="AF00DB"/>
+        </w:rPr>
+        <w:t>:</w:t>
+      </w:r>
+      <w:proofErr w:type="gramEnd"/>
+      <w:r>
+        <w:rPr>
+          <w:color w:val="202020"/>
+        </w:rPr>
+        <w:t xml:space="preserve"> </w:t>
+      </w:r>
+      <w:proofErr w:type="spellStart"/>
+      <w:r>
+        <w:rPr>
+          <w:color w:val="1F2328"/>
+        </w:rPr>
+        <w:t>tpSample</w:t>
+      </w:r>
+      <w:proofErr w:type="spellEnd"/>
+      <w:r>
+        <w:rPr>
+          <w:color w:val="202020"/>
+        </w:rPr>
+        <w:t>) {</w:t>
+      </w:r>
+    </w:p>
+    <w:p>
+      <w:pPr>
+        <w:pStyle w:val="ab"/>
+        <w:rPr>
+          <w:color w:val="202020"/>
+        </w:rPr>
+      </w:pPr>
+      <w:r>
+        <w:rPr>
+          <w:color w:val="202020"/>
+        </w:rPr>
+        <w:t xml:space="preserve">            </w:t>
+      </w:r>
+      <w:r>
+        <w:rPr>
+          <w:color w:val="1F2328"/>
+        </w:rPr>
+        <w:t>sum52</w:t>
+      </w:r>
+      <w:r>
+        <w:rPr>
           <w:color w:val="202020"/>
         </w:rPr>
         <w:t xml:space="preserve"> </w:t>
@@ -11693,96 +12407,20 @@
         <w:rPr>
           <w:color w:val="000000"/>
         </w:rPr>
-        <w:t>+</w:t>
-      </w:r>
-      <w:r>
-        <w:rPr>
-          <w:color w:val="202020"/>
-        </w:rPr>
-        <w:t xml:space="preserve"> </w:t>
+        <w:t>+=</w:t>
+      </w:r>
+      <w:r>
+        <w:rPr>
+          <w:color w:val="202020"/>
+        </w:rPr>
+        <w:t xml:space="preserve"> (</w:t>
       </w:r>
       <w:proofErr w:type="spellStart"/>
       <w:r>
         <w:rPr>
           <w:color w:val="1F2328"/>
         </w:rPr>
-        <w:t>tpMax</w:t>
-      </w:r>
-      <w:proofErr w:type="spellEnd"/>
-      <w:r>
-        <w:rPr>
-          <w:color w:val="202020"/>
-        </w:rPr>
-        <w:t xml:space="preserve">) </w:t>
-      </w:r>
-      <w:r>
-        <w:rPr>
-          <w:color w:val="000000"/>
-        </w:rPr>
-        <w:t>/</w:t>
-      </w:r>
-      <w:r>
-        <w:rPr>
-          <w:color w:val="202020"/>
-        </w:rPr>
-        <w:t xml:space="preserve"> </w:t>
-      </w:r>
-      <w:r>
-        <w:rPr>
-          <w:color w:val="098658"/>
-        </w:rPr>
-        <w:t>2.0</w:t>
-      </w:r>
-      <w:r>
-        <w:rPr>
-          <w:color w:val="202020"/>
-        </w:rPr>
-        <w:t>;</w:t>
-      </w:r>
-    </w:p>
-    <w:p>
-      <w:pPr>
-        <w:pStyle w:val="ab"/>
-        <w:rPr>
-          <w:color w:val="202020"/>
-        </w:rPr>
-      </w:pPr>
-      <w:r>
-        <w:rPr>
-          <w:color w:val="202020"/>
-        </w:rPr>
-        <w:t xml:space="preserve">        </w:t>
-      </w:r>
-      <w:r>
-        <w:rPr>
-          <w:color w:val="1F2328"/>
-        </w:rPr>
-        <w:t>m52</w:t>
-      </w:r>
-      <w:r>
-        <w:rPr>
-          <w:color w:val="202020"/>
-        </w:rPr>
-        <w:t xml:space="preserve"> </w:t>
-      </w:r>
-      <w:r>
-        <w:rPr>
-          <w:color w:val="000000"/>
-        </w:rPr>
-        <w:t>=</w:t>
-      </w:r>
-      <w:r>
-        <w:rPr>
-          <w:color w:val="202020"/>
-        </w:rPr>
-        <w:t xml:space="preserve"> (</w:t>
-      </w:r>
-      <w:proofErr w:type="spellStart"/>
-      <w:r>
-        <w:rPr>
-          <w:color w:val="1F2328"/>
-        </w:rPr>
-        <w:t>tpMean</w:t>
+        <w:t>tp</w:t>
       </w:r>
       <w:proofErr w:type="spellEnd"/>
       <w:r>
@@ -11888,7 +12526,7 @@
         <w:rPr>
           <w:color w:val="1F2328"/>
         </w:rPr>
-        <w:t>tpMean</w:t>
+        <w:t>tp</w:t>
       </w:r>
       <w:proofErr w:type="spellEnd"/>
       <w:r>
@@ -11905,6 +12543,12 @@
           <w:color w:val="202020"/>
         </w:rPr>
       </w:pPr>
+      <w:r>
+        <w:rPr>
+          <w:color w:val="202020"/>
+        </w:rPr>
+        <w:t>        }</w:t>
+      </w:r>
     </w:p>
     <w:p>
       <w:pPr>
@@ -11917,42 +12561,1067 @@
         <w:rPr>
           <w:color w:val="202020"/>
         </w:rPr>
-        <w:lastRenderedPageBreak/>
         <w:t xml:space="preserve">        </w:t>
       </w:r>
       <w:r>
         <w:rPr>
+          <w:color w:val="1F2328"/>
+        </w:rPr>
+        <w:t>m52</w:t>
+      </w:r>
+      <w:r>
+        <w:rPr>
+          <w:color w:val="202020"/>
+        </w:rPr>
+        <w:t xml:space="preserve"> </w:t>
+      </w:r>
+      <w:r>
+        <w:rPr>
+          <w:color w:val="000000"/>
+        </w:rPr>
+        <w:t>=</w:t>
+      </w:r>
+      <w:r>
+        <w:rPr>
+          <w:color w:val="202020"/>
+        </w:rPr>
+        <w:t xml:space="preserve"> </w:t>
+      </w:r>
+      <w:r>
+        <w:rPr>
+          <w:color w:val="1F2328"/>
+        </w:rPr>
+        <w:t>sum52</w:t>
+      </w:r>
+      <w:r>
+        <w:rPr>
+          <w:color w:val="202020"/>
+        </w:rPr>
+        <w:t xml:space="preserve"> </w:t>
+      </w:r>
+      <w:r>
+        <w:rPr>
+          <w:color w:val="000000"/>
+        </w:rPr>
+        <w:t>/</w:t>
+      </w:r>
+      <w:r>
+        <w:rPr>
+          <w:color w:val="202020"/>
+        </w:rPr>
+        <w:t xml:space="preserve"> </w:t>
+      </w:r>
+      <w:r>
+        <w:rPr>
+          <w:color w:val="098658"/>
+        </w:rPr>
+        <w:t>200</w:t>
+      </w:r>
+      <w:r>
+        <w:rPr>
+          <w:color w:val="202020"/>
+        </w:rPr>
+        <w:t>;</w:t>
+      </w:r>
+    </w:p>
+    <w:p>
+      <w:pPr>
+        <w:pStyle w:val="ab"/>
+        <w:rPr>
+          <w:color w:val="202020"/>
+        </w:rPr>
+      </w:pPr>
+    </w:p>
+    <w:p>
+      <w:pPr>
+        <w:pStyle w:val="ab"/>
+        <w:rPr>
+          <w:color w:val="202020"/>
+        </w:rPr>
+      </w:pPr>
+      <w:r>
+        <w:rPr>
+          <w:color w:val="202020"/>
+        </w:rPr>
+        <w:t xml:space="preserve">        </w:t>
+      </w:r>
+      <w:r>
+        <w:rPr>
           <w:color w:val="6E7781"/>
         </w:rPr>
-        <w:t xml:space="preserve">// </w:t>
+        <w:t>// Метрики (формула 3)</w:t>
+      </w:r>
+    </w:p>
+    <w:p>
+      <w:pPr>
+        <w:pStyle w:val="ab"/>
+        <w:rPr>
+          <w:color w:val="202020"/>
+          <w:lang w:val="ru-RU"/>
+        </w:rPr>
+      </w:pPr>
+      <w:r>
+        <w:rPr>
+          <w:color w:val="202020"/>
+        </w:rPr>
+        <w:t xml:space="preserve">        </w:t>
+      </w:r>
+      <w:r>
+        <w:rPr>
+          <w:color w:val="1F2328"/>
+        </w:rPr>
+        <w:t>p</w:t>
+      </w:r>
+      <w:r>
+        <w:rPr>
+          <w:color w:val="1F2328"/>
+          <w:lang w:val="ru-RU"/>
+        </w:rPr>
+        <w:t>24</w:t>
+      </w:r>
+      <w:r>
+        <w:rPr>
+          <w:color w:val="1F2328"/>
+        </w:rPr>
+        <w:t>M</w:t>
+      </w:r>
+      <w:r>
+        <w:rPr>
+          <w:color w:val="202020"/>
+          <w:lang w:val="ru-RU"/>
+        </w:rPr>
+        <w:t xml:space="preserve"> </w:t>
+      </w:r>
+      <w:r>
+        <w:rPr>
+          <w:color w:val="000000"/>
+          <w:lang w:val="ru-RU"/>
+        </w:rPr>
+        <w:t>=</w:t>
+      </w:r>
+      <w:r>
+        <w:rPr>
+          <w:color w:val="202020"/>
+          <w:lang w:val="ru-RU"/>
+        </w:rPr>
+        <w:t xml:space="preserve"> </w:t>
+      </w:r>
+      <w:r>
+        <w:rPr>
+          <w:color w:val="1F2328"/>
+        </w:rPr>
+        <w:t>m</w:t>
+      </w:r>
+      <w:r>
+        <w:rPr>
+          <w:color w:val="1F2328"/>
+          <w:lang w:val="ru-RU"/>
+        </w:rPr>
+        <w:t>41</w:t>
+      </w:r>
+      <w:r>
+        <w:rPr>
+          <w:color w:val="202020"/>
+          <w:lang w:val="ru-RU"/>
+        </w:rPr>
+        <w:t>;</w:t>
+      </w:r>
+    </w:p>
+    <w:p>
+      <w:pPr>
+        <w:pStyle w:val="ab"/>
+        <w:rPr>
+          <w:color w:val="202020"/>
+          <w:lang w:val="ru-RU"/>
+        </w:rPr>
+      </w:pPr>
+      <w:r>
+        <w:rPr>
+          <w:color w:val="202020"/>
+        </w:rPr>
+        <w:t> </w:t>
+      </w:r>
+      <w:r>
+        <w:rPr>
+          <w:color w:val="202020"/>
+          <w:lang w:val="ru-RU"/>
+        </w:rPr>
+        <w:t xml:space="preserve"> </w:t>
+      </w:r>
+      <w:r>
+        <w:rPr>
+          <w:color w:val="202020"/>
+        </w:rPr>
+        <w:t> </w:t>
+      </w:r>
+      <w:r>
+        <w:rPr>
+          <w:color w:val="202020"/>
+          <w:lang w:val="ru-RU"/>
+        </w:rPr>
+        <w:t xml:space="preserve"> </w:t>
+      </w:r>
+      <w:r>
+        <w:rPr>
+          <w:color w:val="202020"/>
+        </w:rPr>
+        <w:t> </w:t>
+      </w:r>
+      <w:r>
+        <w:rPr>
+          <w:color w:val="202020"/>
+          <w:lang w:val="ru-RU"/>
+        </w:rPr>
+        <w:t xml:space="preserve"> </w:t>
+      </w:r>
+      <w:r>
+        <w:rPr>
+          <w:color w:val="202020"/>
+        </w:rPr>
+        <w:t> </w:t>
+      </w:r>
+      <w:r>
+        <w:rPr>
+          <w:color w:val="202020"/>
+          <w:lang w:val="ru-RU"/>
+        </w:rPr>
+        <w:t xml:space="preserve"> </w:t>
+      </w:r>
+      <w:r>
+        <w:rPr>
+          <w:color w:val="1F2328"/>
+        </w:rPr>
+        <w:t>p</w:t>
+      </w:r>
+      <w:r>
+        <w:rPr>
+          <w:color w:val="1F2328"/>
+          <w:lang w:val="ru-RU"/>
+        </w:rPr>
+        <w:t>25</w:t>
+      </w:r>
+      <w:r>
+        <w:rPr>
+          <w:color w:val="1F2328"/>
+        </w:rPr>
+        <w:t>M</w:t>
+      </w:r>
+      <w:r>
+        <w:rPr>
+          <w:color w:val="202020"/>
+          <w:lang w:val="ru-RU"/>
+        </w:rPr>
+        <w:t xml:space="preserve"> </w:t>
+      </w:r>
+      <w:r>
+        <w:rPr>
+          <w:color w:val="000000"/>
+          <w:lang w:val="ru-RU"/>
+        </w:rPr>
+        <w:t>=</w:t>
+      </w:r>
+      <w:r>
+        <w:rPr>
+          <w:color w:val="202020"/>
+          <w:lang w:val="ru-RU"/>
+        </w:rPr>
+        <w:t xml:space="preserve"> (</w:t>
+      </w:r>
+      <w:r>
+        <w:rPr>
+          <w:color w:val="1F2328"/>
+        </w:rPr>
+        <w:t>m</w:t>
+      </w:r>
+      <w:r>
+        <w:rPr>
+          <w:color w:val="1F2328"/>
+          <w:lang w:val="ru-RU"/>
+        </w:rPr>
+        <w:t>51</w:t>
+      </w:r>
+      <w:r>
+        <w:rPr>
+          <w:color w:val="202020"/>
+          <w:lang w:val="ru-RU"/>
+        </w:rPr>
+        <w:t xml:space="preserve"> </w:t>
+      </w:r>
+      <w:r>
+        <w:rPr>
+          <w:color w:val="000000"/>
+          <w:lang w:val="ru-RU"/>
+        </w:rPr>
+        <w:t>+</w:t>
+      </w:r>
+      <w:r>
+        <w:rPr>
+          <w:color w:val="202020"/>
+          <w:lang w:val="ru-RU"/>
+        </w:rPr>
+        <w:t xml:space="preserve"> </w:t>
+      </w:r>
+      <w:r>
+        <w:rPr>
+          <w:color w:val="1F2328"/>
+        </w:rPr>
+        <w:t>m</w:t>
+      </w:r>
+      <w:r>
+        <w:rPr>
+          <w:color w:val="1F2328"/>
+          <w:lang w:val="ru-RU"/>
+        </w:rPr>
+        <w:t>52</w:t>
+      </w:r>
+      <w:r>
+        <w:rPr>
+          <w:color w:val="202020"/>
+          <w:lang w:val="ru-RU"/>
+        </w:rPr>
+        <w:t xml:space="preserve">) </w:t>
+      </w:r>
+      <w:r>
+        <w:rPr>
+          <w:color w:val="000000"/>
+          <w:lang w:val="ru-RU"/>
+        </w:rPr>
+        <w:t>/</w:t>
+      </w:r>
+      <w:r>
+        <w:rPr>
+          <w:color w:val="202020"/>
+          <w:lang w:val="ru-RU"/>
+        </w:rPr>
+        <w:t xml:space="preserve"> </w:t>
+      </w:r>
+      <w:r>
+        <w:rPr>
+          <w:color w:val="098658"/>
+          <w:lang w:val="ru-RU"/>
+        </w:rPr>
+        <w:t>2.0</w:t>
+      </w:r>
+      <w:r>
+        <w:rPr>
+          <w:color w:val="202020"/>
+          <w:lang w:val="ru-RU"/>
+        </w:rPr>
+        <w:t>;</w:t>
+      </w:r>
+    </w:p>
+    <w:p>
+      <w:pPr>
+        <w:pStyle w:val="ab"/>
+        <w:rPr>
+          <w:color w:val="202020"/>
+          <w:lang w:val="ru-RU"/>
+        </w:rPr>
+      </w:pPr>
+    </w:p>
+    <w:p>
+      <w:pPr>
+        <w:pStyle w:val="ab"/>
+        <w:rPr>
+          <w:color w:val="202020"/>
+          <w:lang w:val="ru-RU"/>
+        </w:rPr>
+      </w:pPr>
+      <w:r>
+        <w:rPr>
+          <w:color w:val="202020"/>
+        </w:rPr>
+        <w:t> </w:t>
+      </w:r>
+      <w:r>
+        <w:rPr>
+          <w:color w:val="202020"/>
+          <w:lang w:val="ru-RU"/>
+        </w:rPr>
+        <w:t xml:space="preserve"> </w:t>
+      </w:r>
+      <w:r>
+        <w:rPr>
+          <w:color w:val="202020"/>
+        </w:rPr>
+        <w:t> </w:t>
+      </w:r>
+      <w:r>
+        <w:rPr>
+          <w:color w:val="202020"/>
+          <w:lang w:val="ru-RU"/>
+        </w:rPr>
+        <w:t xml:space="preserve"> </w:t>
+      </w:r>
+      <w:r>
+        <w:rPr>
+          <w:color w:val="202020"/>
+        </w:rPr>
+        <w:t> </w:t>
+      </w:r>
+      <w:r>
+        <w:rPr>
+          <w:color w:val="202020"/>
+          <w:lang w:val="ru-RU"/>
+        </w:rPr>
+        <w:t xml:space="preserve"> </w:t>
+      </w:r>
+      <w:r>
+        <w:rPr>
+          <w:color w:val="202020"/>
+        </w:rPr>
+        <w:t> </w:t>
+      </w:r>
+      <w:r>
+        <w:rPr>
+          <w:color w:val="202020"/>
+          <w:lang w:val="ru-RU"/>
+        </w:rPr>
+        <w:t xml:space="preserve"> </w:t>
+      </w:r>
+      <w:r>
+        <w:rPr>
+          <w:color w:val="6E7781"/>
+          <w:lang w:val="ru-RU"/>
+        </w:rPr>
+        <w:t>// Абсолютный показатель критерия (формула 4)</w:t>
+      </w:r>
+    </w:p>
+    <w:p>
+      <w:pPr>
+        <w:pStyle w:val="ab"/>
+        <w:rPr>
+          <w:color w:val="202020"/>
+          <w:lang w:val="ru-RU"/>
+        </w:rPr>
+      </w:pPr>
+      <w:r>
+        <w:rPr>
+          <w:color w:val="202020"/>
+        </w:rPr>
+        <w:t> </w:t>
+      </w:r>
+      <w:r>
+        <w:rPr>
+          <w:color w:val="202020"/>
+          <w:lang w:val="ru-RU"/>
+        </w:rPr>
+        <w:t xml:space="preserve"> </w:t>
+      </w:r>
+      <w:r>
+        <w:rPr>
+          <w:color w:val="202020"/>
+        </w:rPr>
+        <w:t> </w:t>
+      </w:r>
+      <w:r>
+        <w:rPr>
+          <w:color w:val="202020"/>
+          <w:lang w:val="ru-RU"/>
+        </w:rPr>
+        <w:t xml:space="preserve"> </w:t>
+      </w:r>
+      <w:r>
+        <w:rPr>
+          <w:color w:val="202020"/>
+        </w:rPr>
+        <w:t> </w:t>
+      </w:r>
+      <w:r>
+        <w:rPr>
+          <w:color w:val="202020"/>
+          <w:lang w:val="ru-RU"/>
+        </w:rPr>
+        <w:t xml:space="preserve"> </w:t>
+      </w:r>
+      <w:r>
+        <w:rPr>
+          <w:color w:val="202020"/>
+        </w:rPr>
+        <w:t> </w:t>
+      </w:r>
+      <w:r>
+        <w:rPr>
+          <w:color w:val="202020"/>
+          <w:lang w:val="ru-RU"/>
+        </w:rPr>
+        <w:t xml:space="preserve"> </w:t>
+      </w:r>
+      <w:r>
+        <w:rPr>
+          <w:color w:val="1F2328"/>
+        </w:rPr>
+        <w:t>p</w:t>
+      </w:r>
+      <w:r>
+        <w:rPr>
+          <w:color w:val="1F2328"/>
+          <w:lang w:val="ru-RU"/>
+        </w:rPr>
+        <w:t>12</w:t>
+      </w:r>
+      <w:r>
+        <w:rPr>
+          <w:color w:val="202020"/>
+          <w:lang w:val="ru-RU"/>
+        </w:rPr>
+        <w:t xml:space="preserve"> </w:t>
+      </w:r>
+      <w:r>
+        <w:rPr>
+          <w:color w:val="000000"/>
+          <w:lang w:val="ru-RU"/>
+        </w:rPr>
+        <w:t>=</w:t>
+      </w:r>
+      <w:r>
+        <w:rPr>
+          <w:color w:val="202020"/>
+          <w:lang w:val="ru-RU"/>
+        </w:rPr>
+        <w:t xml:space="preserve"> </w:t>
+      </w:r>
+      <w:r>
+        <w:rPr>
+          <w:color w:val="1F2328"/>
+        </w:rPr>
+        <w:t>p</w:t>
+      </w:r>
+      <w:r>
+        <w:rPr>
+          <w:color w:val="1F2328"/>
+          <w:lang w:val="ru-RU"/>
+        </w:rPr>
+        <w:t>24</w:t>
+      </w:r>
+      <w:r>
+        <w:rPr>
+          <w:color w:val="1F2328"/>
+        </w:rPr>
+        <w:t>M</w:t>
+      </w:r>
+      <w:r>
+        <w:rPr>
+          <w:color w:val="202020"/>
+          <w:lang w:val="ru-RU"/>
+        </w:rPr>
+        <w:t xml:space="preserve"> </w:t>
+      </w:r>
+      <w:r>
+        <w:rPr>
+          <w:color w:val="000000"/>
+          <w:lang w:val="ru-RU"/>
+        </w:rPr>
+        <w:t>*</w:t>
+      </w:r>
+      <w:r>
+        <w:rPr>
+          <w:color w:val="202020"/>
+          <w:lang w:val="ru-RU"/>
+        </w:rPr>
+        <w:t xml:space="preserve"> </w:t>
+      </w:r>
+      <w:r>
+        <w:rPr>
+          <w:color w:val="098658"/>
+          <w:lang w:val="ru-RU"/>
+        </w:rPr>
+        <w:t>0.5</w:t>
+      </w:r>
+      <w:r>
+        <w:rPr>
+          <w:color w:val="202020"/>
+          <w:lang w:val="ru-RU"/>
+        </w:rPr>
+        <w:t xml:space="preserve"> </w:t>
+      </w:r>
+      <w:r>
+        <w:rPr>
+          <w:color w:val="000000"/>
+          <w:lang w:val="ru-RU"/>
+        </w:rPr>
+        <w:t>+</w:t>
+      </w:r>
+      <w:r>
+        <w:rPr>
+          <w:color w:val="202020"/>
+          <w:lang w:val="ru-RU"/>
+        </w:rPr>
+        <w:t xml:space="preserve"> </w:t>
+      </w:r>
+      <w:r>
+        <w:rPr>
+          <w:color w:val="1F2328"/>
+        </w:rPr>
+        <w:t>p</w:t>
+      </w:r>
+      <w:r>
+        <w:rPr>
+          <w:color w:val="1F2328"/>
+          <w:lang w:val="ru-RU"/>
+        </w:rPr>
+        <w:t>25</w:t>
+      </w:r>
+      <w:r>
+        <w:rPr>
+          <w:color w:val="1F2328"/>
+        </w:rPr>
+        <w:t>M</w:t>
+      </w:r>
+      <w:r>
+        <w:rPr>
+          <w:color w:val="202020"/>
+          <w:lang w:val="ru-RU"/>
+        </w:rPr>
+        <w:t xml:space="preserve"> </w:t>
+      </w:r>
+      <w:r>
+        <w:rPr>
+          <w:color w:val="000000"/>
+          <w:lang w:val="ru-RU"/>
+        </w:rPr>
+        <w:t>*</w:t>
+      </w:r>
+      <w:r>
+        <w:rPr>
+          <w:color w:val="202020"/>
+          <w:lang w:val="ru-RU"/>
+        </w:rPr>
+        <w:t xml:space="preserve"> </w:t>
+      </w:r>
+      <w:r>
+        <w:rPr>
+          <w:color w:val="098658"/>
+          <w:lang w:val="ru-RU"/>
+        </w:rPr>
+        <w:t>0.5</w:t>
+      </w:r>
+      <w:r>
+        <w:rPr>
+          <w:color w:val="202020"/>
+          <w:lang w:val="ru-RU"/>
+        </w:rPr>
+        <w:t>;</w:t>
+      </w:r>
+    </w:p>
+    <w:p>
+      <w:pPr>
+        <w:pStyle w:val="ab"/>
+        <w:rPr>
+          <w:color w:val="202020"/>
+          <w:lang w:val="ru-RU"/>
+        </w:rPr>
+      </w:pPr>
+    </w:p>
+    <w:p>
+      <w:pPr>
+        <w:pStyle w:val="ab"/>
+        <w:rPr>
+          <w:color w:val="202020"/>
+          <w:lang w:val="ru-RU"/>
+        </w:rPr>
+      </w:pPr>
+      <w:r>
+        <w:rPr>
+          <w:color w:val="202020"/>
+        </w:rPr>
+        <w:t> </w:t>
+      </w:r>
+      <w:r>
+        <w:rPr>
+          <w:color w:val="202020"/>
+          <w:lang w:val="ru-RU"/>
+        </w:rPr>
+        <w:t xml:space="preserve"> </w:t>
+      </w:r>
+      <w:r>
+        <w:rPr>
+          <w:color w:val="202020"/>
+        </w:rPr>
+        <w:t> </w:t>
+      </w:r>
+      <w:r>
+        <w:rPr>
+          <w:color w:val="202020"/>
+          <w:lang w:val="ru-RU"/>
+        </w:rPr>
+        <w:t xml:space="preserve"> </w:t>
+      </w:r>
+      <w:r>
+        <w:rPr>
+          <w:color w:val="202020"/>
+        </w:rPr>
+        <w:t> </w:t>
+      </w:r>
+      <w:r>
+        <w:rPr>
+          <w:color w:val="202020"/>
+          <w:lang w:val="ru-RU"/>
+        </w:rPr>
+        <w:t xml:space="preserve"> </w:t>
+      </w:r>
+      <w:r>
+        <w:rPr>
+          <w:color w:val="202020"/>
+        </w:rPr>
+        <w:t> </w:t>
+      </w:r>
+      <w:r>
+        <w:rPr>
+          <w:color w:val="202020"/>
+          <w:lang w:val="ru-RU"/>
+        </w:rPr>
+        <w:t xml:space="preserve"> </w:t>
+      </w:r>
+      <w:r>
+        <w:rPr>
+          <w:color w:val="6E7781"/>
+          <w:lang w:val="ru-RU"/>
+        </w:rPr>
+        <w:t>// Относительный показатель (формула 5)</w:t>
+      </w:r>
+    </w:p>
+    <w:p>
+      <w:pPr>
+        <w:pStyle w:val="ab"/>
+        <w:rPr>
+          <w:color w:val="202020"/>
+          <w:lang w:val="ru-RU"/>
+        </w:rPr>
+      </w:pPr>
+      <w:r>
+        <w:rPr>
+          <w:color w:val="202020"/>
+        </w:rPr>
+        <w:t> </w:t>
+      </w:r>
+      <w:r>
+        <w:rPr>
+          <w:color w:val="202020"/>
+          <w:lang w:val="ru-RU"/>
+        </w:rPr>
+        <w:t xml:space="preserve"> </w:t>
+      </w:r>
+      <w:r>
+        <w:rPr>
+          <w:color w:val="202020"/>
+        </w:rPr>
+        <w:t> </w:t>
+      </w:r>
+      <w:r>
+        <w:rPr>
+          <w:color w:val="202020"/>
+          <w:lang w:val="ru-RU"/>
+        </w:rPr>
+        <w:t xml:space="preserve"> </w:t>
+      </w:r>
+      <w:r>
+        <w:rPr>
+          <w:color w:val="202020"/>
+        </w:rPr>
+        <w:t> </w:t>
+      </w:r>
+      <w:r>
+        <w:rPr>
+          <w:color w:val="202020"/>
+          <w:lang w:val="ru-RU"/>
+        </w:rPr>
+        <w:t xml:space="preserve"> </w:t>
+      </w:r>
+      <w:r>
+        <w:rPr>
+          <w:color w:val="202020"/>
+        </w:rPr>
+        <w:t> </w:t>
+      </w:r>
+      <w:r>
+        <w:rPr>
+          <w:color w:val="202020"/>
+          <w:lang w:val="ru-RU"/>
+        </w:rPr>
+        <w:t xml:space="preserve"> </w:t>
+      </w:r>
+      <w:r>
+        <w:rPr>
+          <w:color w:val="1F2328"/>
+        </w:rPr>
+        <w:t>k</w:t>
+      </w:r>
+      <w:r>
+        <w:rPr>
+          <w:color w:val="1F2328"/>
+          <w:lang w:val="ru-RU"/>
+        </w:rPr>
+        <w:t>12</w:t>
+      </w:r>
+      <w:r>
+        <w:rPr>
+          <w:color w:val="202020"/>
+          <w:lang w:val="ru-RU"/>
+        </w:rPr>
+        <w:t xml:space="preserve"> </w:t>
+      </w:r>
+      <w:r>
+        <w:rPr>
+          <w:color w:val="000000"/>
+          <w:lang w:val="ru-RU"/>
+        </w:rPr>
+        <w:t>=</w:t>
+      </w:r>
+      <w:r>
+        <w:rPr>
+          <w:color w:val="202020"/>
+          <w:lang w:val="ru-RU"/>
+        </w:rPr>
+        <w:t xml:space="preserve"> </w:t>
+      </w:r>
+      <w:r>
+        <w:rPr>
+          <w:color w:val="1F2328"/>
+        </w:rPr>
+        <w:t>p</w:t>
+      </w:r>
+      <w:r>
+        <w:rPr>
+          <w:color w:val="1F2328"/>
+          <w:lang w:val="ru-RU"/>
+        </w:rPr>
+        <w:t>12</w:t>
+      </w:r>
+      <w:r>
+        <w:rPr>
+          <w:color w:val="202020"/>
+          <w:lang w:val="ru-RU"/>
+        </w:rPr>
+        <w:t xml:space="preserve"> </w:t>
+      </w:r>
+      <w:r>
+        <w:rPr>
+          <w:color w:val="000000"/>
+          <w:lang w:val="ru-RU"/>
+        </w:rPr>
+        <w:t>/</w:t>
+      </w:r>
+      <w:r>
+        <w:rPr>
+          <w:color w:val="202020"/>
+          <w:lang w:val="ru-RU"/>
+        </w:rPr>
+        <w:t xml:space="preserve"> </w:t>
       </w:r>
       <w:proofErr w:type="spellStart"/>
       <w:r>
         <w:rPr>
+          <w:color w:val="1F2328"/>
+        </w:rPr>
+        <w:t>pBas</w:t>
+      </w:r>
+      <w:proofErr w:type="spellEnd"/>
+      <w:r>
+        <w:rPr>
+          <w:color w:val="202020"/>
+          <w:lang w:val="ru-RU"/>
+        </w:rPr>
+        <w:t>;</w:t>
+      </w:r>
+    </w:p>
+    <w:p>
+      <w:pPr>
+        <w:pStyle w:val="ab"/>
+        <w:rPr>
+          <w:color w:val="202020"/>
+          <w:lang w:val="ru-RU"/>
+        </w:rPr>
+      </w:pPr>
+    </w:p>
+    <w:p>
+      <w:pPr>
+        <w:pStyle w:val="ab"/>
+        <w:rPr>
+          <w:color w:val="202020"/>
+          <w:lang w:val="ru-RU"/>
+        </w:rPr>
+      </w:pPr>
+      <w:r>
+        <w:rPr>
+          <w:color w:val="202020"/>
+        </w:rPr>
+        <w:t> </w:t>
+      </w:r>
+      <w:r>
+        <w:rPr>
+          <w:color w:val="202020"/>
+          <w:lang w:val="ru-RU"/>
+        </w:rPr>
+        <w:t xml:space="preserve"> </w:t>
+      </w:r>
+      <w:r>
+        <w:rPr>
+          <w:color w:val="202020"/>
+        </w:rPr>
+        <w:t> </w:t>
+      </w:r>
+      <w:r>
+        <w:rPr>
+          <w:color w:val="202020"/>
+          <w:lang w:val="ru-RU"/>
+        </w:rPr>
+        <w:t xml:space="preserve"> </w:t>
+      </w:r>
+      <w:r>
+        <w:rPr>
+          <w:color w:val="202020"/>
+        </w:rPr>
+        <w:t> </w:t>
+      </w:r>
+      <w:r>
+        <w:rPr>
+          <w:color w:val="202020"/>
+          <w:lang w:val="ru-RU"/>
+        </w:rPr>
+        <w:t xml:space="preserve"> </w:t>
+      </w:r>
+      <w:r>
+        <w:rPr>
+          <w:color w:val="202020"/>
+        </w:rPr>
+        <w:t> </w:t>
+      </w:r>
+      <w:r>
+        <w:rPr>
+          <w:color w:val="202020"/>
+          <w:lang w:val="ru-RU"/>
+        </w:rPr>
+        <w:t xml:space="preserve"> </w:t>
+      </w:r>
+      <w:r>
+        <w:rPr>
           <w:color w:val="6E7781"/>
-        </w:rPr>
-        <w:t>Метрики</w:t>
+          <w:lang w:val="ru-RU"/>
+        </w:rPr>
+        <w:t>// Фактор надёжности (формула 6)</w:t>
+      </w:r>
+    </w:p>
+    <w:p>
+      <w:pPr>
+        <w:pStyle w:val="ab"/>
+        <w:rPr>
+          <w:color w:val="202020"/>
+        </w:rPr>
+      </w:pPr>
+      <w:r>
+        <w:rPr>
+          <w:color w:val="202020"/>
+        </w:rPr>
+        <w:t> </w:t>
+      </w:r>
+      <w:r>
+        <w:rPr>
+          <w:color w:val="202020"/>
+          <w:lang w:val="ru-RU"/>
+        </w:rPr>
+        <w:t xml:space="preserve"> </w:t>
+      </w:r>
+      <w:r>
+        <w:rPr>
+          <w:color w:val="202020"/>
+        </w:rPr>
+        <w:t> </w:t>
+      </w:r>
+      <w:r>
+        <w:rPr>
+          <w:color w:val="202020"/>
+          <w:lang w:val="ru-RU"/>
+        </w:rPr>
+        <w:t xml:space="preserve"> </w:t>
+      </w:r>
+      <w:r>
+        <w:rPr>
+          <w:color w:val="202020"/>
+        </w:rPr>
+        <w:t> </w:t>
+      </w:r>
+      <w:r>
+        <w:rPr>
+          <w:color w:val="202020"/>
+          <w:lang w:val="ru-RU"/>
+        </w:rPr>
+        <w:t xml:space="preserve"> </w:t>
+      </w:r>
+      <w:r>
+        <w:rPr>
+          <w:color w:val="202020"/>
+        </w:rPr>
+        <w:t> </w:t>
+      </w:r>
+      <w:r>
+        <w:rPr>
+          <w:color w:val="202020"/>
+          <w:lang w:val="ru-RU"/>
+        </w:rPr>
+        <w:t xml:space="preserve"> </w:t>
+      </w:r>
+      <w:proofErr w:type="spellStart"/>
+      <w:r>
+        <w:rPr>
+          <w:color w:val="1F2328"/>
+        </w:rPr>
+        <w:t>kFactor</w:t>
       </w:r>
       <w:proofErr w:type="spellEnd"/>
       <w:r>
         <w:rPr>
-          <w:color w:val="6E7781"/>
-        </w:rPr>
-        <w:t xml:space="preserve"> (</w:t>
-      </w:r>
-      <w:proofErr w:type="spellStart"/>
-      <w:r>
-        <w:rPr>
-          <w:color w:val="6E7781"/>
-        </w:rPr>
-        <w:t>формула</w:t>
-      </w:r>
-      <w:proofErr w:type="spellEnd"/>
-      <w:r>
-        <w:rPr>
-          <w:color w:val="6E7781"/>
-        </w:rPr>
-        <w:t xml:space="preserve"> 3)</w:t>
+          <w:color w:val="202020"/>
+        </w:rPr>
+        <w:t xml:space="preserve"> </w:t>
+      </w:r>
+      <w:r>
+        <w:rPr>
+          <w:color w:val="000000"/>
+        </w:rPr>
+        <w:t>=</w:t>
+      </w:r>
+      <w:r>
+        <w:rPr>
+          <w:color w:val="202020"/>
+        </w:rPr>
+        <w:t xml:space="preserve"> </w:t>
+      </w:r>
+      <w:r>
+        <w:rPr>
+          <w:color w:val="1F2328"/>
+        </w:rPr>
+        <w:t>k12</w:t>
+      </w:r>
+      <w:r>
+        <w:rPr>
+          <w:color w:val="202020"/>
+        </w:rPr>
+        <w:t xml:space="preserve"> </w:t>
+      </w:r>
+      <w:r>
+        <w:rPr>
+          <w:color w:val="000000"/>
+        </w:rPr>
+        <w:t>*</w:t>
+      </w:r>
+      <w:r>
+        <w:rPr>
+          <w:color w:val="202020"/>
+        </w:rPr>
+        <w:t xml:space="preserve"> </w:t>
+      </w:r>
+      <w:r>
+        <w:rPr>
+          <w:color w:val="098658"/>
+        </w:rPr>
+        <w:t>1.0</w:t>
+      </w:r>
+      <w:r>
+        <w:rPr>
+          <w:color w:val="202020"/>
+        </w:rPr>
+        <w:t>;</w:t>
       </w:r>
     </w:p>
     <w:p>
@@ -11966,43 +13635,7 @@
         <w:rPr>
           <w:color w:val="202020"/>
         </w:rPr>
-        <w:t xml:space="preserve">        </w:t>
-      </w:r>
-      <w:r>
-        <w:rPr>
-          <w:color w:val="1F2328"/>
-        </w:rPr>
-        <w:t>p24M</w:t>
-      </w:r>
-      <w:r>
-        <w:rPr>
-          <w:color w:val="202020"/>
-        </w:rPr>
-        <w:t xml:space="preserve"> </w:t>
-      </w:r>
-      <w:r>
-        <w:rPr>
-          <w:color w:val="000000"/>
-        </w:rPr>
-        <w:t>=</w:t>
-      </w:r>
-      <w:r>
-        <w:rPr>
-          <w:color w:val="202020"/>
-        </w:rPr>
-        <w:t xml:space="preserve"> </w:t>
-      </w:r>
-      <w:r>
-        <w:rPr>
-          <w:color w:val="1F2328"/>
-        </w:rPr>
-        <w:t>m41</w:t>
-      </w:r>
-      <w:r>
-        <w:rPr>
-          <w:color w:val="202020"/>
-        </w:rPr>
-        <w:t>;</w:t>
+        <w:t>    }</w:t>
       </w:r>
     </w:p>
     <w:p>
@@ -12012,96 +13645,6 @@
           <w:color w:val="202020"/>
         </w:rPr>
       </w:pPr>
-      <w:r>
-        <w:rPr>
-          <w:color w:val="202020"/>
-        </w:rPr>
-        <w:t xml:space="preserve">        </w:t>
-      </w:r>
-      <w:r>
-        <w:rPr>
-          <w:color w:val="1F2328"/>
-        </w:rPr>
-        <w:t>p25M</w:t>
-      </w:r>
-      <w:r>
-        <w:rPr>
-          <w:color w:val="202020"/>
-        </w:rPr>
-        <w:t xml:space="preserve"> </w:t>
-      </w:r>
-      <w:r>
-        <w:rPr>
-          <w:color w:val="000000"/>
-        </w:rPr>
-        <w:t>=</w:t>
-      </w:r>
-      <w:r>
-        <w:rPr>
-          <w:color w:val="202020"/>
-        </w:rPr>
-        <w:t xml:space="preserve"> (</w:t>
-      </w:r>
-      <w:r>
-        <w:rPr>
-          <w:color w:val="1F2328"/>
-        </w:rPr>
-        <w:t>m51</w:t>
-      </w:r>
-      <w:r>
-        <w:rPr>
-          <w:color w:val="202020"/>
-        </w:rPr>
-        <w:t xml:space="preserve"> </w:t>
-      </w:r>
-      <w:r>
-        <w:rPr>
-          <w:color w:val="000000"/>
-        </w:rPr>
-        <w:t>+</w:t>
-      </w:r>
-      <w:r>
-        <w:rPr>
-          <w:color w:val="202020"/>
-        </w:rPr>
-        <w:t xml:space="preserve"> </w:t>
-      </w:r>
-      <w:r>
-        <w:rPr>
-          <w:color w:val="1F2328"/>
-        </w:rPr>
-        <w:t>m52</w:t>
-      </w:r>
-      <w:r>
-        <w:rPr>
-          <w:color w:val="202020"/>
-        </w:rPr>
-        <w:t xml:space="preserve">) </w:t>
-      </w:r>
-      <w:r>
-        <w:rPr>
-          <w:color w:val="000000"/>
-        </w:rPr>
-        <w:t>/</w:t>
-      </w:r>
-      <w:r>
-        <w:rPr>
-          <w:color w:val="202020"/>
-        </w:rPr>
-        <w:t xml:space="preserve"> </w:t>
-      </w:r>
-      <w:r>
-        <w:rPr>
-          <w:color w:val="098658"/>
-        </w:rPr>
-        <w:t>2.0</w:t>
-      </w:r>
-      <w:r>
-        <w:rPr>
-          <w:color w:val="202020"/>
-        </w:rPr>
-        <w:t>;</w:t>
-      </w:r>
     </w:p>
     <w:p>
       <w:pPr>
@@ -12110,207 +13653,29 @@
           <w:color w:val="202020"/>
         </w:rPr>
       </w:pPr>
-    </w:p>
-    <w:p>
-      <w:pPr>
-        <w:pStyle w:val="ab"/>
-        <w:rPr>
-          <w:color w:val="202020"/>
-        </w:rPr>
-      </w:pPr>
-      <w:r>
-        <w:rPr>
-          <w:color w:val="202020"/>
-        </w:rPr>
-        <w:t xml:space="preserve">        </w:t>
-      </w:r>
-      <w:r>
-        <w:rPr>
-          <w:color w:val="6E7781"/>
-        </w:rPr>
-        <w:t>// Абсолютный показатель критерия (формула 4)</w:t>
-      </w:r>
-    </w:p>
-    <w:p>
-      <w:pPr>
-        <w:pStyle w:val="ab"/>
-        <w:rPr>
-          <w:color w:val="202020"/>
-        </w:rPr>
-      </w:pPr>
-      <w:r>
-        <w:rPr>
-          <w:color w:val="202020"/>
-        </w:rPr>
-        <w:t xml:space="preserve">        </w:t>
-      </w:r>
-      <w:r>
-        <w:rPr>
-          <w:color w:val="1F2328"/>
-        </w:rPr>
-        <w:t>p12</w:t>
-      </w:r>
-      <w:r>
-        <w:rPr>
-          <w:color w:val="202020"/>
-        </w:rPr>
-        <w:t xml:space="preserve"> </w:t>
-      </w:r>
-      <w:r>
-        <w:rPr>
-          <w:color w:val="000000"/>
-        </w:rPr>
-        <w:t>=</w:t>
-      </w:r>
-      <w:r>
-        <w:rPr>
-          <w:color w:val="202020"/>
-        </w:rPr>
-        <w:t xml:space="preserve"> </w:t>
-      </w:r>
-      <w:r>
-        <w:rPr>
-          <w:color w:val="1F2328"/>
-        </w:rPr>
-        <w:t>p24M</w:t>
-      </w:r>
-      <w:r>
-        <w:rPr>
-          <w:color w:val="202020"/>
-        </w:rPr>
-        <w:t xml:space="preserve"> </w:t>
-      </w:r>
-      <w:r>
-        <w:rPr>
-          <w:color w:val="000000"/>
-        </w:rPr>
-        <w:t>*</w:t>
-      </w:r>
-      <w:r>
-        <w:rPr>
-          <w:color w:val="202020"/>
-        </w:rPr>
-        <w:t xml:space="preserve"> </w:t>
-      </w:r>
-      <w:r>
-        <w:rPr>
-          <w:color w:val="098658"/>
-        </w:rPr>
-        <w:t>0.5</w:t>
-      </w:r>
-      <w:r>
-        <w:rPr>
-          <w:color w:val="202020"/>
-        </w:rPr>
-        <w:t xml:space="preserve"> </w:t>
-      </w:r>
-      <w:r>
-        <w:rPr>
-          <w:color w:val="000000"/>
-        </w:rPr>
-        <w:t>+</w:t>
-      </w:r>
-      <w:r>
-        <w:rPr>
-          <w:color w:val="202020"/>
-        </w:rPr>
-        <w:t xml:space="preserve"> </w:t>
-      </w:r>
-      <w:r>
-        <w:rPr>
-          <w:color w:val="1F2328"/>
-        </w:rPr>
-        <w:t>p25M</w:t>
-      </w:r>
-      <w:r>
-        <w:rPr>
-          <w:color w:val="202020"/>
-        </w:rPr>
-        <w:t xml:space="preserve"> </w:t>
-      </w:r>
-      <w:r>
-        <w:rPr>
-          <w:color w:val="000000"/>
-        </w:rPr>
-        <w:t>*</w:t>
-      </w:r>
-      <w:r>
-        <w:rPr>
-          <w:color w:val="202020"/>
-        </w:rPr>
-        <w:t xml:space="preserve"> </w:t>
-      </w:r>
-      <w:r>
-        <w:rPr>
-          <w:color w:val="098658"/>
-        </w:rPr>
-        <w:t>0.5</w:t>
-      </w:r>
-      <w:r>
-        <w:rPr>
-          <w:color w:val="202020"/>
-        </w:rPr>
-        <w:t>;</w:t>
-      </w:r>
-    </w:p>
-    <w:p>
-      <w:pPr>
-        <w:pStyle w:val="ab"/>
-        <w:rPr>
-          <w:color w:val="202020"/>
-        </w:rPr>
-      </w:pPr>
-    </w:p>
-    <w:p>
-      <w:pPr>
-        <w:pStyle w:val="ab"/>
-        <w:rPr>
-          <w:color w:val="202020"/>
-        </w:rPr>
-      </w:pPr>
-      <w:r>
-        <w:rPr>
-          <w:color w:val="202020"/>
-        </w:rPr>
-        <w:t xml:space="preserve">        </w:t>
-      </w:r>
-      <w:r>
-        <w:rPr>
-          <w:color w:val="6E7781"/>
-        </w:rPr>
-        <w:t>// Относительный показатель (формула 5)</w:t>
-      </w:r>
-    </w:p>
-    <w:p>
-      <w:pPr>
-        <w:pStyle w:val="ab"/>
-        <w:rPr>
-          <w:color w:val="202020"/>
-        </w:rPr>
-      </w:pPr>
-      <w:r>
-        <w:rPr>
-          <w:color w:val="202020"/>
-        </w:rPr>
-        <w:t xml:space="preserve">        </w:t>
-      </w:r>
-      <w:r>
-        <w:rPr>
-          <w:color w:val="1F2328"/>
-        </w:rPr>
-        <w:t>k12</w:t>
-      </w:r>
-      <w:r>
-        <w:rPr>
-          <w:color w:val="202020"/>
-        </w:rPr>
-        <w:t xml:space="preserve"> </w:t>
-      </w:r>
-      <w:r>
-        <w:rPr>
-          <w:color w:val="000000"/>
-        </w:rPr>
-        <w:t>=</w:t>
+      <w:r>
+        <w:rPr>
+          <w:color w:val="202020"/>
+        </w:rPr>
+        <w:t xml:space="preserve">    </w:t>
+      </w:r>
+      <w:r>
+        <w:rPr>
+          <w:color w:val="0000FF"/>
+        </w:rPr>
+        <w:t>private</w:t>
+      </w:r>
+      <w:r>
+        <w:rPr>
+          <w:color w:val="202020"/>
+        </w:rPr>
+        <w:t xml:space="preserve"> </w:t>
+      </w:r>
+      <w:r>
+        <w:rPr>
+          <w:color w:val="267F99"/>
+        </w:rPr>
+        <w:t>void</w:t>
       </w:r>
       <w:r>
         <w:rPr>
@@ -12322,23 +13687,137 @@
       <w:proofErr w:type="gramStart"/>
       <w:r>
         <w:rPr>
+          <w:color w:val="8250DF"/>
+        </w:rPr>
+        <w:t>writeOutput</w:t>
+      </w:r>
+      <w:proofErr w:type="spellEnd"/>
+      <w:r>
+        <w:rPr>
+          <w:color w:val="202020"/>
+        </w:rPr>
+        <w:t>(</w:t>
+      </w:r>
+      <w:proofErr w:type="gramEnd"/>
+      <w:r>
+        <w:rPr>
           <w:color w:val="267F99"/>
         </w:rPr>
-        <w:t>Math</w:t>
-      </w:r>
-      <w:r>
-        <w:rPr>
-          <w:color w:val="202020"/>
-        </w:rPr>
-        <w:t>.</w:t>
-      </w:r>
+        <w:t>String</w:t>
+      </w:r>
+      <w:r>
+        <w:rPr>
+          <w:color w:val="202020"/>
+        </w:rPr>
+        <w:t xml:space="preserve"> </w:t>
+      </w:r>
+      <w:r>
+        <w:rPr>
+          <w:color w:val="953800"/>
+        </w:rPr>
+        <w:t>filename</w:t>
+      </w:r>
+      <w:r>
+        <w:rPr>
+          <w:color w:val="202020"/>
+        </w:rPr>
+        <w:t xml:space="preserve">) </w:t>
+      </w:r>
+      <w:r>
+        <w:rPr>
+          <w:color w:val="0000FF"/>
+        </w:rPr>
+        <w:t>throws</w:t>
+      </w:r>
+      <w:r>
+        <w:rPr>
+          <w:color w:val="202020"/>
+        </w:rPr>
+        <w:t xml:space="preserve"> </w:t>
+      </w:r>
+      <w:proofErr w:type="spellStart"/>
+      <w:r>
+        <w:rPr>
+          <w:color w:val="267F99"/>
+        </w:rPr>
+        <w:t>IOException</w:t>
+      </w:r>
+      <w:proofErr w:type="spellEnd"/>
+      <w:r>
+        <w:rPr>
+          <w:color w:val="202020"/>
+        </w:rPr>
+        <w:t xml:space="preserve"> {</w:t>
+      </w:r>
+    </w:p>
+    <w:p>
+      <w:pPr>
+        <w:pStyle w:val="ab"/>
+        <w:rPr>
+          <w:color w:val="202020"/>
+        </w:rPr>
+      </w:pPr>
+      <w:r>
+        <w:rPr>
+          <w:color w:val="202020"/>
+        </w:rPr>
+        <w:t xml:space="preserve">        </w:t>
+      </w:r>
+      <w:r>
+        <w:rPr>
+          <w:color w:val="267F99"/>
+        </w:rPr>
+        <w:t>StringBuilder</w:t>
+      </w:r>
+      <w:r>
+        <w:rPr>
+          <w:color w:val="953800"/>
+        </w:rPr>
+        <w:t xml:space="preserve"> </w:t>
+      </w:r>
+      <w:r>
+        <w:rPr>
+          <w:color w:val="1F2328"/>
+        </w:rPr>
+        <w:t>sb</w:t>
+      </w:r>
+      <w:r>
+        <w:rPr>
+          <w:color w:val="953800"/>
+        </w:rPr>
+        <w:t xml:space="preserve"> </w:t>
+      </w:r>
+      <w:r>
+        <w:rPr>
+          <w:color w:val="000000"/>
+        </w:rPr>
+        <w:t>=</w:t>
+      </w:r>
+      <w:r>
+        <w:rPr>
+          <w:color w:val="202020"/>
+        </w:rPr>
+        <w:t xml:space="preserve"> </w:t>
+      </w:r>
+      <w:r>
+        <w:rPr>
+          <w:color w:val="AF00DB"/>
+        </w:rPr>
+        <w:t>new</w:t>
+      </w:r>
+      <w:r>
+        <w:rPr>
+          <w:color w:val="202020"/>
+        </w:rPr>
+        <w:t xml:space="preserve"> </w:t>
+      </w:r>
+      <w:proofErr w:type="gramStart"/>
       <w:r>
         <w:rPr>
           <w:color w:val="8250DF"/>
         </w:rPr>
-        <w:t>max</w:t>
-      </w:r>
-      <w:proofErr w:type="spellEnd"/>
+        <w:t>StringBuilder</w:t>
+      </w:r>
       <w:r>
         <w:rPr>
           <w:color w:val="202020"/>
@@ -12348,91 +13827,9 @@
       <w:proofErr w:type="gramEnd"/>
       <w:r>
         <w:rPr>
-          <w:color w:val="098658"/>
-        </w:rPr>
-        <w:t>0.0</w:t>
-      </w:r>
-      <w:r>
-        <w:rPr>
-          <w:color w:val="202020"/>
-        </w:rPr>
-        <w:t xml:space="preserve">, </w:t>
-      </w:r>
-      <w:proofErr w:type="spellStart"/>
-      <w:r>
-        <w:rPr>
-          <w:color w:val="267F99"/>
-        </w:rPr>
-        <w:t>Math</w:t>
-      </w:r>
-      <w:r>
-        <w:rPr>
-          <w:color w:val="202020"/>
-        </w:rPr>
-        <w:t>.</w:t>
-      </w:r>
-      <w:r>
-        <w:rPr>
-          <w:color w:val="8250DF"/>
-        </w:rPr>
-        <w:t>min</w:t>
-      </w:r>
-      <w:proofErr w:type="spellEnd"/>
-      <w:r>
-        <w:rPr>
-          <w:color w:val="202020"/>
-        </w:rPr>
-        <w:t>(</w:t>
-      </w:r>
-      <w:r>
-        <w:rPr>
-          <w:color w:val="098658"/>
-        </w:rPr>
-        <w:t>1.0</w:t>
-      </w:r>
-      <w:r>
-        <w:rPr>
-          <w:color w:val="202020"/>
-        </w:rPr>
-        <w:t xml:space="preserve">, </w:t>
-      </w:r>
-      <w:r>
-        <w:rPr>
-          <w:color w:val="1F2328"/>
-        </w:rPr>
-        <w:t>p12</w:t>
-      </w:r>
-      <w:r>
-        <w:rPr>
-          <w:color w:val="202020"/>
-        </w:rPr>
-        <w:t xml:space="preserve"> </w:t>
-      </w:r>
-      <w:r>
-        <w:rPr>
-          <w:color w:val="000000"/>
-        </w:rPr>
-        <w:t>/</w:t>
-      </w:r>
-      <w:r>
-        <w:rPr>
-          <w:color w:val="202020"/>
-        </w:rPr>
-        <w:t xml:space="preserve"> </w:t>
-      </w:r>
-      <w:proofErr w:type="spellStart"/>
-      <w:r>
-        <w:rPr>
-          <w:color w:val="1F2328"/>
-        </w:rPr>
-        <w:t>pBas</w:t>
-      </w:r>
-      <w:proofErr w:type="spellEnd"/>
-      <w:r>
-        <w:rPr>
-          <w:color w:val="202020"/>
-        </w:rPr>
-        <w:t>));</w:t>
+          <w:color w:val="202020"/>
+        </w:rPr>
+        <w:t>);</w:t>
       </w:r>
     </w:p>
     <w:p>
@@ -12442,672 +13839,41 @@
           <w:color w:val="202020"/>
         </w:rPr>
       </w:pPr>
-    </w:p>
-    <w:p>
-      <w:pPr>
-        <w:pStyle w:val="ab"/>
-        <w:rPr>
-          <w:color w:val="202020"/>
-        </w:rPr>
-      </w:pPr>
       <w:r>
         <w:rPr>
           <w:color w:val="202020"/>
         </w:rPr>
         <w:t xml:space="preserve">        </w:t>
-      </w:r>
-      <w:r>
-        <w:rPr>
-          <w:color w:val="6E7781"/>
-        </w:rPr>
-        <w:t xml:space="preserve">// Фактор </w:t>
-      </w:r>
-      <w:proofErr w:type="spellStart"/>
-      <w:r>
-        <w:rPr>
-          <w:color w:val="6E7781"/>
-        </w:rPr>
-        <w:t>надёжности</w:t>
-      </w:r>
-      <w:proofErr w:type="spellEnd"/>
-      <w:r>
-        <w:rPr>
-          <w:color w:val="6E7781"/>
-        </w:rPr>
-        <w:t xml:space="preserve"> (</w:t>
-      </w:r>
-      <w:proofErr w:type="spellStart"/>
-      <w:r>
-        <w:rPr>
-          <w:color w:val="6E7781"/>
-        </w:rPr>
-        <w:t>формула</w:t>
-      </w:r>
-      <w:proofErr w:type="spellEnd"/>
-      <w:r>
-        <w:rPr>
-          <w:color w:val="6E7781"/>
-        </w:rPr>
-        <w:t xml:space="preserve"> 6)</w:t>
-      </w:r>
-    </w:p>
-    <w:p>
-      <w:pPr>
-        <w:pStyle w:val="ab"/>
-        <w:rPr>
-          <w:color w:val="202020"/>
-        </w:rPr>
-      </w:pPr>
-      <w:r>
-        <w:rPr>
-          <w:color w:val="202020"/>
-        </w:rPr>
-        <w:t xml:space="preserve">        </w:t>
-      </w:r>
-      <w:proofErr w:type="spellStart"/>
-      <w:r>
-        <w:rPr>
-          <w:color w:val="1F2328"/>
-        </w:rPr>
-        <w:t>kFactor</w:t>
-      </w:r>
-      <w:proofErr w:type="spellEnd"/>
-      <w:r>
-        <w:rPr>
-          <w:color w:val="202020"/>
-        </w:rPr>
-        <w:t xml:space="preserve"> </w:t>
-      </w:r>
-      <w:r>
-        <w:rPr>
-          <w:color w:val="000000"/>
-        </w:rPr>
-        <w:t>=</w:t>
-      </w:r>
-      <w:r>
-        <w:rPr>
-          <w:color w:val="202020"/>
-        </w:rPr>
-        <w:t xml:space="preserve"> </w:t>
-      </w:r>
-      <w:r>
-        <w:rPr>
-          <w:color w:val="1F2328"/>
-        </w:rPr>
-        <w:t>k12</w:t>
-      </w:r>
-      <w:r>
-        <w:rPr>
-          <w:color w:val="202020"/>
-        </w:rPr>
-        <w:t xml:space="preserve"> </w:t>
-      </w:r>
-      <w:r>
-        <w:rPr>
-          <w:color w:val="000000"/>
-        </w:rPr>
-        <w:t>*</w:t>
-      </w:r>
-      <w:r>
-        <w:rPr>
-          <w:color w:val="202020"/>
-        </w:rPr>
-        <w:t xml:space="preserve"> </w:t>
-      </w:r>
-      <w:r>
-        <w:rPr>
-          <w:color w:val="098658"/>
-        </w:rPr>
-        <w:t>1.0</w:t>
-      </w:r>
-      <w:r>
-        <w:rPr>
-          <w:color w:val="202020"/>
-        </w:rPr>
-        <w:t>;</w:t>
-      </w:r>
-    </w:p>
-    <w:p>
-      <w:pPr>
-        <w:pStyle w:val="ab"/>
-        <w:rPr>
-          <w:color w:val="202020"/>
-        </w:rPr>
-      </w:pPr>
-    </w:p>
-    <w:p>
-      <w:pPr>
-        <w:pStyle w:val="ab"/>
-        <w:rPr>
-          <w:color w:val="202020"/>
-        </w:rPr>
-      </w:pPr>
-      <w:r>
-        <w:rPr>
-          <w:color w:val="202020"/>
-        </w:rPr>
-        <w:t xml:space="preserve">        </w:t>
-      </w:r>
-      <w:r>
-        <w:rPr>
-          <w:color w:val="6E7781"/>
-        </w:rPr>
-        <w:t xml:space="preserve">// </w:t>
-      </w:r>
-      <w:proofErr w:type="spellStart"/>
-      <w:r>
-        <w:rPr>
-          <w:color w:val="6E7781"/>
-        </w:rPr>
-        <w:t>Округление</w:t>
-      </w:r>
-      <w:proofErr w:type="spellEnd"/>
-    </w:p>
-    <w:p>
-      <w:pPr>
-        <w:pStyle w:val="ab"/>
-        <w:rPr>
-          <w:color w:val="202020"/>
-        </w:rPr>
-      </w:pPr>
-      <w:r>
-        <w:rPr>
-          <w:color w:val="202020"/>
-        </w:rPr>
-        <w:t xml:space="preserve">        </w:t>
-      </w:r>
-      <w:r>
-        <w:rPr>
-          <w:color w:val="1F2328"/>
-        </w:rPr>
-        <w:t>m41</w:t>
-      </w:r>
-      <w:r>
-        <w:rPr>
-          <w:color w:val="202020"/>
-        </w:rPr>
-        <w:t xml:space="preserve"> </w:t>
-      </w:r>
-      <w:r>
-        <w:rPr>
-          <w:color w:val="000000"/>
-        </w:rPr>
-        <w:t>=</w:t>
-      </w:r>
-      <w:r>
-        <w:rPr>
-          <w:color w:val="202020"/>
-        </w:rPr>
-        <w:t xml:space="preserve"> </w:t>
-      </w:r>
-      <w:r>
-        <w:rPr>
-          <w:color w:val="8250DF"/>
-        </w:rPr>
-        <w:t>round</w:t>
-      </w:r>
-      <w:r>
-        <w:rPr>
-          <w:color w:val="202020"/>
-        </w:rPr>
-        <w:t>(</w:t>
-      </w:r>
-      <w:r>
-        <w:rPr>
-          <w:color w:val="1F2328"/>
-        </w:rPr>
-        <w:t>m41</w:t>
-      </w:r>
-      <w:r>
-        <w:rPr>
-          <w:color w:val="202020"/>
-        </w:rPr>
-        <w:t xml:space="preserve">); </w:t>
-      </w:r>
-      <w:r>
-        <w:rPr>
-          <w:color w:val="1F2328"/>
-        </w:rPr>
-        <w:t>m51</w:t>
-      </w:r>
-      <w:r>
-        <w:rPr>
-          <w:color w:val="202020"/>
-        </w:rPr>
-        <w:t xml:space="preserve"> </w:t>
-      </w:r>
-      <w:r>
-        <w:rPr>
-          <w:color w:val="000000"/>
-        </w:rPr>
-        <w:t>=</w:t>
-      </w:r>
-      <w:r>
-        <w:rPr>
-          <w:color w:val="202020"/>
-        </w:rPr>
-        <w:t xml:space="preserve"> </w:t>
-      </w:r>
-      <w:r>
-        <w:rPr>
-          <w:color w:val="8250DF"/>
-        </w:rPr>
-        <w:t>round</w:t>
-      </w:r>
-      <w:r>
-        <w:rPr>
-          <w:color w:val="202020"/>
-        </w:rPr>
-        <w:t>(</w:t>
-      </w:r>
-      <w:r>
-        <w:rPr>
-          <w:color w:val="1F2328"/>
-        </w:rPr>
-        <w:t>m51</w:t>
-      </w:r>
-      <w:r>
-        <w:rPr>
-          <w:color w:val="202020"/>
-        </w:rPr>
-        <w:t xml:space="preserve">); </w:t>
-      </w:r>
-      <w:r>
-        <w:rPr>
-          <w:color w:val="1F2328"/>
-        </w:rPr>
-        <w:t>m52</w:t>
-      </w:r>
-      <w:r>
-        <w:rPr>
-          <w:color w:val="202020"/>
-        </w:rPr>
-        <w:t xml:space="preserve"> </w:t>
-      </w:r>
-      <w:r>
-        <w:rPr>
-          <w:color w:val="000000"/>
-        </w:rPr>
-        <w:t>=</w:t>
-      </w:r>
-      <w:r>
-        <w:rPr>
-          <w:color w:val="202020"/>
-        </w:rPr>
-        <w:t xml:space="preserve"> </w:t>
-      </w:r>
-      <w:r>
-        <w:rPr>
-          <w:color w:val="8250DF"/>
-        </w:rPr>
-        <w:t>round</w:t>
-      </w:r>
-      <w:r>
-        <w:rPr>
-          <w:color w:val="202020"/>
-        </w:rPr>
-        <w:t>(</w:t>
-      </w:r>
-      <w:r>
-        <w:rPr>
-          <w:color w:val="1F2328"/>
-        </w:rPr>
-        <w:t>m52</w:t>
-      </w:r>
-      <w:r>
-        <w:rPr>
-          <w:color w:val="202020"/>
-        </w:rPr>
-        <w:t>);</w:t>
-      </w:r>
-    </w:p>
-    <w:p>
-      <w:pPr>
-        <w:pStyle w:val="ab"/>
-        <w:rPr>
-          <w:color w:val="202020"/>
-        </w:rPr>
-      </w:pPr>
-      <w:r>
-        <w:rPr>
-          <w:color w:val="202020"/>
-        </w:rPr>
-        <w:t xml:space="preserve">        </w:t>
-      </w:r>
-      <w:r>
-        <w:rPr>
-          <w:color w:val="1F2328"/>
-        </w:rPr>
-        <w:t>p24M</w:t>
-      </w:r>
-      <w:r>
-        <w:rPr>
-          <w:color w:val="202020"/>
-        </w:rPr>
-        <w:t xml:space="preserve"> </w:t>
-      </w:r>
-      <w:r>
-        <w:rPr>
-          <w:color w:val="000000"/>
-        </w:rPr>
-        <w:t>=</w:t>
-      </w:r>
-      <w:r>
-        <w:rPr>
-          <w:color w:val="202020"/>
-        </w:rPr>
-        <w:t xml:space="preserve"> </w:t>
-      </w:r>
-      <w:r>
-        <w:rPr>
-          <w:color w:val="8250DF"/>
-        </w:rPr>
-        <w:t>round</w:t>
-      </w:r>
-      <w:r>
-        <w:rPr>
-          <w:color w:val="202020"/>
-        </w:rPr>
-        <w:t>(</w:t>
-      </w:r>
-      <w:r>
-        <w:rPr>
-          <w:color w:val="1F2328"/>
-        </w:rPr>
-        <w:t>p24M</w:t>
-      </w:r>
-      <w:r>
-        <w:rPr>
-          <w:color w:val="202020"/>
-        </w:rPr>
-        <w:t xml:space="preserve">); </w:t>
-      </w:r>
-      <w:r>
-        <w:rPr>
-          <w:color w:val="1F2328"/>
-        </w:rPr>
-        <w:t>p25M</w:t>
-      </w:r>
-      <w:r>
-        <w:rPr>
-          <w:color w:val="202020"/>
-        </w:rPr>
-        <w:t xml:space="preserve"> </w:t>
-      </w:r>
-      <w:r>
-        <w:rPr>
-          <w:color w:val="000000"/>
-        </w:rPr>
-        <w:t>=</w:t>
-      </w:r>
-      <w:r>
-        <w:rPr>
-          <w:color w:val="202020"/>
-        </w:rPr>
-        <w:t xml:space="preserve"> </w:t>
-      </w:r>
-      <w:r>
-        <w:rPr>
-          <w:color w:val="8250DF"/>
-        </w:rPr>
-        <w:t>round</w:t>
-      </w:r>
-      <w:r>
-        <w:rPr>
-          <w:color w:val="202020"/>
-        </w:rPr>
-        <w:t>(</w:t>
-      </w:r>
-      <w:r>
-        <w:rPr>
-          <w:color w:val="1F2328"/>
-        </w:rPr>
-        <w:t>p25M</w:t>
-      </w:r>
-      <w:r>
-        <w:rPr>
-          <w:color w:val="202020"/>
-        </w:rPr>
-        <w:t>);</w:t>
-      </w:r>
-    </w:p>
-    <w:p>
-      <w:pPr>
-        <w:pStyle w:val="ab"/>
-        <w:rPr>
-          <w:color w:val="202020"/>
-        </w:rPr>
-      </w:pPr>
-      <w:r>
-        <w:rPr>
-          <w:color w:val="202020"/>
-        </w:rPr>
-        <w:t xml:space="preserve">        </w:t>
-      </w:r>
-      <w:r>
-        <w:rPr>
-          <w:color w:val="1F2328"/>
-        </w:rPr>
-        <w:t>p12</w:t>
-      </w:r>
-      <w:r>
-        <w:rPr>
-          <w:color w:val="202020"/>
-        </w:rPr>
-        <w:t xml:space="preserve"> </w:t>
-      </w:r>
-      <w:r>
-        <w:rPr>
-          <w:color w:val="000000"/>
-        </w:rPr>
-        <w:t>=</w:t>
-      </w:r>
-      <w:r>
-        <w:rPr>
-          <w:color w:val="202020"/>
-        </w:rPr>
-        <w:t xml:space="preserve"> </w:t>
-      </w:r>
-      <w:r>
-        <w:rPr>
-          <w:color w:val="8250DF"/>
-        </w:rPr>
-        <w:t>round</w:t>
-      </w:r>
-      <w:r>
-        <w:rPr>
-          <w:color w:val="202020"/>
-        </w:rPr>
-        <w:t>(</w:t>
-      </w:r>
-      <w:r>
-        <w:rPr>
-          <w:color w:val="1F2328"/>
-        </w:rPr>
-        <w:t>p12</w:t>
-      </w:r>
-      <w:r>
-        <w:rPr>
-          <w:color w:val="202020"/>
-        </w:rPr>
-        <w:t xml:space="preserve">); </w:t>
-      </w:r>
-      <w:r>
-        <w:rPr>
-          <w:color w:val="1F2328"/>
-        </w:rPr>
-        <w:t>k12</w:t>
-      </w:r>
-      <w:r>
-        <w:rPr>
-          <w:color w:val="202020"/>
-        </w:rPr>
-        <w:t xml:space="preserve"> </w:t>
-      </w:r>
-      <w:r>
-        <w:rPr>
-          <w:color w:val="000000"/>
-        </w:rPr>
-        <w:t>=</w:t>
-      </w:r>
-      <w:r>
-        <w:rPr>
-          <w:color w:val="202020"/>
-        </w:rPr>
-        <w:t xml:space="preserve"> </w:t>
-      </w:r>
-      <w:r>
-        <w:rPr>
-          <w:color w:val="8250DF"/>
-        </w:rPr>
-        <w:t>round</w:t>
-      </w:r>
-      <w:r>
-        <w:rPr>
-          <w:color w:val="202020"/>
-        </w:rPr>
-        <w:t>(</w:t>
-      </w:r>
-      <w:r>
-        <w:rPr>
-          <w:color w:val="1F2328"/>
-        </w:rPr>
-        <w:t>k12</w:t>
-      </w:r>
-      <w:r>
-        <w:rPr>
-          <w:color w:val="202020"/>
-        </w:rPr>
-        <w:t xml:space="preserve">); </w:t>
-      </w:r>
-      <w:proofErr w:type="spellStart"/>
-      <w:r>
-        <w:rPr>
-          <w:color w:val="1F2328"/>
-        </w:rPr>
-        <w:t>kFactor</w:t>
-      </w:r>
-      <w:proofErr w:type="spellEnd"/>
-      <w:r>
-        <w:rPr>
-          <w:color w:val="202020"/>
-        </w:rPr>
-        <w:t xml:space="preserve"> </w:t>
-      </w:r>
-      <w:r>
-        <w:rPr>
-          <w:color w:val="000000"/>
-        </w:rPr>
-        <w:t>=</w:t>
-      </w:r>
-      <w:r>
-        <w:rPr>
-          <w:color w:val="202020"/>
-        </w:rPr>
-        <w:t xml:space="preserve"> </w:t>
-      </w:r>
-      <w:r>
-        <w:rPr>
-          <w:color w:val="8250DF"/>
-        </w:rPr>
-        <w:t>round</w:t>
-      </w:r>
-      <w:r>
-        <w:rPr>
-          <w:color w:val="202020"/>
-        </w:rPr>
-        <w:t>(</w:t>
-      </w:r>
-      <w:proofErr w:type="spellStart"/>
-      <w:r>
-        <w:rPr>
-          <w:color w:val="1F2328"/>
-        </w:rPr>
-        <w:t>kFactor</w:t>
-      </w:r>
-      <w:proofErr w:type="spellEnd"/>
-      <w:r>
-        <w:rPr>
-          <w:color w:val="202020"/>
-        </w:rPr>
-        <w:t>);</w:t>
-      </w:r>
-    </w:p>
-    <w:p>
-      <w:pPr>
-        <w:pStyle w:val="ab"/>
-        <w:rPr>
-          <w:color w:val="202020"/>
-        </w:rPr>
-      </w:pPr>
-      <w:r>
-        <w:rPr>
-          <w:color w:val="202020"/>
-        </w:rPr>
-        <w:t>    }</w:t>
-      </w:r>
-    </w:p>
-    <w:p>
-      <w:pPr>
-        <w:pStyle w:val="ab"/>
-        <w:rPr>
-          <w:color w:val="202020"/>
-        </w:rPr>
-      </w:pPr>
-    </w:p>
-    <w:p>
-      <w:pPr>
-        <w:pStyle w:val="ab"/>
-        <w:rPr>
-          <w:color w:val="202020"/>
-        </w:rPr>
-      </w:pPr>
-      <w:r>
-        <w:rPr>
-          <w:color w:val="202020"/>
-        </w:rPr>
-        <w:t xml:space="preserve">    </w:t>
-      </w:r>
-      <w:r>
-        <w:rPr>
-          <w:color w:val="0000FF"/>
-        </w:rPr>
-        <w:t>private</w:t>
-      </w:r>
-      <w:r>
-        <w:rPr>
-          <w:color w:val="202020"/>
-        </w:rPr>
-        <w:t xml:space="preserve"> </w:t>
-      </w:r>
-      <w:r>
-        <w:rPr>
-          <w:color w:val="267F99"/>
-        </w:rPr>
-        <w:t>void</w:t>
-      </w:r>
-      <w:r>
-        <w:rPr>
-          <w:color w:val="202020"/>
-        </w:rPr>
-        <w:t xml:space="preserve"> </w:t>
       </w:r>
       <w:proofErr w:type="spellStart"/>
       <w:proofErr w:type="gramStart"/>
       <w:r>
         <w:rPr>
+          <w:color w:val="1F2328"/>
+        </w:rPr>
+        <w:t>sb</w:t>
+      </w:r>
+      <w:r>
+        <w:rPr>
+          <w:color w:val="202020"/>
+        </w:rPr>
+        <w:t>.</w:t>
+      </w:r>
+      <w:r>
+        <w:rPr>
           <w:color w:val="8250DF"/>
         </w:rPr>
-        <w:t>writeOutput</w:t>
+        <w:t>append</w:t>
       </w:r>
       <w:proofErr w:type="spellEnd"/>
+      <w:proofErr w:type="gramEnd"/>
       <w:r>
         <w:rPr>
           <w:color w:val="202020"/>
         </w:rPr>
         <w:t>(</w:t>
       </w:r>
-      <w:proofErr w:type="gramEnd"/>
+      <w:proofErr w:type="spellStart"/>
       <w:r>
         <w:rPr>
           <w:color w:val="267F99"/>
@@ -13118,127 +13884,58 @@
         <w:rPr>
           <w:color w:val="202020"/>
         </w:rPr>
-        <w:t xml:space="preserve"> </w:t>
-      </w:r>
-      <w:r>
-        <w:rPr>
-          <w:color w:val="953800"/>
-        </w:rPr>
-        <w:t>filename</w:t>
-      </w:r>
-      <w:r>
-        <w:rPr>
-          <w:color w:val="202020"/>
-        </w:rPr>
-        <w:t xml:space="preserve">) </w:t>
-      </w:r>
-      <w:r>
-        <w:rPr>
-          <w:color w:val="0000FF"/>
-        </w:rPr>
-        <w:t>throws</w:t>
-      </w:r>
-      <w:r>
-        <w:rPr>
-          <w:color w:val="202020"/>
-        </w:rPr>
-        <w:t xml:space="preserve"> </w:t>
+        <w:t>.</w:t>
+      </w:r>
+      <w:r>
+        <w:rPr>
+          <w:color w:val="8250DF"/>
+        </w:rPr>
+        <w:t>format</w:t>
+      </w:r>
+      <w:proofErr w:type="spellEnd"/>
+      <w:r>
+        <w:rPr>
+          <w:color w:val="202020"/>
+        </w:rPr>
+        <w:t>(</w:t>
+      </w:r>
+      <w:r>
+        <w:rPr>
+          <w:color w:val="0A3069"/>
+        </w:rPr>
+        <w:t>"Q = %d (</w:t>
       </w:r>
       <w:proofErr w:type="spellStart"/>
       <w:r>
         <w:rPr>
-          <w:color w:val="267F99"/>
-        </w:rPr>
-        <w:t>IOException</w:t>
+          <w:color w:val="0A3069"/>
+        </w:rPr>
+        <w:t>отказы</w:t>
       </w:r>
       <w:proofErr w:type="spellEnd"/>
       <w:r>
         <w:rPr>
-          <w:color w:val="202020"/>
-        </w:rPr>
-        <w:t xml:space="preserve"> {</w:t>
-      </w:r>
-    </w:p>
-    <w:p>
-      <w:pPr>
-        <w:pStyle w:val="ab"/>
-        <w:rPr>
-          <w:color w:val="202020"/>
-        </w:rPr>
-      </w:pPr>
-      <w:r>
-        <w:rPr>
-          <w:color w:val="202020"/>
-        </w:rPr>
-        <w:t xml:space="preserve">        </w:t>
-      </w:r>
-      <w:r>
-        <w:rPr>
-          <w:color w:val="267F99"/>
-        </w:rPr>
-        <w:t>StringBuilder</w:t>
-      </w:r>
-      <w:r>
-        <w:rPr>
-          <w:color w:val="953800"/>
-        </w:rPr>
-        <w:t xml:space="preserve"> </w:t>
+          <w:color w:val="0A3069"/>
+        </w:rPr>
+        <w:t>)%n"</w:t>
+      </w:r>
+      <w:r>
+        <w:rPr>
+          <w:color w:val="202020"/>
+        </w:rPr>
+        <w:t xml:space="preserve">, </w:t>
       </w:r>
       <w:r>
         <w:rPr>
           <w:color w:val="1F2328"/>
         </w:rPr>
-        <w:t>sb</w:t>
-      </w:r>
-      <w:r>
-        <w:rPr>
-          <w:color w:val="953800"/>
-        </w:rPr>
-        <w:t xml:space="preserve"> </w:t>
-      </w:r>
-      <w:r>
-        <w:rPr>
-          <w:color w:val="000000"/>
-        </w:rPr>
-        <w:t>=</w:t>
-      </w:r>
-      <w:r>
-        <w:rPr>
-          <w:color w:val="202020"/>
-        </w:rPr>
-        <w:t xml:space="preserve"> </w:t>
-      </w:r>
-      <w:r>
-        <w:rPr>
-          <w:color w:val="AF00DB"/>
-        </w:rPr>
-        <w:t>new</w:t>
-      </w:r>
-      <w:r>
-        <w:rPr>
-          <w:color w:val="202020"/>
-        </w:rPr>
-        <w:t xml:space="preserve"> </w:t>
-      </w:r>
-      <w:proofErr w:type="gramStart"/>
-      <w:r>
-        <w:rPr>
-          <w:color w:val="8250DF"/>
-        </w:rPr>
-        <w:t>StringBuilder</w:t>
-      </w:r>
-      <w:r>
-        <w:rPr>
-          <w:color w:val="202020"/>
-        </w:rPr>
-        <w:t>(</w:t>
-      </w:r>
-      <w:proofErr w:type="gramEnd"/>
-      <w:r>
-        <w:rPr>
-          <w:color w:val="202020"/>
-        </w:rPr>
-        <w:t>);</w:t>
+        <w:t>Q</w:t>
+      </w:r>
+      <w:r>
+        <w:rPr>
+          <w:color w:val="202020"/>
+        </w:rPr>
+        <w:t>));</w:t>
       </w:r>
     </w:p>
     <w:p>
@@ -13312,14 +14009,14 @@
         <w:rPr>
           <w:color w:val="0A3069"/>
         </w:rPr>
-        <w:t>"Q = %d (</w:t>
+        <w:t>"N = %d (</w:t>
       </w:r>
       <w:proofErr w:type="spellStart"/>
       <w:r>
         <w:rPr>
           <w:color w:val="0A3069"/>
         </w:rPr>
-        <w:t>отказы</w:t>
+        <w:t>эксперименты</w:t>
       </w:r>
       <w:proofErr w:type="spellEnd"/>
       <w:r>
@@ -13338,7 +14035,7 @@
         <w:rPr>
           <w:color w:val="1F2328"/>
         </w:rPr>
-        <w:t>Q</w:t>
+        <w:t>N</w:t>
       </w:r>
       <w:r>
         <w:rPr>
@@ -13418,34 +14115,92 @@
         <w:rPr>
           <w:color w:val="0A3069"/>
         </w:rPr>
-        <w:t>"N = %d (</w:t>
+        <w:t xml:space="preserve">"Tv: R[%s; %s], 100 </w:t>
       </w:r>
       <w:proofErr w:type="spellStart"/>
       <w:r>
         <w:rPr>
           <w:color w:val="0A3069"/>
         </w:rPr>
-        <w:t>эксперименты</w:t>
+        <w:t>значений</w:t>
       </w:r>
       <w:proofErr w:type="spellEnd"/>
       <w:r>
         <w:rPr>
           <w:color w:val="0A3069"/>
         </w:rPr>
-        <w:t>)%n"</w:t>
-      </w:r>
-      <w:r>
-        <w:rPr>
-          <w:color w:val="202020"/>
-        </w:rPr>
         <w:t xml:space="preserve">, </w:t>
       </w:r>
+      <w:proofErr w:type="spellStart"/>
+      <w:r>
+        <w:rPr>
+          <w:color w:val="0A3069"/>
+        </w:rPr>
+        <w:t>Tvдоп</w:t>
+      </w:r>
+      <w:proofErr w:type="spellEnd"/>
+      <w:r>
+        <w:rPr>
+          <w:color w:val="0A3069"/>
+        </w:rPr>
+        <w:t xml:space="preserve"> = %s с%n"</w:t>
+      </w:r>
+      <w:r>
+        <w:rPr>
+          <w:color w:val="202020"/>
+        </w:rPr>
+        <w:t>,</w:t>
+      </w:r>
+    </w:p>
+    <w:p>
+      <w:pPr>
+        <w:pStyle w:val="ab"/>
+        <w:rPr>
+          <w:color w:val="202020"/>
+        </w:rPr>
+      </w:pPr>
+      <w:r>
+        <w:rPr>
+          <w:color w:val="202020"/>
+        </w:rPr>
+        <w:t xml:space="preserve">                </w:t>
+      </w:r>
+      <w:proofErr w:type="spellStart"/>
       <w:r>
         <w:rPr>
           <w:color w:val="1F2328"/>
         </w:rPr>
-        <w:t>N</w:t>
-      </w:r>
+        <w:t>tvMin</w:t>
+      </w:r>
+      <w:proofErr w:type="spellEnd"/>
+      <w:r>
+        <w:rPr>
+          <w:color w:val="202020"/>
+        </w:rPr>
+        <w:t xml:space="preserve">, </w:t>
+      </w:r>
+      <w:proofErr w:type="spellStart"/>
+      <w:r>
+        <w:rPr>
+          <w:color w:val="1F2328"/>
+        </w:rPr>
+        <w:t>tvMax</w:t>
+      </w:r>
+      <w:proofErr w:type="spellEnd"/>
+      <w:r>
+        <w:rPr>
+          <w:color w:val="202020"/>
+        </w:rPr>
+        <w:t xml:space="preserve">, </w:t>
+      </w:r>
+      <w:proofErr w:type="spellStart"/>
+      <w:r>
+        <w:rPr>
+          <w:color w:val="1F2328"/>
+        </w:rPr>
+        <w:t>tvDop</w:t>
+      </w:r>
+      <w:proofErr w:type="spellEnd"/>
       <w:r>
         <w:rPr>
           <w:color w:val="202020"/>
@@ -13531,42 +14286,49 @@
         <w:rPr>
           <w:color w:val="0A3069"/>
         </w:rPr>
-        <w:t>Tv_ср</w:t>
+        <w:t>Tp</w:t>
       </w:r>
       <w:proofErr w:type="spellEnd"/>
       <w:r>
         <w:rPr>
           <w:color w:val="0A3069"/>
         </w:rPr>
-        <w:t xml:space="preserve"> = %s с, </w:t>
+        <w:t xml:space="preserve">: R[%s; %s], 200 </w:t>
       </w:r>
       <w:proofErr w:type="spellStart"/>
       <w:r>
         <w:rPr>
           <w:color w:val="0A3069"/>
         </w:rPr>
-        <w:t>Tvдоп</w:t>
+        <w:t>значений</w:t>
       </w:r>
       <w:proofErr w:type="spellEnd"/>
       <w:r>
         <w:rPr>
           <w:color w:val="0A3069"/>
         </w:rPr>
-        <w:t xml:space="preserve"> = %s </w:t>
+        <w:t xml:space="preserve">, </w:t>
       </w:r>
       <w:proofErr w:type="spellStart"/>
       <w:r>
         <w:rPr>
           <w:color w:val="0A3069"/>
         </w:rPr>
-        <w:t>с%n</w:t>
+        <w:t>Tpдоп</w:t>
       </w:r>
       <w:proofErr w:type="spellEnd"/>
       <w:r>
         <w:rPr>
           <w:color w:val="0A3069"/>
         </w:rPr>
-        <w:t>"</w:t>
+        <w:t xml:space="preserve"> </w:t>
+      </w:r>
+      <w:r>
+        <w:rPr>
+          <w:color w:val="0A3069"/>
+        </w:rPr>
+        <w:lastRenderedPageBreak/>
+        <w:t>= %s с%n"</w:t>
       </w:r>
       <w:r>
         <w:rPr>
@@ -13588,96 +14350,40 @@
         </w:rPr>
         <w:t xml:space="preserve">                </w:t>
       </w:r>
-      <w:proofErr w:type="gramStart"/>
-      <w:r>
-        <w:rPr>
-          <w:color w:val="8250DF"/>
-        </w:rPr>
-        <w:t>round</w:t>
-      </w:r>
-      <w:r>
-        <w:rPr>
-          <w:color w:val="202020"/>
-        </w:rPr>
-        <w:t>(</w:t>
-      </w:r>
-      <w:proofErr w:type="gramEnd"/>
-      <w:r>
-        <w:rPr>
-          <w:color w:val="202020"/>
-        </w:rPr>
-        <w:t>(</w:t>
-      </w:r>
       <w:proofErr w:type="spellStart"/>
       <w:r>
         <w:rPr>
           <w:color w:val="1F2328"/>
         </w:rPr>
-        <w:t>tvMin</w:t>
+        <w:t>tpMin</w:t>
       </w:r>
       <w:proofErr w:type="spellEnd"/>
       <w:r>
         <w:rPr>
           <w:color w:val="202020"/>
         </w:rPr>
-        <w:t xml:space="preserve"> </w:t>
-      </w:r>
-      <w:r>
-        <w:rPr>
-          <w:color w:val="000000"/>
-        </w:rPr>
-        <w:t>+</w:t>
-      </w:r>
-      <w:r>
-        <w:rPr>
-          <w:color w:val="202020"/>
-        </w:rPr>
-        <w:t xml:space="preserve"> </w:t>
+        <w:t xml:space="preserve">, </w:t>
       </w:r>
       <w:proofErr w:type="spellStart"/>
       <w:r>
         <w:rPr>
           <w:color w:val="1F2328"/>
         </w:rPr>
-        <w:t>tvMax</w:t>
+        <w:t>tpMax</w:t>
       </w:r>
       <w:proofErr w:type="spellEnd"/>
       <w:r>
         <w:rPr>
           <w:color w:val="202020"/>
         </w:rPr>
-        <w:t xml:space="preserve">) </w:t>
-      </w:r>
-      <w:r>
-        <w:rPr>
-          <w:color w:val="000000"/>
-        </w:rPr>
-        <w:t>/</w:t>
-      </w:r>
-      <w:r>
-        <w:rPr>
-          <w:color w:val="202020"/>
-        </w:rPr>
-        <w:t xml:space="preserve"> </w:t>
-      </w:r>
-      <w:r>
-        <w:rPr>
-          <w:color w:val="098658"/>
-        </w:rPr>
-        <w:t>2.0</w:t>
-      </w:r>
-      <w:r>
-        <w:rPr>
-          <w:color w:val="202020"/>
-        </w:rPr>
-        <w:t xml:space="preserve">), </w:t>
+        <w:t xml:space="preserve">, </w:t>
       </w:r>
       <w:proofErr w:type="spellStart"/>
       <w:r>
         <w:rPr>
           <w:color w:val="1F2328"/>
         </w:rPr>
-        <w:t>tvDop</w:t>
+        <w:t>tpDop</w:t>
       </w:r>
       <w:proofErr w:type="spellEnd"/>
       <w:r>
@@ -13765,48 +14471,48 @@
         <w:rPr>
           <w:color w:val="0A3069"/>
         </w:rPr>
-        <w:t>Tp_ср</w:t>
+        <w:t>P_баз</w:t>
       </w:r>
       <w:proofErr w:type="spellEnd"/>
       <w:r>
         <w:rPr>
           <w:color w:val="0A3069"/>
         </w:rPr>
-        <w:t xml:space="preserve"> = %s с, </w:t>
+        <w:t xml:space="preserve"> = %</w:t>
       </w:r>
       <w:proofErr w:type="spellStart"/>
       <w:r>
         <w:rPr>
           <w:color w:val="0A3069"/>
         </w:rPr>
-        <w:t>Tpдоп</w:t>
+        <w:t>s%n%n</w:t>
       </w:r>
       <w:proofErr w:type="spellEnd"/>
       <w:r>
         <w:rPr>
           <w:color w:val="0A3069"/>
         </w:rPr>
-        <w:t xml:space="preserve"> = %s </w:t>
+        <w:t>"</w:t>
+      </w:r>
+      <w:r>
+        <w:rPr>
+          <w:color w:val="202020"/>
+        </w:rPr>
+        <w:t xml:space="preserve">, </w:t>
       </w:r>
       <w:proofErr w:type="spellStart"/>
       <w:r>
         <w:rPr>
-          <w:color w:val="0A3069"/>
-        </w:rPr>
-        <w:t>с%n</w:t>
+          <w:color w:val="1F2328"/>
+        </w:rPr>
+        <w:t>pBas</w:t>
       </w:r>
       <w:proofErr w:type="spellEnd"/>
       <w:r>
         <w:rPr>
-          <w:color w:val="0A3069"/>
-        </w:rPr>
-        <w:t>"</w:t>
-      </w:r>
-      <w:r>
-        <w:rPr>
-          <w:color w:val="202020"/>
-        </w:rPr>
-        <w:t>,</w:t>
+          <w:color w:val="202020"/>
+        </w:rPr>
+        <w:t>));</w:t>
       </w:r>
     </w:p>
     <w:p>
@@ -13816,110 +14522,6 @@
           <w:color w:val="202020"/>
         </w:rPr>
       </w:pPr>
-      <w:r>
-        <w:rPr>
-          <w:color w:val="202020"/>
-        </w:rPr>
-        <w:t xml:space="preserve">                </w:t>
-      </w:r>
-      <w:proofErr w:type="gramStart"/>
-      <w:r>
-        <w:rPr>
-          <w:color w:val="8250DF"/>
-        </w:rPr>
-        <w:t>round</w:t>
-      </w:r>
-      <w:r>
-        <w:rPr>
-          <w:color w:val="202020"/>
-        </w:rPr>
-        <w:t>(</w:t>
-      </w:r>
-      <w:proofErr w:type="gramEnd"/>
-      <w:r>
-        <w:rPr>
-          <w:color w:val="202020"/>
-        </w:rPr>
-        <w:t>(</w:t>
-      </w:r>
-      <w:proofErr w:type="spellStart"/>
-      <w:r>
-        <w:rPr>
-          <w:color w:val="1F2328"/>
-        </w:rPr>
-        <w:t>tpMin</w:t>
-      </w:r>
-      <w:proofErr w:type="spellEnd"/>
-      <w:r>
-        <w:rPr>
-          <w:color w:val="202020"/>
-        </w:rPr>
-        <w:t xml:space="preserve"> </w:t>
-      </w:r>
-      <w:r>
-        <w:rPr>
-          <w:color w:val="000000"/>
-        </w:rPr>
-        <w:t>+</w:t>
-      </w:r>
-      <w:r>
-        <w:rPr>
-          <w:color w:val="202020"/>
-        </w:rPr>
-        <w:t xml:space="preserve"> </w:t>
-      </w:r>
-      <w:proofErr w:type="spellStart"/>
-      <w:r>
-        <w:rPr>
-          <w:color w:val="1F2328"/>
-        </w:rPr>
-        <w:t>tpMax</w:t>
-      </w:r>
-      <w:proofErr w:type="spellEnd"/>
-      <w:r>
-        <w:rPr>
-          <w:color w:val="202020"/>
-        </w:rPr>
-        <w:t xml:space="preserve">) </w:t>
-      </w:r>
-      <w:r>
-        <w:rPr>
-          <w:color w:val="000000"/>
-        </w:rPr>
-        <w:t>/</w:t>
-      </w:r>
-      <w:r>
-        <w:rPr>
-          <w:color w:val="202020"/>
-        </w:rPr>
-        <w:t xml:space="preserve"> </w:t>
-      </w:r>
-      <w:r>
-        <w:rPr>
-          <w:color w:val="098658"/>
-        </w:rPr>
-        <w:t>2.0</w:t>
-      </w:r>
-      <w:r>
-        <w:rPr>
-          <w:color w:val="202020"/>
-        </w:rPr>
-        <w:t xml:space="preserve">), </w:t>
-      </w:r>
-      <w:proofErr w:type="spellStart"/>
-      <w:r>
-        <w:rPr>
-          <w:color w:val="1F2328"/>
-        </w:rPr>
-        <w:t>tpDop</w:t>
-      </w:r>
-      <w:proofErr w:type="spellEnd"/>
-      <w:r>
-        <w:rPr>
-          <w:color w:val="202020"/>
-        </w:rPr>
-        <w:t>));</w:t>
-      </w:r>
     </w:p>
     <w:p>
       <w:pPr>
@@ -13992,35 +14594,21 @@
         <w:rPr>
           <w:color w:val="0A3069"/>
         </w:rPr>
-        <w:t>"</w:t>
+        <w:t>"m41 = %s (</w:t>
       </w:r>
       <w:proofErr w:type="spellStart"/>
       <w:r>
         <w:rPr>
           <w:color w:val="0A3069"/>
         </w:rPr>
-        <w:t>P_баз</w:t>
+        <w:t>безотказность</w:t>
       </w:r>
       <w:proofErr w:type="spellEnd"/>
       <w:r>
         <w:rPr>
           <w:color w:val="0A3069"/>
         </w:rPr>
-        <w:t xml:space="preserve"> = %</w:t>
-      </w:r>
-      <w:proofErr w:type="spellStart"/>
-      <w:r>
-        <w:rPr>
-          <w:color w:val="0A3069"/>
-        </w:rPr>
-        <w:t>s%n%n</w:t>
-      </w:r>
-      <w:proofErr w:type="spellEnd"/>
-      <w:r>
-        <w:rPr>
-          <w:color w:val="0A3069"/>
-        </w:rPr>
-        <w:t>"</w:t>
+        <w:t>)%n"</w:t>
       </w:r>
       <w:r>
         <w:rPr>
@@ -14028,28 +14616,18 @@
         </w:rPr>
         <w:t xml:space="preserve">, </w:t>
       </w:r>
-      <w:proofErr w:type="spellStart"/>
       <w:r>
         <w:rPr>
           <w:color w:val="1F2328"/>
         </w:rPr>
-        <w:t>pBas</w:t>
-      </w:r>
-      <w:proofErr w:type="spellEnd"/>
+        <w:t>m41</w:t>
+      </w:r>
       <w:r>
         <w:rPr>
           <w:color w:val="202020"/>
         </w:rPr>
         <w:t>));</w:t>
       </w:r>
-    </w:p>
-    <w:p>
-      <w:pPr>
-        <w:pStyle w:val="ab"/>
-        <w:rPr>
-          <w:color w:val="202020"/>
-        </w:rPr>
-      </w:pPr>
     </w:p>
     <w:p>
       <w:pPr>
@@ -14122,21 +14700,21 @@
         <w:rPr>
           <w:color w:val="0A3069"/>
         </w:rPr>
-        <w:t>"m41 = %s (</w:t>
+        <w:t>"m51 = %s (</w:t>
       </w:r>
       <w:proofErr w:type="spellStart"/>
       <w:r>
         <w:rPr>
           <w:color w:val="0A3069"/>
         </w:rPr>
-        <w:t>безотказность</w:t>
+        <w:t>время</w:t>
       </w:r>
       <w:proofErr w:type="spellEnd"/>
       <w:r>
         <w:rPr>
           <w:color w:val="0A3069"/>
         </w:rPr>
-        <w:t>)%n"</w:t>
+        <w:t xml:space="preserve"> восстановления)%n"</w:t>
       </w:r>
       <w:r>
         <w:rPr>
@@ -14148,7 +14726,7 @@
         <w:rPr>
           <w:color w:val="1F2328"/>
         </w:rPr>
-        <w:t>m41</w:t>
+        <w:t>m51</w:t>
       </w:r>
       <w:r>
         <w:rPr>
@@ -14228,7 +14806,7 @@
         <w:rPr>
           <w:color w:val="0A3069"/>
         </w:rPr>
-        <w:t>"m51 = %s (</w:t>
+        <w:t>"m52 = %s (</w:t>
       </w:r>
       <w:proofErr w:type="spellStart"/>
       <w:r>
@@ -14242,21 +14820,7 @@
         <w:rPr>
           <w:color w:val="0A3069"/>
         </w:rPr>
-        <w:t xml:space="preserve"> </w:t>
-      </w:r>
-      <w:proofErr w:type="spellStart"/>
-      <w:r>
-        <w:rPr>
-          <w:color w:val="0A3069"/>
-        </w:rPr>
-        <w:t>восстановления</w:t>
-      </w:r>
-      <w:proofErr w:type="spellEnd"/>
-      <w:r>
-        <w:rPr>
-          <w:color w:val="0A3069"/>
-        </w:rPr>
-        <w:t>)%n"</w:t>
+        <w:t xml:space="preserve"> преобразования)%n"</w:t>
       </w:r>
       <w:r>
         <w:rPr>
@@ -14268,7 +14832,7 @@
         <w:rPr>
           <w:color w:val="1F2328"/>
         </w:rPr>
-        <w:t>m51</w:t>
+        <w:t>m52</w:t>
       </w:r>
       <w:r>
         <w:rPr>
@@ -14288,7 +14852,6 @@
         <w:rPr>
           <w:color w:val="202020"/>
         </w:rPr>
-        <w:lastRenderedPageBreak/>
         <w:t xml:space="preserve">        </w:t>
       </w:r>
       <w:proofErr w:type="spellStart"/>
@@ -14349,35 +14912,21 @@
         <w:rPr>
           <w:color w:val="0A3069"/>
         </w:rPr>
-        <w:t>"m52 = %s (</w:t>
+        <w:t>"P_24^M = %s (</w:t>
       </w:r>
       <w:proofErr w:type="spellStart"/>
       <w:r>
         <w:rPr>
           <w:color w:val="0A3069"/>
         </w:rPr>
-        <w:t>время</w:t>
+        <w:t>метрика</w:t>
       </w:r>
       <w:proofErr w:type="spellEnd"/>
       <w:r>
         <w:rPr>
           <w:color w:val="0A3069"/>
         </w:rPr>
-        <w:t xml:space="preserve"> </w:t>
-      </w:r>
-      <w:proofErr w:type="spellStart"/>
-      <w:r>
-        <w:rPr>
-          <w:color w:val="0A3069"/>
-        </w:rPr>
-        <w:t>преобразования</w:t>
-      </w:r>
-      <w:proofErr w:type="spellEnd"/>
-      <w:r>
-        <w:rPr>
-          <w:color w:val="0A3069"/>
-        </w:rPr>
-        <w:t>)%n"</w:t>
+        <w:t xml:space="preserve"> H04)%n"</w:t>
       </w:r>
       <w:r>
         <w:rPr>
@@ -14389,7 +14938,7 @@
         <w:rPr>
           <w:color w:val="1F2328"/>
         </w:rPr>
-        <w:t>m52</w:t>
+        <w:t>p24M</w:t>
       </w:r>
       <w:r>
         <w:rPr>
@@ -14469,7 +15018,7 @@
         <w:rPr>
           <w:color w:val="0A3069"/>
         </w:rPr>
-        <w:t>"P_24^M = %s (</w:t>
+        <w:t>"P_25^M = %s (</w:t>
       </w:r>
       <w:proofErr w:type="spellStart"/>
       <w:r>
@@ -14483,7 +15032,7 @@
         <w:rPr>
           <w:color w:val="0A3069"/>
         </w:rPr>
-        <w:t xml:space="preserve"> H04)%n"</w:t>
+        <w:t xml:space="preserve"> H05)%n"</w:t>
       </w:r>
       <w:r>
         <w:rPr>
@@ -14495,7 +15044,7 @@
         <w:rPr>
           <w:color w:val="1F2328"/>
         </w:rPr>
-        <w:t>p24M</w:t>
+        <w:t>p25M</w:t>
       </w:r>
       <w:r>
         <w:rPr>
@@ -14575,21 +15124,35 @@
         <w:rPr>
           <w:color w:val="0A3069"/>
         </w:rPr>
-        <w:t>"P_25^M = %s (</w:t>
+        <w:t>"P_12 = %s (</w:t>
       </w:r>
       <w:proofErr w:type="spellStart"/>
       <w:r>
         <w:rPr>
           <w:color w:val="0A3069"/>
         </w:rPr>
-        <w:t>метрика</w:t>
+        <w:t>критерий</w:t>
       </w:r>
       <w:proofErr w:type="spellEnd"/>
       <w:r>
         <w:rPr>
           <w:color w:val="0A3069"/>
         </w:rPr>
-        <w:t xml:space="preserve"> H05)%n"</w:t>
+        <w:t xml:space="preserve"> H2, </w:t>
+      </w:r>
+      <w:proofErr w:type="spellStart"/>
+      <w:r>
+        <w:rPr>
+          <w:color w:val="0A3069"/>
+        </w:rPr>
+        <w:t>абс</w:t>
+      </w:r>
+      <w:proofErr w:type="spellEnd"/>
+      <w:r>
+        <w:rPr>
+          <w:color w:val="0A3069"/>
+        </w:rPr>
+        <w:t>.)%n"</w:t>
       </w:r>
       <w:r>
         <w:rPr>
@@ -14601,7 +15164,7 @@
         <w:rPr>
           <w:color w:val="1F2328"/>
         </w:rPr>
-        <w:t>p25M</w:t>
+        <w:t>p12</w:t>
       </w:r>
       <w:r>
         <w:rPr>
@@ -14681,7 +15244,7 @@
         <w:rPr>
           <w:color w:val="0A3069"/>
         </w:rPr>
-        <w:t>"P_12 = %s (</w:t>
+        <w:t>"K_12 = %s (</w:t>
       </w:r>
       <w:proofErr w:type="spellStart"/>
       <w:r>
@@ -14702,7 +15265,7 @@
         <w:rPr>
           <w:color w:val="0A3069"/>
         </w:rPr>
-        <w:t>абс</w:t>
+        <w:t>отн</w:t>
       </w:r>
       <w:proofErr w:type="spellEnd"/>
       <w:r>
@@ -14721,7 +15284,7 @@
         <w:rPr>
           <w:color w:val="1F2328"/>
         </w:rPr>
-        <w:t>p12</w:t>
+        <w:t>k12</w:t>
       </w:r>
       <w:r>
         <w:rPr>
@@ -14801,50 +15364,38 @@
         <w:rPr>
           <w:color w:val="0A3069"/>
         </w:rPr>
-        <w:t>"K_12 = %s (</w:t>
+        <w:t>"%</w:t>
       </w:r>
       <w:proofErr w:type="spellStart"/>
       <w:r>
         <w:rPr>
           <w:color w:val="0A3069"/>
         </w:rPr>
-        <w:t>критерий</w:t>
+        <w:t>nK_ф</w:t>
       </w:r>
       <w:proofErr w:type="spellEnd"/>
       <w:r>
         <w:rPr>
           <w:color w:val="0A3069"/>
         </w:rPr>
-        <w:t xml:space="preserve"> H2, </w:t>
+        <w:t xml:space="preserve"> = %s (ФАКТОР НАДЁЖНОСТИ)%n"</w:t>
+      </w:r>
+      <w:r>
+        <w:rPr>
+          <w:color w:val="202020"/>
+        </w:rPr>
+        <w:t xml:space="preserve">, </w:t>
       </w:r>
       <w:proofErr w:type="spellStart"/>
       <w:r>
         <w:rPr>
-          <w:color w:val="0A3069"/>
-        </w:rPr>
-        <w:t>отн</w:t>
+          <w:color w:val="1F2328"/>
+        </w:rPr>
+        <w:t>kFactor</w:t>
       </w:r>
       <w:proofErr w:type="spellEnd"/>
       <w:r>
         <w:rPr>
-          <w:color w:val="0A3069"/>
-        </w:rPr>
-        <w:t>.)%n"</w:t>
-      </w:r>
-      <w:r>
-        <w:rPr>
-          <w:color w:val="202020"/>
-        </w:rPr>
-        <w:t xml:space="preserve">, </w:t>
-      </w:r>
-      <w:r>
-        <w:rPr>
-          <w:color w:val="1F2328"/>
-        </w:rPr>
-        <w:t>k12</w:t>
-      </w:r>
-      <w:r>
-        <w:rPr>
           <w:color w:val="202020"/>
         </w:rPr>
         <w:t>));</w:t>
@@ -14857,11 +15408,83 @@
           <w:color w:val="202020"/>
         </w:rPr>
       </w:pPr>
+    </w:p>
+    <w:p>
+      <w:pPr>
+        <w:pStyle w:val="ab"/>
+        <w:rPr>
+          <w:color w:val="202020"/>
+        </w:rPr>
+      </w:pPr>
       <w:r>
         <w:rPr>
           <w:color w:val="202020"/>
         </w:rPr>
         <w:t xml:space="preserve">        </w:t>
+      </w:r>
+      <w:proofErr w:type="spellStart"/>
+      <w:r>
+        <w:rPr>
+          <w:color w:val="267F99"/>
+        </w:rPr>
+        <w:t>Files</w:t>
+      </w:r>
+      <w:r>
+        <w:rPr>
+          <w:color w:val="202020"/>
+        </w:rPr>
+        <w:t>.</w:t>
+      </w:r>
+      <w:r>
+        <w:rPr>
+          <w:color w:val="8250DF"/>
+        </w:rPr>
+        <w:t>write</w:t>
+      </w:r>
+      <w:proofErr w:type="spellEnd"/>
+      <w:r>
+        <w:rPr>
+          <w:color w:val="202020"/>
+        </w:rPr>
+        <w:t>(</w:t>
+      </w:r>
+      <w:proofErr w:type="spellStart"/>
+      <w:r>
+        <w:rPr>
+          <w:color w:val="267F99"/>
+        </w:rPr>
+        <w:t>Paths</w:t>
+      </w:r>
+      <w:r>
+        <w:rPr>
+          <w:color w:val="202020"/>
+        </w:rPr>
+        <w:t>.</w:t>
+      </w:r>
+      <w:r>
+        <w:rPr>
+          <w:color w:val="8250DF"/>
+        </w:rPr>
+        <w:t>get</w:t>
+      </w:r>
+      <w:proofErr w:type="spellEnd"/>
+      <w:r>
+        <w:rPr>
+          <w:color w:val="202020"/>
+        </w:rPr>
+        <w:t>(</w:t>
+      </w:r>
+      <w:r>
+        <w:rPr>
+          <w:color w:val="953800"/>
+        </w:rPr>
+        <w:t>filename</w:t>
+      </w:r>
+      <w:r>
+        <w:rPr>
+          <w:color w:val="202020"/>
+        </w:rPr>
+        <w:t xml:space="preserve">), </w:t>
       </w:r>
       <w:proofErr w:type="spellStart"/>
       <w:proofErr w:type="gramStart"/>
@@ -14881,7 +15504,7 @@
         <w:rPr>
           <w:color w:val="8250DF"/>
         </w:rPr>
-        <w:t>append</w:t>
+        <w:t>toString</w:t>
       </w:r>
       <w:proofErr w:type="spellEnd"/>
       <w:proofErr w:type="gramEnd"/>
@@ -14889,868 +15512,531 @@
         <w:rPr>
           <w:color w:val="202020"/>
         </w:rPr>
-        <w:t>(</w:t>
+        <w:t>().</w:t>
       </w:r>
       <w:proofErr w:type="spellStart"/>
       <w:r>
         <w:rPr>
-          <w:color w:val="267F99"/>
-        </w:rPr>
-        <w:t>String</w:t>
-      </w:r>
-      <w:r>
-        <w:rPr>
-          <w:color w:val="202020"/>
-        </w:rPr>
+          <w:color w:val="8250DF"/>
+        </w:rPr>
+        <w:t>getBytes</w:t>
+      </w:r>
+      <w:proofErr w:type="spellEnd"/>
+      <w:r>
+        <w:rPr>
+          <w:color w:val="202020"/>
+        </w:rPr>
+        <w:t>());</w:t>
+      </w:r>
+    </w:p>
+    <w:p>
+      <w:pPr>
+        <w:pStyle w:val="ab"/>
+        <w:rPr>
+          <w:color w:val="202020"/>
+          <w:lang w:val="ru-RU"/>
+        </w:rPr>
+      </w:pPr>
+      <w:r>
+        <w:rPr>
+          <w:color w:val="202020"/>
+        </w:rPr>
+        <w:t xml:space="preserve">    </w:t>
+      </w:r>
+      <w:r>
+        <w:rPr>
+          <w:color w:val="202020"/>
+          <w:lang w:val="ru-RU"/>
+        </w:rPr>
+        <w:t>}</w:t>
+      </w:r>
+    </w:p>
+    <w:p>
+      <w:pPr>
+        <w:pStyle w:val="ab"/>
+        <w:rPr>
+          <w:color w:val="202020"/>
+          <w:lang w:val="ru-RU"/>
+        </w:rPr>
+      </w:pPr>
+      <w:r>
+        <w:rPr>
+          <w:color w:val="202020"/>
+          <w:lang w:val="ru-RU"/>
+        </w:rPr>
+        <w:t>}</w:t>
+      </w:r>
+    </w:p>
+    <w:p>
+      <w:pPr>
+        <w:pStyle w:val="2"/>
+      </w:pPr>
+    </w:p>
+    <w:p>
+      <w:pPr>
+        <w:pStyle w:val="2"/>
+      </w:pPr>
+    </w:p>
+    <w:p>
+      <w:pPr>
+        <w:pStyle w:val="2"/>
+      </w:pPr>
+    </w:p>
+    <w:p>
+      <w:pPr>
+        <w:pStyle w:val="2"/>
+      </w:pPr>
+      <w:r>
+        <w:t>Пример р</w:t>
+      </w:r>
+      <w:r>
+        <w:t>езультат</w:t>
+      </w:r>
+      <w:r>
+        <w:t xml:space="preserve"> </w:t>
+      </w:r>
+      <w:r>
+        <w:t>работы</w:t>
+      </w:r>
+      <w:r>
+        <w:t xml:space="preserve"> </w:t>
+      </w:r>
+      <w:r>
+        <w:t>программы</w:t>
+      </w:r>
+      <w:r>
+        <w:t xml:space="preserve"> (</w:t>
+      </w:r>
+      <w:r>
+        <w:rPr>
+          <w:lang w:val="en-US"/>
+        </w:rPr>
+        <w:t>output</w:t>
+      </w:r>
+      <w:r>
         <w:t>.</w:t>
       </w:r>
       <w:r>
         <w:rPr>
-          <w:color w:val="8250DF"/>
-        </w:rPr>
-        <w:t>format</w:t>
+          <w:lang w:val="en-US"/>
+        </w:rPr>
+        <w:t>txt</w:t>
+      </w:r>
+      <w:r>
+        <w:t>):</w:t>
+      </w:r>
+    </w:p>
+    <w:p>
+      <w:pPr>
+        <w:pStyle w:val="ab"/>
+      </w:pPr>
+      <w:r>
+        <w:t>Q = 6 (отказы)</w:t>
+      </w:r>
+    </w:p>
+    <w:p>
+      <w:pPr>
+        <w:pStyle w:val="ab"/>
+      </w:pPr>
+      <w:r>
+        <w:t>N = 1200 (эксперименты)</w:t>
+      </w:r>
+    </w:p>
+    <w:p>
+      <w:pPr>
+        <w:pStyle w:val="ab"/>
+        <w:rPr>
+          <w:lang w:val="ru-RU"/>
+        </w:rPr>
+      </w:pPr>
+      <w:r>
+        <w:t>Tv</w:t>
+      </w:r>
+      <w:r>
+        <w:rPr>
+          <w:lang w:val="ru-RU"/>
+        </w:rPr>
+        <w:t xml:space="preserve">: </w:t>
+      </w:r>
+      <w:proofErr w:type="gramStart"/>
+      <w:r>
+        <w:t>R</w:t>
+      </w:r>
+      <w:r>
+        <w:rPr>
+          <w:lang w:val="ru-RU"/>
+        </w:rPr>
+        <w:t>[</w:t>
+      </w:r>
+      <w:proofErr w:type="gramEnd"/>
+      <w:r>
+        <w:rPr>
+          <w:lang w:val="ru-RU"/>
+        </w:rPr>
+        <w:t xml:space="preserve">0.8; 1.4], 100 значений, </w:t>
+      </w:r>
+      <w:r>
+        <w:t>Tv</w:t>
+      </w:r>
+      <w:proofErr w:type="spellStart"/>
+      <w:r>
+        <w:rPr>
+          <w:lang w:val="ru-RU"/>
+        </w:rPr>
+        <w:t>доп</w:t>
       </w:r>
       <w:proofErr w:type="spellEnd"/>
       <w:r>
         <w:rPr>
-          <w:color w:val="202020"/>
-        </w:rPr>
-        <w:t>(</w:t>
-      </w:r>
-      <w:r>
-        <w:rPr>
-          <w:color w:val="0A3069"/>
-        </w:rPr>
-        <w:t>"%</w:t>
-      </w:r>
+          <w:lang w:val="ru-RU"/>
+        </w:rPr>
+        <w:t xml:space="preserve"> = 0.95 с</w:t>
+      </w:r>
+    </w:p>
+    <w:p>
+      <w:pPr>
+        <w:pStyle w:val="ab"/>
+        <w:rPr>
+          <w:lang w:val="ru-RU"/>
+        </w:rPr>
+      </w:pPr>
       <w:proofErr w:type="spellStart"/>
       <w:r>
-        <w:rPr>
-          <w:color w:val="0A3069"/>
-        </w:rPr>
-        <w:t>nK_ф</w:t>
+        <w:t>Tp</w:t>
       </w:r>
       <w:proofErr w:type="spellEnd"/>
       <w:r>
         <w:rPr>
-          <w:color w:val="0A3069"/>
-        </w:rPr>
-        <w:t xml:space="preserve"> = %s (ФАКТОР НАДЁЖНОСТИ)%n"</w:t>
-      </w:r>
-      <w:r>
-        <w:rPr>
-          <w:color w:val="202020"/>
-        </w:rPr>
-        <w:t xml:space="preserve">, </w:t>
+          <w:lang w:val="ru-RU"/>
+        </w:rPr>
+        <w:t xml:space="preserve">: </w:t>
+      </w:r>
+      <w:proofErr w:type="gramStart"/>
+      <w:r>
+        <w:t>R</w:t>
+      </w:r>
+      <w:r>
+        <w:rPr>
+          <w:lang w:val="ru-RU"/>
+        </w:rPr>
+        <w:t>[</w:t>
+      </w:r>
+      <w:proofErr w:type="gramEnd"/>
+      <w:r>
+        <w:rPr>
+          <w:lang w:val="ru-RU"/>
+        </w:rPr>
+        <w:t xml:space="preserve">8.0; 12.0], 200 значений, </w:t>
       </w:r>
       <w:proofErr w:type="spellStart"/>
       <w:r>
-        <w:rPr>
-          <w:color w:val="1F2328"/>
-        </w:rPr>
-        <w:t>kFactor</w:t>
+        <w:t>Tp</w:t>
+      </w:r>
+      <w:r>
+        <w:rPr>
+          <w:lang w:val="ru-RU"/>
+        </w:rPr>
+        <w:t>доп</w:t>
       </w:r>
       <w:proofErr w:type="spellEnd"/>
       <w:r>
         <w:rPr>
-          <w:color w:val="202020"/>
-        </w:rPr>
-        <w:t>));</w:t>
+          <w:lang w:val="ru-RU"/>
+        </w:rPr>
+        <w:t xml:space="preserve"> = 14.0 с</w:t>
       </w:r>
     </w:p>
     <w:p>
       <w:pPr>
         <w:pStyle w:val="ab"/>
         <w:rPr>
-          <w:color w:val="202020"/>
-        </w:rPr>
-      </w:pPr>
+          <w:lang w:val="ru-RU"/>
+        </w:rPr>
+      </w:pPr>
+      <w:r>
+        <w:t>P</w:t>
+      </w:r>
+      <w:r>
+        <w:rPr>
+          <w:lang w:val="ru-RU"/>
+        </w:rPr>
+        <w:t>_баз = 0.94</w:t>
+      </w:r>
     </w:p>
     <w:p>
       <w:pPr>
         <w:pStyle w:val="ab"/>
         <w:rPr>
-          <w:color w:val="202020"/>
-        </w:rPr>
-      </w:pPr>
-      <w:r>
-        <w:rPr>
-          <w:color w:val="202020"/>
-        </w:rPr>
-        <w:t xml:space="preserve">        </w:t>
+          <w:lang w:val="ru-RU"/>
+        </w:rPr>
+      </w:pPr>
+    </w:p>
+    <w:p>
+      <w:pPr>
+        <w:pStyle w:val="ab"/>
+        <w:rPr>
+          <w:lang w:val="ru-RU"/>
+        </w:rPr>
+      </w:pPr>
+      <w:r>
+        <w:lastRenderedPageBreak/>
+        <w:t>m</w:t>
+      </w:r>
+      <w:r>
+        <w:rPr>
+          <w:lang w:val="ru-RU"/>
+        </w:rPr>
+        <w:t>41 = 0.995 (безотказность)</w:t>
+      </w:r>
+    </w:p>
+    <w:p>
+      <w:pPr>
+        <w:pStyle w:val="ab"/>
+        <w:rPr>
+          <w:lang w:val="ru-RU"/>
+        </w:rPr>
+      </w:pPr>
+      <w:r>
+        <w:t>m</w:t>
+      </w:r>
+      <w:r>
+        <w:rPr>
+          <w:lang w:val="ru-RU"/>
+        </w:rPr>
+        <w:t>51 = 0.8835689854198133 (время восстановления)</w:t>
+      </w:r>
+    </w:p>
+    <w:p>
+      <w:pPr>
+        <w:pStyle w:val="ab"/>
+        <w:rPr>
+          <w:lang w:val="ru-RU"/>
+        </w:rPr>
+      </w:pPr>
+      <w:r>
+        <w:t>m</w:t>
+      </w:r>
+      <w:r>
+        <w:rPr>
+          <w:lang w:val="ru-RU"/>
+        </w:rPr>
+        <w:t>52 = 1.0 (время преобразования)</w:t>
+      </w:r>
+    </w:p>
+    <w:p>
+      <w:pPr>
+        <w:pStyle w:val="ab"/>
+        <w:rPr>
+          <w:lang w:val="ru-RU"/>
+        </w:rPr>
+      </w:pPr>
+      <w:r>
+        <w:t>P</w:t>
+      </w:r>
+      <w:r>
+        <w:rPr>
+          <w:lang w:val="ru-RU"/>
+        </w:rPr>
+        <w:t>_24^</w:t>
+      </w:r>
+      <w:r>
+        <w:t>M</w:t>
+      </w:r>
+      <w:r>
+        <w:rPr>
+          <w:lang w:val="ru-RU"/>
+        </w:rPr>
+        <w:t xml:space="preserve"> = 0.995 (метрика </w:t>
+      </w:r>
+      <w:r>
+        <w:t>H</w:t>
+      </w:r>
+      <w:r>
+        <w:rPr>
+          <w:lang w:val="ru-RU"/>
+        </w:rPr>
+        <w:t>04)</w:t>
+      </w:r>
+    </w:p>
+    <w:p>
+      <w:pPr>
+        <w:pStyle w:val="ab"/>
+        <w:rPr>
+          <w:lang w:val="ru-RU"/>
+        </w:rPr>
+      </w:pPr>
+      <w:r>
+        <w:t>P</w:t>
+      </w:r>
+      <w:r>
+        <w:rPr>
+          <w:lang w:val="ru-RU"/>
+        </w:rPr>
+        <w:t>_25^</w:t>
+      </w:r>
+      <w:r>
+        <w:t>M</w:t>
+      </w:r>
+      <w:r>
+        <w:rPr>
+          <w:lang w:val="ru-RU"/>
+        </w:rPr>
+        <w:t xml:space="preserve"> = 0.9417844927099066 (метрика </w:t>
+      </w:r>
+      <w:r>
+        <w:t>H</w:t>
+      </w:r>
+      <w:r>
+        <w:rPr>
+          <w:lang w:val="ru-RU"/>
+        </w:rPr>
+        <w:t>05)</w:t>
+      </w:r>
+    </w:p>
+    <w:p>
+      <w:pPr>
+        <w:pStyle w:val="ab"/>
+        <w:rPr>
+          <w:lang w:val="ru-RU"/>
+        </w:rPr>
+      </w:pPr>
+      <w:r>
+        <w:t>P</w:t>
+      </w:r>
+      <w:r>
+        <w:rPr>
+          <w:lang w:val="ru-RU"/>
+        </w:rPr>
+        <w:t xml:space="preserve">_12 = 0.9683922463549532 (критерий </w:t>
+      </w:r>
+      <w:r>
+        <w:t>H</w:t>
+      </w:r>
+      <w:r>
+        <w:rPr>
+          <w:lang w:val="ru-RU"/>
+        </w:rPr>
+        <w:t xml:space="preserve">2, </w:t>
       </w:r>
       <w:proofErr w:type="spellStart"/>
       <w:r>
         <w:rPr>
-          <w:color w:val="267F99"/>
-        </w:rPr>
-        <w:t>Files</w:t>
-      </w:r>
-      <w:r>
-        <w:rPr>
-          <w:color w:val="202020"/>
-        </w:rPr>
+          <w:lang w:val="ru-RU"/>
+        </w:rPr>
+        <w:t>абс</w:t>
+      </w:r>
+      <w:proofErr w:type="spellEnd"/>
+      <w:r>
+        <w:rPr>
+          <w:lang w:val="ru-RU"/>
+        </w:rPr>
+        <w:t>.)</w:t>
+      </w:r>
+    </w:p>
+    <w:p>
+      <w:pPr>
+        <w:pStyle w:val="ab"/>
+        <w:rPr>
+          <w:lang w:val="ru-RU"/>
+        </w:rPr>
+      </w:pPr>
+      <w:r>
+        <w:t>K</w:t>
+      </w:r>
+      <w:r>
+        <w:rPr>
+          <w:lang w:val="ru-RU"/>
+        </w:rPr>
+        <w:t xml:space="preserve">_12 = 1.0302045173988865 (критерий </w:t>
+      </w:r>
+      <w:r>
+        <w:t>H</w:t>
+      </w:r>
+      <w:r>
+        <w:rPr>
+          <w:lang w:val="ru-RU"/>
+        </w:rPr>
+        <w:t xml:space="preserve">2, </w:t>
+      </w:r>
+      <w:proofErr w:type="spellStart"/>
+      <w:r>
+        <w:rPr>
+          <w:lang w:val="ru-RU"/>
+        </w:rPr>
+        <w:t>отн</w:t>
+      </w:r>
+      <w:proofErr w:type="spellEnd"/>
+      <w:r>
+        <w:rPr>
+          <w:lang w:val="ru-RU"/>
+        </w:rPr>
+        <w:t>.)</w:t>
+      </w:r>
+    </w:p>
+    <w:p>
+      <w:pPr>
+        <w:pStyle w:val="ab"/>
+        <w:rPr>
+          <w:lang w:val="ru-RU"/>
+        </w:rPr>
+      </w:pPr>
+    </w:p>
+    <w:p>
+      <w:pPr>
+        <w:pStyle w:val="ab"/>
+        <w:rPr>
+          <w:lang w:val="ru-RU"/>
+        </w:rPr>
+      </w:pPr>
+      <w:r>
+        <w:t>K</w:t>
+      </w:r>
+      <w:r>
+        <w:rPr>
+          <w:lang w:val="ru-RU"/>
+        </w:rPr>
+        <w:t>_ф = 1.0302045173988865 (ФАКТОР НАДЁЖНОСТИ)</w:t>
+      </w:r>
+    </w:p>
+    <w:p>
+      <w:pPr>
+        <w:pStyle w:val="2"/>
+      </w:pPr>
+    </w:p>
+    <w:p>
+      <w:pPr>
+        <w:pStyle w:val="2"/>
+      </w:pPr>
+      <w:r>
+        <w:t xml:space="preserve">Сравнение ручного и </w:t>
+      </w:r>
+      <w:r>
+        <w:t xml:space="preserve">3 </w:t>
+      </w:r>
+      <w:r>
+        <w:t>программн</w:t>
+      </w:r>
+      <w:r>
+        <w:t>ых</w:t>
+      </w:r>
+      <w:r>
+        <w:t xml:space="preserve"> расчёт</w:t>
+      </w:r>
+      <w:r>
+        <w:t>ов</w:t>
+      </w:r>
+      <w:r>
+        <w:t xml:space="preserve"> </w:t>
+      </w:r>
+      <w:r>
+        <w:t>представлено в таблице 3</w:t>
+      </w:r>
+      <w:r>
+        <w:t xml:space="preserve"> и 4</w:t>
+      </w:r>
+      <w:r>
         <w:t>.</w:t>
       </w:r>
-      <w:r>
-        <w:rPr>
-          <w:color w:val="8250DF"/>
-        </w:rPr>
-        <w:t>write</w:t>
-      </w:r>
-      <w:proofErr w:type="spellEnd"/>
-      <w:r>
-        <w:rPr>
-          <w:color w:val="202020"/>
-        </w:rPr>
-        <w:t>(</w:t>
-      </w:r>
-      <w:proofErr w:type="spellStart"/>
-      <w:r>
-        <w:rPr>
-          <w:color w:val="267F99"/>
-        </w:rPr>
-        <w:t>Paths</w:t>
-      </w:r>
-      <w:r>
-        <w:rPr>
-          <w:color w:val="202020"/>
-        </w:rPr>
-        <w:t>.</w:t>
-      </w:r>
-      <w:r>
-        <w:rPr>
-          <w:color w:val="8250DF"/>
-        </w:rPr>
-        <w:t>get</w:t>
-      </w:r>
-      <w:proofErr w:type="spellEnd"/>
-      <w:r>
-        <w:rPr>
-          <w:color w:val="202020"/>
-        </w:rPr>
-        <w:t>(</w:t>
-      </w:r>
-      <w:r>
-        <w:rPr>
-          <w:color w:val="953800"/>
-        </w:rPr>
-        <w:t>filename</w:t>
-      </w:r>
-      <w:r>
-        <w:rPr>
-          <w:color w:val="202020"/>
-        </w:rPr>
-        <w:t xml:space="preserve">), </w:t>
-      </w:r>
-      <w:proofErr w:type="spellStart"/>
-      <w:proofErr w:type="gramStart"/>
-      <w:r>
-        <w:rPr>
-          <w:color w:val="1F2328"/>
-        </w:rPr>
-        <w:t>sb</w:t>
-      </w:r>
-      <w:r>
-        <w:rPr>
-          <w:color w:val="202020"/>
-        </w:rPr>
-        <w:t>.</w:t>
-      </w:r>
-      <w:r>
-        <w:rPr>
-          <w:color w:val="8250DF"/>
-        </w:rPr>
-        <w:t>toString</w:t>
-      </w:r>
-      <w:proofErr w:type="spellEnd"/>
-      <w:proofErr w:type="gramEnd"/>
-      <w:r>
-        <w:rPr>
-          <w:color w:val="202020"/>
-        </w:rPr>
-        <w:t>().</w:t>
-      </w:r>
-      <w:proofErr w:type="spellStart"/>
-      <w:r>
-        <w:rPr>
-          <w:color w:val="8250DF"/>
-        </w:rPr>
-        <w:t>getBytes</w:t>
-      </w:r>
-      <w:proofErr w:type="spellEnd"/>
-      <w:r>
-        <w:rPr>
-          <w:color w:val="202020"/>
-        </w:rPr>
-        <w:t>());</w:t>
-      </w:r>
-    </w:p>
-    <w:p>
-      <w:pPr>
-        <w:pStyle w:val="ab"/>
-        <w:rPr>
-          <w:color w:val="202020"/>
-        </w:rPr>
-      </w:pPr>
-      <w:r>
-        <w:rPr>
-          <w:color w:val="202020"/>
-        </w:rPr>
-        <w:t>    }</w:t>
-      </w:r>
-    </w:p>
-    <w:p>
-      <w:pPr>
-        <w:pStyle w:val="ab"/>
-        <w:rPr>
-          <w:color w:val="202020"/>
-        </w:rPr>
-      </w:pPr>
-    </w:p>
-    <w:p>
-      <w:pPr>
-        <w:pStyle w:val="ab"/>
-        <w:rPr>
-          <w:color w:val="202020"/>
-        </w:rPr>
-      </w:pPr>
-      <w:r>
-        <w:rPr>
-          <w:color w:val="202020"/>
-        </w:rPr>
-        <w:t xml:space="preserve">    </w:t>
-      </w:r>
-      <w:r>
-        <w:rPr>
-          <w:color w:val="0000FF"/>
-        </w:rPr>
-        <w:t>private</w:t>
-      </w:r>
-      <w:r>
-        <w:rPr>
-          <w:color w:val="202020"/>
-        </w:rPr>
-        <w:t xml:space="preserve"> </w:t>
-      </w:r>
-      <w:r>
-        <w:rPr>
-          <w:color w:val="267F99"/>
-        </w:rPr>
-        <w:t>double</w:t>
-      </w:r>
-      <w:r>
-        <w:rPr>
-          <w:color w:val="202020"/>
-        </w:rPr>
-        <w:t xml:space="preserve"> </w:t>
-      </w:r>
-      <w:proofErr w:type="gramStart"/>
-      <w:r>
-        <w:rPr>
-          <w:color w:val="8250DF"/>
-        </w:rPr>
-        <w:t>round</w:t>
-      </w:r>
-      <w:r>
-        <w:rPr>
-          <w:color w:val="202020"/>
-        </w:rPr>
-        <w:t>(</w:t>
-      </w:r>
-      <w:proofErr w:type="gramEnd"/>
-      <w:r>
-        <w:rPr>
-          <w:color w:val="267F99"/>
-        </w:rPr>
-        <w:t>double</w:t>
-      </w:r>
-      <w:r>
-        <w:rPr>
-          <w:color w:val="202020"/>
-        </w:rPr>
-        <w:t xml:space="preserve"> </w:t>
-      </w:r>
-      <w:r>
-        <w:rPr>
-          <w:color w:val="953800"/>
-        </w:rPr>
-        <w:t>v</w:t>
-      </w:r>
-      <w:r>
-        <w:rPr>
-          <w:color w:val="202020"/>
-        </w:rPr>
-        <w:t>) {</w:t>
-      </w:r>
-    </w:p>
-    <w:p>
-      <w:pPr>
-        <w:pStyle w:val="ab"/>
-        <w:rPr>
-          <w:color w:val="202020"/>
-        </w:rPr>
-      </w:pPr>
-      <w:r>
-        <w:rPr>
-          <w:color w:val="202020"/>
-        </w:rPr>
-        <w:t xml:space="preserve">        </w:t>
-      </w:r>
-      <w:r>
-        <w:rPr>
-          <w:color w:val="AF00DB"/>
-        </w:rPr>
-        <w:t>return</w:t>
-      </w:r>
-      <w:r>
-        <w:rPr>
-          <w:color w:val="202020"/>
-        </w:rPr>
-        <w:t xml:space="preserve"> </w:t>
-      </w:r>
-      <w:proofErr w:type="spellStart"/>
-      <w:r>
-        <w:rPr>
-          <w:color w:val="267F99"/>
-        </w:rPr>
-        <w:t>Math</w:t>
-      </w:r>
-      <w:r>
-        <w:rPr>
-          <w:color w:val="202020"/>
-        </w:rPr>
-        <w:t>.</w:t>
-      </w:r>
-      <w:r>
-        <w:rPr>
-          <w:color w:val="8250DF"/>
-        </w:rPr>
-        <w:t>round</w:t>
-      </w:r>
-      <w:proofErr w:type="spellEnd"/>
-      <w:r>
-        <w:rPr>
-          <w:color w:val="202020"/>
-        </w:rPr>
-        <w:t>(</w:t>
-      </w:r>
-      <w:r>
-        <w:rPr>
-          <w:color w:val="953800"/>
-        </w:rPr>
-        <w:t>v</w:t>
-      </w:r>
-      <w:r>
-        <w:rPr>
-          <w:color w:val="202020"/>
-        </w:rPr>
-        <w:t xml:space="preserve"> </w:t>
-      </w:r>
-      <w:r>
-        <w:rPr>
-          <w:color w:val="000000"/>
-        </w:rPr>
-        <w:t>*</w:t>
-      </w:r>
-      <w:r>
-        <w:rPr>
-          <w:color w:val="202020"/>
-        </w:rPr>
-        <w:t xml:space="preserve"> </w:t>
-      </w:r>
-      <w:r>
-        <w:rPr>
-          <w:color w:val="098658"/>
-        </w:rPr>
-        <w:t>10000.0</w:t>
-      </w:r>
-      <w:r>
-        <w:rPr>
-          <w:color w:val="202020"/>
-        </w:rPr>
-        <w:t xml:space="preserve">) </w:t>
-      </w:r>
-      <w:r>
-        <w:rPr>
-          <w:color w:val="000000"/>
-        </w:rPr>
-        <w:t>/</w:t>
-      </w:r>
-      <w:r>
-        <w:rPr>
-          <w:color w:val="202020"/>
-        </w:rPr>
-        <w:t xml:space="preserve"> </w:t>
-      </w:r>
-      <w:r>
-        <w:rPr>
-          <w:color w:val="098658"/>
-        </w:rPr>
-        <w:t>10000.0</w:t>
-      </w:r>
-      <w:r>
-        <w:rPr>
-          <w:color w:val="202020"/>
-        </w:rPr>
-        <w:t>;</w:t>
-      </w:r>
-    </w:p>
-    <w:p>
-      <w:pPr>
-        <w:pStyle w:val="ab"/>
-        <w:rPr>
-          <w:color w:val="202020"/>
-        </w:rPr>
-      </w:pPr>
-      <w:r>
-        <w:rPr>
-          <w:color w:val="202020"/>
-        </w:rPr>
-        <w:t>    }</w:t>
-      </w:r>
-    </w:p>
-    <w:p>
-      <w:pPr>
-        <w:pStyle w:val="ab"/>
-        <w:rPr>
-          <w:color w:val="202020"/>
-        </w:rPr>
-      </w:pPr>
-      <w:r>
-        <w:rPr>
-          <w:color w:val="202020"/>
-        </w:rPr>
-        <w:t>}</w:t>
-      </w:r>
-    </w:p>
-    <w:p>
-      <w:pPr>
-        <w:pStyle w:val="2"/>
-      </w:pPr>
-    </w:p>
-    <w:p>
-      <w:pPr>
-        <w:pStyle w:val="2"/>
-      </w:pPr>
-    </w:p>
-    <w:p>
-      <w:pPr>
-        <w:pStyle w:val="2"/>
-      </w:pPr>
-    </w:p>
-    <w:p>
-      <w:pPr>
-        <w:pStyle w:val="2"/>
-      </w:pPr>
-      <w:r>
-        <w:t>Результат</w:t>
-      </w:r>
-      <w:r>
-        <w:t xml:space="preserve"> </w:t>
-      </w:r>
-      <w:r>
-        <w:t>работы</w:t>
-      </w:r>
-      <w:r>
-        <w:t xml:space="preserve"> </w:t>
-      </w:r>
-      <w:r>
-        <w:t>программы</w:t>
-      </w:r>
-      <w:r>
-        <w:t xml:space="preserve"> (</w:t>
-      </w:r>
-      <w:r>
-        <w:rPr>
-          <w:lang w:val="en-US"/>
-        </w:rPr>
-        <w:t>output</w:t>
-      </w:r>
-      <w:r>
-        <w:t>.</w:t>
-      </w:r>
-      <w:r>
-        <w:rPr>
-          <w:lang w:val="en-US"/>
-        </w:rPr>
-        <w:t>txt</w:t>
-      </w:r>
-      <w:r>
-        <w:t>):</w:t>
-      </w:r>
-    </w:p>
-    <w:p>
-      <w:pPr>
-        <w:pStyle w:val="ab"/>
-        <w:rPr>
-          <w:lang w:val="ru-RU"/>
-        </w:rPr>
-      </w:pPr>
-      <w:r>
-        <w:t>Q</w:t>
-      </w:r>
-      <w:r>
-        <w:rPr>
-          <w:lang w:val="ru-RU"/>
-        </w:rPr>
-        <w:t xml:space="preserve"> = 6 (отказы)</w:t>
-      </w:r>
-    </w:p>
-    <w:p>
-      <w:pPr>
-        <w:pStyle w:val="ab"/>
-        <w:rPr>
-          <w:lang w:val="ru-RU"/>
-        </w:rPr>
-      </w:pPr>
-      <w:r>
-        <w:t>N</w:t>
-      </w:r>
-      <w:r>
-        <w:rPr>
-          <w:lang w:val="ru-RU"/>
-        </w:rPr>
-        <w:t xml:space="preserve"> = 1200 (эксперименты)</w:t>
-      </w:r>
-    </w:p>
-    <w:p>
-      <w:pPr>
-        <w:pStyle w:val="ab"/>
-        <w:rPr>
-          <w:lang w:val="ru-RU"/>
-        </w:rPr>
-      </w:pPr>
-      <w:r>
-        <w:t>Tv</w:t>
-      </w:r>
-      <w:r>
-        <w:rPr>
-          <w:lang w:val="ru-RU"/>
-        </w:rPr>
-        <w:t xml:space="preserve">_ср = 1.1 с, </w:t>
-      </w:r>
-      <w:r>
-        <w:t>Tv</w:t>
-      </w:r>
-      <w:proofErr w:type="spellStart"/>
-      <w:r>
-        <w:rPr>
-          <w:lang w:val="ru-RU"/>
-        </w:rPr>
-        <w:t>доп</w:t>
-      </w:r>
-      <w:proofErr w:type="spellEnd"/>
-      <w:r>
-        <w:rPr>
-          <w:lang w:val="ru-RU"/>
-        </w:rPr>
-        <w:t xml:space="preserve"> = 0.95 с</w:t>
-      </w:r>
-    </w:p>
-    <w:p>
-      <w:pPr>
-        <w:pStyle w:val="ab"/>
-        <w:rPr>
-          <w:lang w:val="ru-RU"/>
-        </w:rPr>
-      </w:pPr>
-      <w:proofErr w:type="spellStart"/>
-      <w:r>
-        <w:t>Tp</w:t>
-      </w:r>
-      <w:proofErr w:type="spellEnd"/>
-      <w:r>
-        <w:rPr>
-          <w:lang w:val="ru-RU"/>
-        </w:rPr>
-        <w:t xml:space="preserve">_ср = 10.0 с, </w:t>
-      </w:r>
-      <w:proofErr w:type="spellStart"/>
-      <w:r>
-        <w:t>Tp</w:t>
-      </w:r>
-      <w:r>
-        <w:rPr>
-          <w:lang w:val="ru-RU"/>
-        </w:rPr>
-        <w:t>доп</w:t>
-      </w:r>
-      <w:proofErr w:type="spellEnd"/>
-      <w:r>
-        <w:rPr>
-          <w:lang w:val="ru-RU"/>
-        </w:rPr>
-        <w:t xml:space="preserve"> = 14.0 с</w:t>
-      </w:r>
-    </w:p>
-    <w:p>
-      <w:pPr>
-        <w:pStyle w:val="ab"/>
-        <w:rPr>
-          <w:lang w:val="ru-RU"/>
-        </w:rPr>
-      </w:pPr>
-      <w:r>
-        <w:t>P</w:t>
-      </w:r>
-      <w:r>
-        <w:rPr>
-          <w:lang w:val="ru-RU"/>
-        </w:rPr>
-        <w:t>_баз = 0.94</w:t>
-      </w:r>
-    </w:p>
-    <w:p>
-      <w:pPr>
-        <w:pStyle w:val="ab"/>
-        <w:rPr>
-          <w:lang w:val="ru-RU"/>
-        </w:rPr>
-      </w:pPr>
-    </w:p>
-    <w:p>
-      <w:pPr>
-        <w:pStyle w:val="ab"/>
-        <w:rPr>
-          <w:lang w:val="ru-RU"/>
-        </w:rPr>
-      </w:pPr>
-      <w:r>
-        <w:t>m</w:t>
-      </w:r>
-      <w:r>
-        <w:rPr>
-          <w:lang w:val="ru-RU"/>
-        </w:rPr>
-        <w:t>41 = 0.995 (безотказность)</w:t>
-      </w:r>
-    </w:p>
-    <w:p>
-      <w:pPr>
-        <w:pStyle w:val="ab"/>
-        <w:rPr>
-          <w:lang w:val="ru-RU"/>
-        </w:rPr>
-      </w:pPr>
-      <w:r>
-        <w:t>m</w:t>
-      </w:r>
-      <w:r>
-        <w:rPr>
-          <w:lang w:val="ru-RU"/>
-        </w:rPr>
-        <w:t>51 = 0.8636 (время восстановления)</w:t>
-      </w:r>
-    </w:p>
-    <w:p>
-      <w:pPr>
-        <w:pStyle w:val="ab"/>
-        <w:rPr>
-          <w:lang w:val="ru-RU"/>
-        </w:rPr>
-      </w:pPr>
-      <w:r>
-        <w:t>m</w:t>
-      </w:r>
-      <w:r>
-        <w:rPr>
-          <w:lang w:val="ru-RU"/>
-        </w:rPr>
-        <w:t>52 = 1.0 (время преобразования)</w:t>
-      </w:r>
-    </w:p>
-    <w:p>
-      <w:pPr>
-        <w:pStyle w:val="ab"/>
-        <w:rPr>
-          <w:lang w:val="ru-RU"/>
-        </w:rPr>
-      </w:pPr>
-      <w:r>
-        <w:t>P</w:t>
-      </w:r>
-      <w:r>
-        <w:rPr>
-          <w:lang w:val="ru-RU"/>
-        </w:rPr>
-        <w:t>_24^</w:t>
-      </w:r>
-      <w:r>
-        <w:t>M</w:t>
-      </w:r>
-      <w:r>
-        <w:rPr>
-          <w:lang w:val="ru-RU"/>
-        </w:rPr>
-        <w:t xml:space="preserve"> = 0.995 (метрика </w:t>
-      </w:r>
-      <w:r>
-        <w:t>H</w:t>
-      </w:r>
-      <w:r>
-        <w:rPr>
-          <w:lang w:val="ru-RU"/>
-        </w:rPr>
-        <w:t>04)</w:t>
-      </w:r>
-    </w:p>
-    <w:p>
-      <w:pPr>
-        <w:pStyle w:val="ab"/>
-        <w:rPr>
-          <w:lang w:val="ru-RU"/>
-        </w:rPr>
-      </w:pPr>
-      <w:r>
-        <w:lastRenderedPageBreak/>
-        <w:t>P</w:t>
-      </w:r>
-      <w:r>
-        <w:rPr>
-          <w:lang w:val="ru-RU"/>
-        </w:rPr>
-        <w:t>_25^</w:t>
-      </w:r>
-      <w:r>
-        <w:t>M</w:t>
-      </w:r>
-      <w:r>
-        <w:rPr>
-          <w:lang w:val="ru-RU"/>
-        </w:rPr>
-        <w:t xml:space="preserve"> = 0.9318 (метрика </w:t>
-      </w:r>
-      <w:r>
-        <w:t>H</w:t>
-      </w:r>
-      <w:r>
-        <w:rPr>
-          <w:lang w:val="ru-RU"/>
-        </w:rPr>
-        <w:t>05)</w:t>
-      </w:r>
-    </w:p>
-    <w:p>
-      <w:pPr>
-        <w:pStyle w:val="ab"/>
-        <w:rPr>
-          <w:lang w:val="ru-RU"/>
-        </w:rPr>
-      </w:pPr>
-      <w:r>
-        <w:t>P</w:t>
-      </w:r>
-      <w:r>
-        <w:rPr>
-          <w:lang w:val="ru-RU"/>
-        </w:rPr>
-        <w:t xml:space="preserve">_12 = 0.9634 (критерий </w:t>
-      </w:r>
-      <w:r>
-        <w:t>H</w:t>
-      </w:r>
-      <w:r>
-        <w:rPr>
-          <w:lang w:val="ru-RU"/>
-        </w:rPr>
-        <w:t xml:space="preserve">2, </w:t>
-      </w:r>
-      <w:proofErr w:type="spellStart"/>
-      <w:r>
-        <w:rPr>
-          <w:lang w:val="ru-RU"/>
-        </w:rPr>
-        <w:t>абс</w:t>
-      </w:r>
-      <w:proofErr w:type="spellEnd"/>
-      <w:r>
-        <w:rPr>
-          <w:lang w:val="ru-RU"/>
-        </w:rPr>
-        <w:t>.)</w:t>
-      </w:r>
-    </w:p>
-    <w:p>
-      <w:pPr>
-        <w:pStyle w:val="ab"/>
-        <w:rPr>
-          <w:lang w:val="ru-RU"/>
-        </w:rPr>
-      </w:pPr>
-      <w:r>
-        <w:t>K</w:t>
-      </w:r>
-      <w:r>
-        <w:rPr>
-          <w:lang w:val="ru-RU"/>
-        </w:rPr>
-        <w:t xml:space="preserve">_12 = 1.0 (критерий </w:t>
-      </w:r>
-      <w:r>
-        <w:t>H</w:t>
-      </w:r>
-      <w:r>
-        <w:rPr>
-          <w:lang w:val="ru-RU"/>
-        </w:rPr>
-        <w:t xml:space="preserve">2, </w:t>
-      </w:r>
-      <w:proofErr w:type="spellStart"/>
-      <w:r>
-        <w:rPr>
-          <w:lang w:val="ru-RU"/>
-        </w:rPr>
-        <w:t>отн</w:t>
-      </w:r>
-      <w:proofErr w:type="spellEnd"/>
-      <w:r>
-        <w:rPr>
-          <w:lang w:val="ru-RU"/>
-        </w:rPr>
-        <w:t>.)</w:t>
-      </w:r>
-    </w:p>
-    <w:p>
-      <w:pPr>
-        <w:pStyle w:val="ab"/>
-        <w:rPr>
-          <w:lang w:val="ru-RU"/>
-        </w:rPr>
-      </w:pPr>
-    </w:p>
-    <w:p>
-      <w:pPr>
-        <w:pStyle w:val="ab"/>
-        <w:rPr>
-          <w:lang w:val="ru-RU"/>
-        </w:rPr>
-      </w:pPr>
-      <w:r>
-        <w:t>K</w:t>
-      </w:r>
-      <w:r>
-        <w:rPr>
-          <w:lang w:val="ru-RU"/>
-        </w:rPr>
-        <w:t>_ф = 1.0 (ФАКТОР НАДЁЖНОСТИ)</w:t>
-      </w:r>
-    </w:p>
-    <w:p>
-      <w:pPr>
-        <w:pStyle w:val="2"/>
-      </w:pPr>
-    </w:p>
-    <w:p>
-      <w:pPr>
-        <w:pStyle w:val="2"/>
-      </w:pPr>
-      <w:r>
-        <w:t xml:space="preserve">Сравнение ручного и программного расчёта </w:t>
-      </w:r>
-      <w:r>
-        <w:t>представлено в таблице 3.</w:t>
-      </w:r>
     </w:p>
     <w:p>
       <w:pPr>
@@ -15766,7 +16052,22 @@
         <w:t xml:space="preserve">зультаты </w:t>
       </w:r>
       <w:r>
-        <w:t>ручного и программного расчёта</w:t>
+        <w:t xml:space="preserve">ручного и </w:t>
+      </w:r>
+      <w:r>
+        <w:t xml:space="preserve">3 </w:t>
+      </w:r>
+      <w:r>
+        <w:t>программн</w:t>
+      </w:r>
+      <w:r>
+        <w:t xml:space="preserve">ых </w:t>
+      </w:r>
+      <w:r>
+        <w:t>расчёт</w:t>
+      </w:r>
+      <w:r>
+        <w:t>ов</w:t>
       </w:r>
     </w:p>
     <w:tbl>
@@ -15776,18 +16077,22 @@
         <w:tblLook w:val="04A0" w:firstRow="1" w:lastRow="0" w:firstColumn="1" w:lastColumn="0" w:noHBand="0" w:noVBand="1"/>
       </w:tblPr>
       <w:tblGrid>
-        <w:gridCol w:w="1794"/>
-        <w:gridCol w:w="1794"/>
-        <w:gridCol w:w="1794"/>
+        <w:gridCol w:w="1387"/>
+        <w:gridCol w:w="1010"/>
+        <w:gridCol w:w="2316"/>
+        <w:gridCol w:w="2316"/>
+        <w:gridCol w:w="2316"/>
       </w:tblGrid>
       <w:tr>
         <w:tc>
           <w:tcPr>
-            <w:tcW w:w="1794" w:type="dxa"/>
+            <w:tcW w:w="1387" w:type="dxa"/>
+            <w:vMerge w:val="restart"/>
           </w:tcPr>
           <w:p>
             <w:pPr>
               <w:pStyle w:val="a7"/>
+              <w:jc w:val="center"/>
             </w:pPr>
             <w:r>
               <w:t>Показатель</w:t>
@@ -15796,11 +16101,13 @@
         </w:tc>
         <w:tc>
           <w:tcPr>
-            <w:tcW w:w="1794" w:type="dxa"/>
+            <w:tcW w:w="1010" w:type="dxa"/>
+            <w:vMerge w:val="restart"/>
           </w:tcPr>
           <w:p>
             <w:pPr>
               <w:pStyle w:val="a7"/>
+              <w:jc w:val="center"/>
             </w:pPr>
             <w:r>
               <w:t>Ручной расчёт</w:t>
@@ -15809,11 +16116,13 @@
         </w:tc>
         <w:tc>
           <w:tcPr>
-            <w:tcW w:w="1794" w:type="dxa"/>
+            <w:tcW w:w="6948" w:type="dxa"/>
+            <w:gridSpan w:val="3"/>
           </w:tcPr>
           <w:p>
             <w:pPr>
               <w:pStyle w:val="a7"/>
+              <w:jc w:val="center"/>
             </w:pPr>
             <w:r>
               <w:t>Программа</w:t>
@@ -15824,54 +16133,67 @@
       <w:tr>
         <w:tc>
           <w:tcPr>
-            <w:tcW w:w="1794" w:type="dxa"/>
+            <w:tcW w:w="1387" w:type="dxa"/>
+            <w:vMerge/>
           </w:tcPr>
           <w:p>
             <w:pPr>
               <w:pStyle w:val="a7"/>
-              <w:rPr>
-                <w:vertAlign w:val="subscript"/>
-                <w:lang w:val="en-US"/>
-              </w:rPr>
+              <w:jc w:val="center"/>
             </w:pPr>
-            <w:r>
-              <w:rPr>
-                <w:lang w:val="en-US"/>
-              </w:rPr>
-              <w:t>m</w:t>
-            </w:r>
-            <w:r>
-              <w:rPr>
-                <w:vertAlign w:val="subscript"/>
-                <w:lang w:val="en-US"/>
-              </w:rPr>
-              <w:t>41</w:t>
-            </w:r>
           </w:p>
         </w:tc>
         <w:tc>
           <w:tcPr>
-            <w:tcW w:w="1794" w:type="dxa"/>
+            <w:tcW w:w="1010" w:type="dxa"/>
+            <w:vMerge/>
           </w:tcPr>
           <w:p>
             <w:pPr>
-              <w:pStyle w:val="ae"/>
+              <w:pStyle w:val="a7"/>
+              <w:jc w:val="center"/>
             </w:pPr>
-            <w:r>
-              <w:t>0,995</w:t>
-            </w:r>
           </w:p>
         </w:tc>
         <w:tc>
           <w:tcPr>
-            <w:tcW w:w="1794" w:type="dxa"/>
+            <w:tcW w:w="2316" w:type="dxa"/>
           </w:tcPr>
           <w:p>
             <w:pPr>
-              <w:pStyle w:val="ae"/>
+              <w:pStyle w:val="a7"/>
+              <w:jc w:val="center"/>
             </w:pPr>
             <w:r>
-              <w:t>0,995</w:t>
+              <w:t>1 генерация</w:t>
+            </w:r>
+          </w:p>
+        </w:tc>
+        <w:tc>
+          <w:tcPr>
+            <w:tcW w:w="2316" w:type="dxa"/>
+          </w:tcPr>
+          <w:p>
+            <w:pPr>
+              <w:pStyle w:val="a7"/>
+              <w:jc w:val="center"/>
+            </w:pPr>
+            <w:r>
+              <w:t>2 генерация</w:t>
+            </w:r>
+          </w:p>
+        </w:tc>
+        <w:tc>
+          <w:tcPr>
+            <w:tcW w:w="2316" w:type="dxa"/>
+          </w:tcPr>
+          <w:p>
+            <w:pPr>
+              <w:pStyle w:val="a7"/>
+              <w:jc w:val="center"/>
+            </w:pPr>
+            <w:r>
+              <w:t>3 генерация</w:t>
             </w:r>
           </w:p>
         </w:tc>
@@ -15879,7 +16201,7 @@
       <w:tr>
         <w:tc>
           <w:tcPr>
-            <w:tcW w:w="1794" w:type="dxa"/>
+            <w:tcW w:w="1387" w:type="dxa"/>
           </w:tcPr>
           <w:p>
             <w:pPr>
@@ -15900,33 +16222,59 @@
                 <w:vertAlign w:val="subscript"/>
                 <w:lang w:val="en-US"/>
               </w:rPr>
-              <w:t>51</w:t>
+              <w:t>41</w:t>
             </w:r>
           </w:p>
         </w:tc>
         <w:tc>
           <w:tcPr>
-            <w:tcW w:w="1794" w:type="dxa"/>
+            <w:tcW w:w="1010" w:type="dxa"/>
           </w:tcPr>
           <w:p>
             <w:pPr>
               <w:pStyle w:val="ae"/>
             </w:pPr>
             <w:r>
-              <w:t>0,864</w:t>
+              <w:t>0,995</w:t>
             </w:r>
           </w:p>
         </w:tc>
         <w:tc>
           <w:tcPr>
-            <w:tcW w:w="1794" w:type="dxa"/>
+            <w:tcW w:w="2316" w:type="dxa"/>
           </w:tcPr>
           <w:p>
             <w:pPr>
               <w:pStyle w:val="ae"/>
             </w:pPr>
             <w:r>
-              <w:t>0,8636</w:t>
+              <w:t>0,995</w:t>
+            </w:r>
+          </w:p>
+        </w:tc>
+        <w:tc>
+          <w:tcPr>
+            <w:tcW w:w="2316" w:type="dxa"/>
+          </w:tcPr>
+          <w:p>
+            <w:pPr>
+              <w:pStyle w:val="ae"/>
+            </w:pPr>
+            <w:r>
+              <w:t>0,995</w:t>
+            </w:r>
+          </w:p>
+        </w:tc>
+        <w:tc>
+          <w:tcPr>
+            <w:tcW w:w="2316" w:type="dxa"/>
+          </w:tcPr>
+          <w:p>
+            <w:pPr>
+              <w:pStyle w:val="ae"/>
+            </w:pPr>
+            <w:r>
+              <w:t>0,995</w:t>
             </w:r>
           </w:p>
         </w:tc>
@@ -15934,7 +16282,7 @@
       <w:tr>
         <w:tc>
           <w:tcPr>
-            <w:tcW w:w="1794" w:type="dxa"/>
+            <w:tcW w:w="1387" w:type="dxa"/>
           </w:tcPr>
           <w:p>
             <w:pPr>
@@ -15955,33 +16303,59 @@
                 <w:vertAlign w:val="subscript"/>
                 <w:lang w:val="en-US"/>
               </w:rPr>
-              <w:t>52</w:t>
+              <w:t>51</w:t>
             </w:r>
           </w:p>
         </w:tc>
         <w:tc>
           <w:tcPr>
-            <w:tcW w:w="1794" w:type="dxa"/>
+            <w:tcW w:w="1010" w:type="dxa"/>
           </w:tcPr>
           <w:p>
             <w:pPr>
               <w:pStyle w:val="ae"/>
             </w:pPr>
             <w:r>
-              <w:t>1,0</w:t>
+              <w:t>0,864</w:t>
             </w:r>
           </w:p>
         </w:tc>
         <w:tc>
           <w:tcPr>
-            <w:tcW w:w="1794" w:type="dxa"/>
+            <w:tcW w:w="2316" w:type="dxa"/>
           </w:tcPr>
           <w:p>
             <w:pPr>
               <w:pStyle w:val="ae"/>
             </w:pPr>
             <w:r>
-              <w:t>1,0</w:t>
+              <w:t>0.8519062256131146</w:t>
+            </w:r>
+          </w:p>
+        </w:tc>
+        <w:tc>
+          <w:tcPr>
+            <w:tcW w:w="2316" w:type="dxa"/>
+          </w:tcPr>
+          <w:p>
+            <w:pPr>
+              <w:pStyle w:val="ae"/>
+            </w:pPr>
+            <w:r>
+              <w:t>0.8600218113101072</w:t>
+            </w:r>
+          </w:p>
+        </w:tc>
+        <w:tc>
+          <w:tcPr>
+            <w:tcW w:w="2316" w:type="dxa"/>
+          </w:tcPr>
+          <w:p>
+            <w:pPr>
+              <w:pStyle w:val="ae"/>
+            </w:pPr>
+            <w:r>
+              <w:t>0.8942365154118643</w:t>
             </w:r>
           </w:p>
         </w:tc>
@@ -15989,61 +16363,80 @@
       <w:tr>
         <w:tc>
           <w:tcPr>
-            <w:tcW w:w="1794" w:type="dxa"/>
+            <w:tcW w:w="1387" w:type="dxa"/>
           </w:tcPr>
           <w:p>
             <w:pPr>
               <w:pStyle w:val="a7"/>
               <w:rPr>
-                <w:vertAlign w:val="superscript"/>
-                <w:lang w:val="en-US"/>
-              </w:rPr>
-            </w:pPr>
-            <w:r>
-              <w:rPr>
-                <w:lang w:val="en-US"/>
-              </w:rPr>
-              <w:t>P</w:t>
-            </w:r>
-            <w:r>
-              <w:rPr>
                 <w:vertAlign w:val="subscript"/>
                 <w:lang w:val="en-US"/>
               </w:rPr>
-              <w:t>24</w:t>
-            </w:r>
-            <w:r>
-              <w:rPr>
-                <w:vertAlign w:val="superscript"/>
+            </w:pPr>
+            <w:r>
+              <w:rPr>
                 <w:lang w:val="en-US"/>
               </w:rPr>
-              <w:t>M</w:t>
+              <w:t>m</w:t>
+            </w:r>
+            <w:r>
+              <w:rPr>
+                <w:vertAlign w:val="subscript"/>
+                <w:lang w:val="en-US"/>
+              </w:rPr>
+              <w:t>52</w:t>
             </w:r>
           </w:p>
         </w:tc>
         <w:tc>
           <w:tcPr>
-            <w:tcW w:w="1794" w:type="dxa"/>
+            <w:tcW w:w="1010" w:type="dxa"/>
           </w:tcPr>
           <w:p>
             <w:pPr>
               <w:pStyle w:val="ae"/>
             </w:pPr>
             <w:r>
-              <w:t>0,995</w:t>
+              <w:t>1,0</w:t>
             </w:r>
           </w:p>
         </w:tc>
         <w:tc>
           <w:tcPr>
-            <w:tcW w:w="1794" w:type="dxa"/>
+            <w:tcW w:w="2316" w:type="dxa"/>
           </w:tcPr>
           <w:p>
             <w:pPr>
               <w:pStyle w:val="ae"/>
             </w:pPr>
             <w:r>
-              <w:t>0,995</w:t>
+              <w:t>1,0</w:t>
+            </w:r>
+          </w:p>
+        </w:tc>
+        <w:tc>
+          <w:tcPr>
+            <w:tcW w:w="2316" w:type="dxa"/>
+          </w:tcPr>
+          <w:p>
+            <w:pPr>
+              <w:pStyle w:val="ae"/>
+            </w:pPr>
+            <w:r>
+              <w:t>1,0</w:t>
+            </w:r>
+          </w:p>
+        </w:tc>
+        <w:tc>
+          <w:tcPr>
+            <w:tcW w:w="2316" w:type="dxa"/>
+          </w:tcPr>
+          <w:p>
+            <w:pPr>
+              <w:pStyle w:val="ae"/>
+            </w:pPr>
+            <w:r>
+              <w:t>1,0</w:t>
             </w:r>
           </w:p>
         </w:tc>
@@ -16051,7 +16444,7 @@
       <w:tr>
         <w:tc>
           <w:tcPr>
-            <w:tcW w:w="1794" w:type="dxa"/>
+            <w:tcW w:w="1387" w:type="dxa"/>
           </w:tcPr>
           <w:p>
             <w:pPr>
@@ -16072,7 +16465,7 @@
                 <w:vertAlign w:val="subscript"/>
                 <w:lang w:val="en-US"/>
               </w:rPr>
-              <w:t>25</w:t>
+              <w:t>24</w:t>
             </w:r>
             <w:r>
               <w:rPr>
@@ -16085,27 +16478,53 @@
         </w:tc>
         <w:tc>
           <w:tcPr>
-            <w:tcW w:w="1794" w:type="dxa"/>
+            <w:tcW w:w="1010" w:type="dxa"/>
           </w:tcPr>
           <w:p>
             <w:pPr>
               <w:pStyle w:val="ae"/>
             </w:pPr>
             <w:r>
-              <w:t>0,932</w:t>
+              <w:t>0,995</w:t>
             </w:r>
           </w:p>
         </w:tc>
         <w:tc>
           <w:tcPr>
-            <w:tcW w:w="1794" w:type="dxa"/>
+            <w:tcW w:w="2316" w:type="dxa"/>
           </w:tcPr>
           <w:p>
             <w:pPr>
               <w:pStyle w:val="ae"/>
             </w:pPr>
             <w:r>
-              <w:t>0,9318</w:t>
+              <w:t>0,995</w:t>
+            </w:r>
+          </w:p>
+        </w:tc>
+        <w:tc>
+          <w:tcPr>
+            <w:tcW w:w="2316" w:type="dxa"/>
+          </w:tcPr>
+          <w:p>
+            <w:pPr>
+              <w:pStyle w:val="ae"/>
+            </w:pPr>
+            <w:r>
+              <w:t>0.995</w:t>
+            </w:r>
+          </w:p>
+        </w:tc>
+        <w:tc>
+          <w:tcPr>
+            <w:tcW w:w="2316" w:type="dxa"/>
+          </w:tcPr>
+          <w:p>
+            <w:pPr>
+              <w:pStyle w:val="ae"/>
+            </w:pPr>
+            <w:r>
+              <w:t>0.995</w:t>
             </w:r>
           </w:p>
         </w:tc>
@@ -16113,57 +16532,87 @@
       <w:tr>
         <w:tc>
           <w:tcPr>
-            <w:tcW w:w="1794" w:type="dxa"/>
+            <w:tcW w:w="1387" w:type="dxa"/>
           </w:tcPr>
           <w:p>
             <w:pPr>
               <w:pStyle w:val="a7"/>
               <w:rPr>
+                <w:vertAlign w:val="superscript"/>
+                <w:lang w:val="en-US"/>
+              </w:rPr>
+            </w:pPr>
+            <w:r>
+              <w:rPr>
+                <w:lang w:val="en-US"/>
+              </w:rPr>
+              <w:t>P</w:t>
+            </w:r>
+            <w:r>
+              <w:rPr>
                 <w:vertAlign w:val="subscript"/>
                 <w:lang w:val="en-US"/>
               </w:rPr>
-            </w:pPr>
-            <w:r>
-              <w:rPr>
+              <w:t>25</w:t>
+            </w:r>
+            <w:r>
+              <w:rPr>
+                <w:vertAlign w:val="superscript"/>
                 <w:lang w:val="en-US"/>
               </w:rPr>
-              <w:t>P</w:t>
-            </w:r>
-            <w:r>
-              <w:rPr>
-                <w:vertAlign w:val="subscript"/>
-                <w:lang w:val="en-US"/>
-              </w:rPr>
-              <w:t>12</w:t>
+              <w:t>M</w:t>
             </w:r>
           </w:p>
         </w:tc>
         <w:tc>
           <w:tcPr>
-            <w:tcW w:w="1794" w:type="dxa"/>
+            <w:tcW w:w="1010" w:type="dxa"/>
           </w:tcPr>
           <w:p>
             <w:pPr>
               <w:pStyle w:val="ae"/>
             </w:pPr>
             <w:r>
-              <w:t>0,9635</w:t>
+              <w:t>0,932</w:t>
             </w:r>
           </w:p>
         </w:tc>
         <w:tc>
           <w:tcPr>
-            <w:tcW w:w="1794" w:type="dxa"/>
+            <w:tcW w:w="2316" w:type="dxa"/>
           </w:tcPr>
           <w:p>
             <w:pPr>
               <w:pStyle w:val="ae"/>
             </w:pPr>
             <w:r>
-              <w:t>0,963</w:t>
-            </w:r>
-            <w:r>
-              <w:t>4</w:t>
+              <w:t>0.9259531128065572</w:t>
+            </w:r>
+          </w:p>
+        </w:tc>
+        <w:tc>
+          <w:tcPr>
+            <w:tcW w:w="2316" w:type="dxa"/>
+          </w:tcPr>
+          <w:p>
+            <w:pPr>
+              <w:pStyle w:val="ae"/>
+            </w:pPr>
+            <w:r>
+              <w:t>0.9300109056550536</w:t>
+            </w:r>
+          </w:p>
+        </w:tc>
+        <w:tc>
+          <w:tcPr>
+            <w:tcW w:w="2316" w:type="dxa"/>
+          </w:tcPr>
+          <w:p>
+            <w:pPr>
+              <w:pStyle w:val="ae"/>
+            </w:pPr>
+            <w:r>
+              <w:t>0.9471182577059322</w:t>
             </w:r>
           </w:p>
         </w:tc>
@@ -16171,7 +16620,7 @@
       <w:tr>
         <w:tc>
           <w:tcPr>
-            <w:tcW w:w="1794" w:type="dxa"/>
+            <w:tcW w:w="1387" w:type="dxa"/>
           </w:tcPr>
           <w:p>
             <w:pPr>
@@ -16185,7 +16634,7 @@
               <w:rPr>
                 <w:lang w:val="en-US"/>
               </w:rPr>
-              <w:t>K</w:t>
+              <w:t>P</w:t>
             </w:r>
             <w:r>
               <w:rPr>
@@ -16198,27 +16647,53 @@
         </w:tc>
         <w:tc>
           <w:tcPr>
-            <w:tcW w:w="1794" w:type="dxa"/>
+            <w:tcW w:w="1010" w:type="dxa"/>
           </w:tcPr>
           <w:p>
             <w:pPr>
               <w:pStyle w:val="ae"/>
             </w:pPr>
             <w:r>
-              <w:t>1,0</w:t>
+              <w:t>0,9635</w:t>
             </w:r>
           </w:p>
         </w:tc>
         <w:tc>
           <w:tcPr>
-            <w:tcW w:w="1794" w:type="dxa"/>
+            <w:tcW w:w="2316" w:type="dxa"/>
           </w:tcPr>
           <w:p>
             <w:pPr>
               <w:pStyle w:val="ae"/>
             </w:pPr>
             <w:r>
-              <w:t>1,0</w:t>
+              <w:t>0.9604765564032787</w:t>
+            </w:r>
+          </w:p>
+        </w:tc>
+        <w:tc>
+          <w:tcPr>
+            <w:tcW w:w="2316" w:type="dxa"/>
+          </w:tcPr>
+          <w:p>
+            <w:pPr>
+              <w:pStyle w:val="ae"/>
+            </w:pPr>
+            <w:r>
+              <w:t>0.9625054528275268</w:t>
+            </w:r>
+          </w:p>
+        </w:tc>
+        <w:tc>
+          <w:tcPr>
+            <w:tcW w:w="2316" w:type="dxa"/>
+          </w:tcPr>
+          <w:p>
+            <w:pPr>
+              <w:pStyle w:val="ae"/>
+            </w:pPr>
+            <w:r>
+              <w:t>0.9710591288529661</w:t>
             </w:r>
           </w:p>
         </w:tc>
@@ -16226,13 +16701,14 @@
       <w:tr>
         <w:tc>
           <w:tcPr>
-            <w:tcW w:w="1794" w:type="dxa"/>
+            <w:tcW w:w="1387" w:type="dxa"/>
           </w:tcPr>
           <w:p>
             <w:pPr>
               <w:pStyle w:val="a7"/>
               <w:rPr>
-                <w:vertAlign w:val="superscript"/>
+                <w:vertAlign w:val="subscript"/>
+                <w:lang w:val="en-US"/>
               </w:rPr>
             </w:pPr>
             <w:r>
@@ -16243,35 +16719,141 @@
             </w:r>
             <w:r>
               <w:rPr>
-                <w:vertAlign w:val="superscript"/>
-              </w:rPr>
-              <w:t>ф</w:t>
+                <w:vertAlign w:val="subscript"/>
+                <w:lang w:val="en-US"/>
+              </w:rPr>
+              <w:t>12</w:t>
             </w:r>
           </w:p>
         </w:tc>
         <w:tc>
           <w:tcPr>
-            <w:tcW w:w="1794" w:type="dxa"/>
+            <w:tcW w:w="1010" w:type="dxa"/>
           </w:tcPr>
           <w:p>
             <w:pPr>
               <w:pStyle w:val="ae"/>
             </w:pPr>
             <w:r>
-              <w:t>1,0</w:t>
+              <w:t>1,025</w:t>
             </w:r>
           </w:p>
         </w:tc>
         <w:tc>
           <w:tcPr>
-            <w:tcW w:w="1794" w:type="dxa"/>
+            <w:tcW w:w="2316" w:type="dxa"/>
           </w:tcPr>
           <w:p>
             <w:pPr>
               <w:pStyle w:val="ae"/>
             </w:pPr>
             <w:r>
-              <w:t>1,0</w:t>
+              <w:t>1.021783570641786</w:t>
+            </w:r>
+          </w:p>
+        </w:tc>
+        <w:tc>
+          <w:tcPr>
+            <w:tcW w:w="2316" w:type="dxa"/>
+          </w:tcPr>
+          <w:p>
+            <w:pPr>
+              <w:pStyle w:val="ae"/>
+            </w:pPr>
+            <w:r>
+              <w:t>1.0239419710931137</w:t>
+            </w:r>
+          </w:p>
+        </w:tc>
+        <w:tc>
+          <w:tcPr>
+            <w:tcW w:w="2316" w:type="dxa"/>
+          </w:tcPr>
+          <w:p>
+            <w:pPr>
+              <w:pStyle w:val="ae"/>
+            </w:pPr>
+            <w:r>
+              <w:t>1.0330416264393256</w:t>
+            </w:r>
+          </w:p>
+        </w:tc>
+      </w:tr>
+      <w:tr>
+        <w:tc>
+          <w:tcPr>
+            <w:tcW w:w="1387" w:type="dxa"/>
+          </w:tcPr>
+          <w:p>
+            <w:pPr>
+              <w:pStyle w:val="a7"/>
+              <w:rPr>
+                <w:vertAlign w:val="superscript"/>
+              </w:rPr>
+            </w:pPr>
+            <w:r>
+              <w:rPr>
+                <w:lang w:val="en-US"/>
+              </w:rPr>
+              <w:t>K</w:t>
+            </w:r>
+            <w:r>
+              <w:rPr>
+                <w:vertAlign w:val="superscript"/>
+              </w:rPr>
+              <w:t>ф</w:t>
+            </w:r>
+          </w:p>
+        </w:tc>
+        <w:tc>
+          <w:tcPr>
+            <w:tcW w:w="1010" w:type="dxa"/>
+          </w:tcPr>
+          <w:p>
+            <w:pPr>
+              <w:pStyle w:val="ae"/>
+            </w:pPr>
+            <w:r>
+              <w:t>1,025</w:t>
+            </w:r>
+          </w:p>
+        </w:tc>
+        <w:tc>
+          <w:tcPr>
+            <w:tcW w:w="2316" w:type="dxa"/>
+          </w:tcPr>
+          <w:p>
+            <w:pPr>
+              <w:pStyle w:val="ae"/>
+            </w:pPr>
+            <w:r>
+              <w:t>1.021783570641786</w:t>
+            </w:r>
+          </w:p>
+        </w:tc>
+        <w:tc>
+          <w:tcPr>
+            <w:tcW w:w="2316" w:type="dxa"/>
+          </w:tcPr>
+          <w:p>
+            <w:pPr>
+              <w:pStyle w:val="ae"/>
+            </w:pPr>
+            <w:r>
+              <w:t>1.0239419710931137</w:t>
+            </w:r>
+          </w:p>
+        </w:tc>
+        <w:tc>
+          <w:tcPr>
+            <w:tcW w:w="2316" w:type="dxa"/>
+          </w:tcPr>
+          <w:p>
+            <w:pPr>
+              <w:pStyle w:val="ae"/>
+            </w:pPr>
+            <w:r>
+              <w:t>1.0330416264393256</w:t>
             </w:r>
           </w:p>
         </w:tc>
@@ -16287,14 +16869,539 @@
         <w:pStyle w:val="a8"/>
       </w:pPr>
       <w:r>
-        <w:t>Результаты ручного расчёта и программы совпадают за исключением</w:t>
-      </w:r>
-      <w:r>
-        <w:t xml:space="preserve"> погрешности при округлении во время ручного расчёта</w:t>
-      </w:r>
-      <w:r>
-        <w:t>.</w:t>
-      </w:r>
+        <w:t xml:space="preserve">Таблица 3 – Результаты </w:t>
+      </w:r>
+      <w:r>
+        <w:t xml:space="preserve">ручного и </w:t>
+      </w:r>
+      <w:r>
+        <w:t xml:space="preserve">среднее значение 3 </w:t>
+      </w:r>
+      <w:r>
+        <w:t>программн</w:t>
+      </w:r>
+      <w:r>
+        <w:t xml:space="preserve">ых </w:t>
+      </w:r>
+      <w:r>
+        <w:t>расчёт</w:t>
+      </w:r>
+      <w:r>
+        <w:t>ов</w:t>
+      </w:r>
+    </w:p>
+    <w:tbl>
+      <w:tblPr>
+        <w:tblStyle w:val="TableGrid"/>
+        <w:tblW w:w="0" w:type="auto"/>
+        <w:tblLook w:val="04A0" w:firstRow="1" w:lastRow="0" w:firstColumn="1" w:lastColumn="0" w:noHBand="0" w:noVBand="1"/>
+      </w:tblPr>
+      <w:tblGrid>
+        <w:gridCol w:w="1387"/>
+        <w:gridCol w:w="1010"/>
+        <w:gridCol w:w="2316"/>
+      </w:tblGrid>
+      <w:tr>
+        <w:tc>
+          <w:tcPr>
+            <w:tcW w:w="1387" w:type="dxa"/>
+          </w:tcPr>
+          <w:p>
+            <w:pPr>
+              <w:pStyle w:val="a7"/>
+              <w:jc w:val="center"/>
+            </w:pPr>
+            <w:r>
+              <w:t>Показатель</w:t>
+            </w:r>
+          </w:p>
+        </w:tc>
+        <w:tc>
+          <w:tcPr>
+            <w:tcW w:w="1010" w:type="dxa"/>
+          </w:tcPr>
+          <w:p>
+            <w:pPr>
+              <w:pStyle w:val="a7"/>
+              <w:jc w:val="center"/>
+            </w:pPr>
+            <w:r>
+              <w:t>Ручной расчёт</w:t>
+            </w:r>
+          </w:p>
+        </w:tc>
+        <w:tc>
+          <w:tcPr>
+            <w:tcW w:w="2316" w:type="dxa"/>
+          </w:tcPr>
+          <w:p>
+            <w:pPr>
+              <w:pStyle w:val="a7"/>
+              <w:jc w:val="center"/>
+            </w:pPr>
+            <w:r>
+              <w:t>Программа</w:t>
+            </w:r>
+          </w:p>
+        </w:tc>
+      </w:tr>
+      <w:tr>
+        <w:tc>
+          <w:tcPr>
+            <w:tcW w:w="1387" w:type="dxa"/>
+          </w:tcPr>
+          <w:p>
+            <w:pPr>
+              <w:pStyle w:val="a7"/>
+              <w:rPr>
+                <w:vertAlign w:val="subscript"/>
+                <w:lang w:val="en-US"/>
+              </w:rPr>
+            </w:pPr>
+            <w:r>
+              <w:rPr>
+                <w:lang w:val="en-US"/>
+              </w:rPr>
+              <w:t>m</w:t>
+            </w:r>
+            <w:r>
+              <w:rPr>
+                <w:vertAlign w:val="subscript"/>
+                <w:lang w:val="en-US"/>
+              </w:rPr>
+              <w:t>41</w:t>
+            </w:r>
+          </w:p>
+        </w:tc>
+        <w:tc>
+          <w:tcPr>
+            <w:tcW w:w="1010" w:type="dxa"/>
+          </w:tcPr>
+          <w:p>
+            <w:pPr>
+              <w:pStyle w:val="ae"/>
+            </w:pPr>
+            <w:r>
+              <w:t>0,995</w:t>
+            </w:r>
+          </w:p>
+        </w:tc>
+        <w:tc>
+          <w:tcPr>
+            <w:tcW w:w="2316" w:type="dxa"/>
+          </w:tcPr>
+          <w:p>
+            <w:pPr>
+              <w:pStyle w:val="ae"/>
+            </w:pPr>
+            <w:r>
+              <w:t>0,995</w:t>
+            </w:r>
+          </w:p>
+        </w:tc>
+      </w:tr>
+      <w:tr>
+        <w:tc>
+          <w:tcPr>
+            <w:tcW w:w="1387" w:type="dxa"/>
+          </w:tcPr>
+          <w:p>
+            <w:pPr>
+              <w:pStyle w:val="a7"/>
+              <w:rPr>
+                <w:vertAlign w:val="subscript"/>
+                <w:lang w:val="en-US"/>
+              </w:rPr>
+            </w:pPr>
+            <w:r>
+              <w:rPr>
+                <w:lang w:val="en-US"/>
+              </w:rPr>
+              <w:t>m</w:t>
+            </w:r>
+            <w:r>
+              <w:rPr>
+                <w:vertAlign w:val="subscript"/>
+                <w:lang w:val="en-US"/>
+              </w:rPr>
+              <w:t>51</w:t>
+            </w:r>
+          </w:p>
+        </w:tc>
+        <w:tc>
+          <w:tcPr>
+            <w:tcW w:w="1010" w:type="dxa"/>
+          </w:tcPr>
+          <w:p>
+            <w:pPr>
+              <w:pStyle w:val="ae"/>
+            </w:pPr>
+            <w:r>
+              <w:t>0,864</w:t>
+            </w:r>
+          </w:p>
+        </w:tc>
+        <w:tc>
+          <w:tcPr>
+            <w:tcW w:w="2316" w:type="dxa"/>
+          </w:tcPr>
+          <w:p>
+            <w:pPr>
+              <w:pStyle w:val="ae"/>
+            </w:pPr>
+            <w:r>
+              <w:t>0,868721517</w:t>
+            </w:r>
+          </w:p>
+        </w:tc>
+      </w:tr>
+      <w:tr>
+        <w:tc>
+          <w:tcPr>
+            <w:tcW w:w="1387" w:type="dxa"/>
+          </w:tcPr>
+          <w:p>
+            <w:pPr>
+              <w:pStyle w:val="a7"/>
+              <w:rPr>
+                <w:vertAlign w:val="subscript"/>
+                <w:lang w:val="en-US"/>
+              </w:rPr>
+            </w:pPr>
+            <w:r>
+              <w:rPr>
+                <w:lang w:val="en-US"/>
+              </w:rPr>
+              <w:t>m</w:t>
+            </w:r>
+            <w:r>
+              <w:rPr>
+                <w:vertAlign w:val="subscript"/>
+                <w:lang w:val="en-US"/>
+              </w:rPr>
+              <w:t>52</w:t>
+            </w:r>
+          </w:p>
+        </w:tc>
+        <w:tc>
+          <w:tcPr>
+            <w:tcW w:w="1010" w:type="dxa"/>
+          </w:tcPr>
+          <w:p>
+            <w:pPr>
+              <w:pStyle w:val="ae"/>
+            </w:pPr>
+            <w:r>
+              <w:t>1,0</w:t>
+            </w:r>
+          </w:p>
+        </w:tc>
+        <w:tc>
+          <w:tcPr>
+            <w:tcW w:w="2316" w:type="dxa"/>
+          </w:tcPr>
+          <w:p>
+            <w:pPr>
+              <w:pStyle w:val="ae"/>
+            </w:pPr>
+            <w:r>
+              <w:t>1,0</w:t>
+            </w:r>
+          </w:p>
+        </w:tc>
+      </w:tr>
+      <w:tr>
+        <w:tc>
+          <w:tcPr>
+            <w:tcW w:w="1387" w:type="dxa"/>
+          </w:tcPr>
+          <w:p>
+            <w:pPr>
+              <w:pStyle w:val="a7"/>
+              <w:rPr>
+                <w:vertAlign w:val="superscript"/>
+                <w:lang w:val="en-US"/>
+              </w:rPr>
+            </w:pPr>
+            <w:r>
+              <w:rPr>
+                <w:lang w:val="en-US"/>
+              </w:rPr>
+              <w:t>P</w:t>
+            </w:r>
+            <w:r>
+              <w:rPr>
+                <w:vertAlign w:val="subscript"/>
+                <w:lang w:val="en-US"/>
+              </w:rPr>
+              <w:t>24</w:t>
+            </w:r>
+            <w:r>
+              <w:rPr>
+                <w:vertAlign w:val="superscript"/>
+                <w:lang w:val="en-US"/>
+              </w:rPr>
+              <w:t>M</w:t>
+            </w:r>
+          </w:p>
+        </w:tc>
+        <w:tc>
+          <w:tcPr>
+            <w:tcW w:w="1010" w:type="dxa"/>
+          </w:tcPr>
+          <w:p>
+            <w:pPr>
+              <w:pStyle w:val="ae"/>
+            </w:pPr>
+            <w:r>
+              <w:t>0,995</w:t>
+            </w:r>
+          </w:p>
+        </w:tc>
+        <w:tc>
+          <w:tcPr>
+            <w:tcW w:w="2316" w:type="dxa"/>
+          </w:tcPr>
+          <w:p>
+            <w:pPr>
+              <w:pStyle w:val="ae"/>
+            </w:pPr>
+            <w:r>
+              <w:t>0,995</w:t>
+            </w:r>
+          </w:p>
+        </w:tc>
+      </w:tr>
+      <w:tr>
+        <w:tc>
+          <w:tcPr>
+            <w:tcW w:w="1387" w:type="dxa"/>
+          </w:tcPr>
+          <w:p>
+            <w:pPr>
+              <w:pStyle w:val="a7"/>
+              <w:rPr>
+                <w:vertAlign w:val="superscript"/>
+                <w:lang w:val="en-US"/>
+              </w:rPr>
+            </w:pPr>
+            <w:r>
+              <w:rPr>
+                <w:lang w:val="en-US"/>
+              </w:rPr>
+              <w:t>P</w:t>
+            </w:r>
+            <w:r>
+              <w:rPr>
+                <w:vertAlign w:val="subscript"/>
+                <w:lang w:val="en-US"/>
+              </w:rPr>
+              <w:t>25</w:t>
+            </w:r>
+            <w:r>
+              <w:rPr>
+                <w:vertAlign w:val="superscript"/>
+                <w:lang w:val="en-US"/>
+              </w:rPr>
+              <w:t>M</w:t>
+            </w:r>
+          </w:p>
+        </w:tc>
+        <w:tc>
+          <w:tcPr>
+            <w:tcW w:w="1010" w:type="dxa"/>
+          </w:tcPr>
+          <w:p>
+            <w:pPr>
+              <w:pStyle w:val="ae"/>
+            </w:pPr>
+            <w:r>
+              <w:t>0,932</w:t>
+            </w:r>
+          </w:p>
+        </w:tc>
+        <w:tc>
+          <w:tcPr>
+            <w:tcW w:w="2316" w:type="dxa"/>
+          </w:tcPr>
+          <w:p>
+            <w:pPr>
+              <w:pStyle w:val="ae"/>
+            </w:pPr>
+            <w:r>
+              <w:t>0,934360759</w:t>
+            </w:r>
+          </w:p>
+        </w:tc>
+      </w:tr>
+      <w:tr>
+        <w:tc>
+          <w:tcPr>
+            <w:tcW w:w="1387" w:type="dxa"/>
+          </w:tcPr>
+          <w:p>
+            <w:pPr>
+              <w:pStyle w:val="a7"/>
+              <w:rPr>
+                <w:vertAlign w:val="subscript"/>
+                <w:lang w:val="en-US"/>
+              </w:rPr>
+            </w:pPr>
+            <w:r>
+              <w:rPr>
+                <w:lang w:val="en-US"/>
+              </w:rPr>
+              <w:t>P</w:t>
+            </w:r>
+            <w:r>
+              <w:rPr>
+                <w:vertAlign w:val="subscript"/>
+                <w:lang w:val="en-US"/>
+              </w:rPr>
+              <w:t>12</w:t>
+            </w:r>
+          </w:p>
+        </w:tc>
+        <w:tc>
+          <w:tcPr>
+            <w:tcW w:w="1010" w:type="dxa"/>
+          </w:tcPr>
+          <w:p>
+            <w:pPr>
+              <w:pStyle w:val="ae"/>
+            </w:pPr>
+            <w:r>
+              <w:t>0,9635</w:t>
+            </w:r>
+          </w:p>
+        </w:tc>
+        <w:tc>
+          <w:tcPr>
+            <w:tcW w:w="2316" w:type="dxa"/>
+          </w:tcPr>
+          <w:p>
+            <w:pPr>
+              <w:pStyle w:val="ae"/>
+            </w:pPr>
+            <w:r>
+              <w:t>0,964680379</w:t>
+            </w:r>
+          </w:p>
+        </w:tc>
+      </w:tr>
+      <w:tr>
+        <w:tc>
+          <w:tcPr>
+            <w:tcW w:w="1387" w:type="dxa"/>
+          </w:tcPr>
+          <w:p>
+            <w:pPr>
+              <w:pStyle w:val="a7"/>
+              <w:rPr>
+                <w:vertAlign w:val="subscript"/>
+                <w:lang w:val="en-US"/>
+              </w:rPr>
+            </w:pPr>
+            <w:r>
+              <w:rPr>
+                <w:lang w:val="en-US"/>
+              </w:rPr>
+              <w:t>K</w:t>
+            </w:r>
+            <w:r>
+              <w:rPr>
+                <w:vertAlign w:val="subscript"/>
+                <w:lang w:val="en-US"/>
+              </w:rPr>
+              <w:t>12</w:t>
+            </w:r>
+          </w:p>
+        </w:tc>
+        <w:tc>
+          <w:tcPr>
+            <w:tcW w:w="1010" w:type="dxa"/>
+          </w:tcPr>
+          <w:p>
+            <w:pPr>
+              <w:pStyle w:val="ae"/>
+            </w:pPr>
+            <w:r>
+              <w:t>1,025</w:t>
+            </w:r>
+          </w:p>
+        </w:tc>
+        <w:tc>
+          <w:tcPr>
+            <w:tcW w:w="2316" w:type="dxa"/>
+          </w:tcPr>
+          <w:p>
+            <w:pPr>
+              <w:pStyle w:val="ae"/>
+            </w:pPr>
+            <w:r>
+              <w:t>1,026255723</w:t>
+            </w:r>
+          </w:p>
+        </w:tc>
+      </w:tr>
+      <w:tr>
+        <w:tc>
+          <w:tcPr>
+            <w:tcW w:w="1387" w:type="dxa"/>
+          </w:tcPr>
+          <w:p>
+            <w:pPr>
+              <w:pStyle w:val="a7"/>
+              <w:rPr>
+                <w:vertAlign w:val="superscript"/>
+              </w:rPr>
+            </w:pPr>
+            <w:r>
+              <w:rPr>
+                <w:lang w:val="en-US"/>
+              </w:rPr>
+              <w:t>K</w:t>
+            </w:r>
+            <w:r>
+              <w:rPr>
+                <w:vertAlign w:val="superscript"/>
+              </w:rPr>
+              <w:t>ф</w:t>
+            </w:r>
+          </w:p>
+        </w:tc>
+        <w:tc>
+          <w:tcPr>
+            <w:tcW w:w="1010" w:type="dxa"/>
+          </w:tcPr>
+          <w:p>
+            <w:pPr>
+              <w:pStyle w:val="ae"/>
+            </w:pPr>
+            <w:r>
+              <w:t>1,025</w:t>
+            </w:r>
+          </w:p>
+        </w:tc>
+        <w:tc>
+          <w:tcPr>
+            <w:tcW w:w="2316" w:type="dxa"/>
+          </w:tcPr>
+          <w:p>
+            <w:pPr>
+              <w:pStyle w:val="ae"/>
+            </w:pPr>
+            <w:r>
+              <w:t>1,026255723</w:t>
+            </w:r>
+          </w:p>
+        </w:tc>
+      </w:tr>
+    </w:tbl>
+    <w:p>
+      <w:pPr>
+        <w:pStyle w:val="a8"/>
+      </w:pPr>
     </w:p>
     <w:p>
       <w:pPr>
@@ -16342,7 +17449,13 @@
       </w:r>
       <w:proofErr w:type="spellEnd"/>
       <w:r>
-        <w:t xml:space="preserve"> = 1,0.</w:t>
+        <w:t xml:space="preserve"> = 1,0</w:t>
+      </w:r>
+      <w:r>
+        <w:t>25</w:t>
+      </w:r>
+      <w:r>
+        <w:t>.</w:t>
       </w:r>
     </w:p>
     <w:p>
@@ -16350,7 +17463,13 @@
         <w:pStyle w:val="2"/>
       </w:pPr>
       <w:r>
-        <w:t>Значение 1,0 означает, что абсолютный показатель критерия «Работоспособность» (P</w:t>
+        <w:t>Значение 1,0</w:t>
+      </w:r>
+      <w:r>
+        <w:t>25</w:t>
+      </w:r>
+      <w:r>
+        <w:t xml:space="preserve"> означает, что абсолютный показатель критерия «Работоспособность» (P</w:t>
       </w:r>
       <w:r>
         <w:rPr>
@@ -16359,7 +17478,50 @@
         <w:t>12</w:t>
       </w:r>
       <w:r>
-        <w:t xml:space="preserve"> = 0,9635) превышает базовое значение (0,94). После ограничения по п. 3.2 ГОСТ 28195-89 (единая шкала [0; 1]) относительный показатель и фактор принимают максимальное значение </w:t>
+        <w:t xml:space="preserve"> = 0,9635) превышает базовое значение (0,94). Это свидетельствует о том, что оцениваемое ПС полностью </w:t>
+      </w:r>
+      <w:r>
+        <w:t>превышает</w:t>
+      </w:r>
+      <w:r>
+        <w:t xml:space="preserve"> </w:t>
+      </w:r>
+      <w:r>
+        <w:t>эталонный</w:t>
+      </w:r>
+      <w:r>
+        <w:t xml:space="preserve"> образ</w:t>
+      </w:r>
+      <w:r>
+        <w:t>ец</w:t>
+      </w:r>
+      <w:r>
+        <w:t xml:space="preserve"> по критерию «Работоспособность».</w:t>
+      </w:r>
+    </w:p>
+    <w:p>
+      <w:pPr>
+        <w:pStyle w:val="2"/>
+      </w:pPr>
+      <w:r>
+        <w:t>Составляющие фактора:</w:t>
+      </w:r>
+    </w:p>
+    <w:p>
+      <w:pPr>
+        <w:pStyle w:val="a0"/>
+      </w:pPr>
+      <w:r>
+        <w:t>Безотказность (m</w:t>
+      </w:r>
+      <w:r>
+        <w:rPr>
+          <w:vertAlign w:val="subscript"/>
+        </w:rPr>
+        <w:t>41</w:t>
+      </w:r>
+      <w:r>
+        <w:t xml:space="preserve"> = 0,995) </w:t>
       </w:r>
       <w:r>
         <w:t>–</w:t>
@@ -16368,7 +17530,77 @@
         <w:t xml:space="preserve"> </w:t>
       </w:r>
       <w:r>
-        <w:t>единицу. Это свидетельствует о том, что оцениваемое ПС полностью соответствует эталонному образцу по критерию «Работоспособность».</w:t>
+        <w:t>высокая: лишь 6 отказов на 1200 экспериментов (интенсивность отказов 0,5%);</w:t>
+      </w:r>
+    </w:p>
+    <w:p>
+      <w:pPr>
+        <w:pStyle w:val="a0"/>
+      </w:pPr>
+      <w:r>
+        <w:t>Время преобразования (m</w:t>
+      </w:r>
+      <w:r>
+        <w:rPr>
+          <w:vertAlign w:val="subscript"/>
+        </w:rPr>
+        <w:t>52</w:t>
+      </w:r>
+      <w:r>
+        <w:t xml:space="preserve"> = 1,0) </w:t>
+      </w:r>
+      <w:r>
+        <w:t>–</w:t>
+      </w:r>
+      <w:r>
+        <w:t xml:space="preserve"> </w:t>
+      </w:r>
+      <w:r>
+        <w:t xml:space="preserve">полностью соответствует требованиям: </w:t>
+      </w:r>
+      <w:r>
+        <w:t xml:space="preserve">максимальное </w:t>
+      </w:r>
+      <w:r>
+        <w:t>время 1</w:t>
+      </w:r>
+      <w:r>
+        <w:t>2</w:t>
+      </w:r>
+      <w:r>
+        <w:t xml:space="preserve"> с укладывается в допустимые 14 с;</w:t>
+      </w:r>
+    </w:p>
+    <w:p>
+      <w:pPr>
+        <w:pStyle w:val="a0"/>
+      </w:pPr>
+      <w:r>
+        <w:t>Время восстановления (m</w:t>
+      </w:r>
+      <w:r>
+        <w:rPr>
+          <w:vertAlign w:val="subscript"/>
+        </w:rPr>
+        <w:t>51</w:t>
+      </w:r>
+      <w:r>
+        <w:t xml:space="preserve"> = 0,864) </w:t>
+      </w:r>
+      <w:r>
+        <w:t>–</w:t>
+      </w:r>
+      <w:r>
+        <w:t xml:space="preserve"> </w:t>
+      </w:r>
+      <w:r>
+        <w:t>узкое место системы: время восстановления</w:t>
+      </w:r>
+      <w:r>
+        <w:t xml:space="preserve">, которое </w:t>
+      </w:r>
+      <w:r>
+        <w:t>превышает допустимое 0,95 с на 15,8%, что снижает общую оценку.</w:t>
       </w:r>
     </w:p>
     <w:p>
@@ -16376,93 +17608,38 @@
         <w:pStyle w:val="2"/>
       </w:pPr>
       <w:r>
-        <w:t>Составляющие фактора:</w:t>
+        <w:t>Таким образом, основным направлением для повышения надёжности оцениваемого ПС является сокращение среднего времени восстановления после отказов (например, за счёт оптимизации процедур диагностики, автоматизации перезапуска и внедрения контрольных точек).</w:t>
       </w:r>
     </w:p>
     <w:p>
       <w:pPr>
         <w:pStyle w:val="a0"/>
-      </w:pPr>
-      <w:r>
-        <w:t>Безотказность (m</w:t>
+        <w:numPr>
+          <w:ilvl w:val="0"/>
+          <w:numId w:val="0"/>
+        </w:numPr>
+        <w:ind w:firstLine="709"/>
+      </w:pPr>
+      <w:r>
+        <w:t xml:space="preserve">Ручной и программный расчеты показали высокую степень совпадения. Абсолютная разница по абсолютному показателю критерия составила всего </w:t>
+      </w:r>
+      <w:r>
+        <w:rPr>
+          <w:rFonts w:cs="Times New Roman"/>
+        </w:rPr>
+        <w:t>∆</w:t>
+      </w:r>
+      <w:r>
+        <w:t>P</w:t>
       </w:r>
       <w:r>
         <w:rPr>
           <w:vertAlign w:val="subscript"/>
         </w:rPr>
-        <w:t>41</w:t>
-      </w:r>
-      <w:r>
-        <w:t xml:space="preserve"> = 0,995) </w:t>
-      </w:r>
-      <w:r>
-        <w:t>–</w:t>
-      </w:r>
-      <w:r>
-        <w:t xml:space="preserve"> </w:t>
-      </w:r>
-      <w:r>
-        <w:t>высокая: лишь 6 отказов на 1200 экспериментов (интенсивность отказов 0,5%);</w:t>
-      </w:r>
-    </w:p>
-    <w:p>
-      <w:pPr>
-        <w:pStyle w:val="a0"/>
-      </w:pPr>
-      <w:r>
-        <w:t>Время преобразования (m</w:t>
-      </w:r>
-      <w:r>
-        <w:rPr>
-          <w:vertAlign w:val="subscript"/>
-        </w:rPr>
-        <w:t>52</w:t>
-      </w:r>
-      <w:r>
-        <w:t xml:space="preserve"> = 1,0) </w:t>
-      </w:r>
-      <w:r>
-        <w:t>–</w:t>
-      </w:r>
-      <w:r>
-        <w:t xml:space="preserve"> </w:t>
-      </w:r>
-      <w:r>
-        <w:t>полностью соответствует требованиям: среднее время 10 с укладывается в допустимые 14 с;</w:t>
-      </w:r>
-    </w:p>
-    <w:p>
-      <w:pPr>
-        <w:pStyle w:val="a0"/>
-      </w:pPr>
-      <w:r>
-        <w:t>Время восстановления (m</w:t>
-      </w:r>
-      <w:r>
-        <w:rPr>
-          <w:vertAlign w:val="subscript"/>
-        </w:rPr>
-        <w:t>51</w:t>
-      </w:r>
-      <w:r>
-        <w:t xml:space="preserve"> = 0,864) </w:t>
-      </w:r>
-      <w:r>
-        <w:t>–</w:t>
-      </w:r>
-      <w:r>
-        <w:t xml:space="preserve"> </w:t>
-      </w:r>
-      <w:r>
-        <w:t>узкое место системы: среднее время восстановления 1,1 с превышает допустимое 0,95 с на 15,8%, что снижает общую оценку.</w:t>
-      </w:r>
-    </w:p>
-    <w:p>
-      <w:pPr>
-        <w:pStyle w:val="2"/>
-      </w:pPr>
-      <w:r>
-        <w:t>Таким образом, основным направлением для повышения надёжности оцениваемого ПС является сокращение среднего времени восстановления после отказов (например, за счёт оптимизации процедур диагностики, автоматизации перезапуска и внедрения контрольных точек).</w:t>
+        <w:t>12</w:t>
+      </w:r>
+      <w:r>
+        <w:t xml:space="preserve"> = |0,9635 - 0,9647| = 0,0012 (относительная погрешность 0,12%).</w:t>
       </w:r>
     </w:p>
     <w:p>
